--- a/docs/D1 - Team Formation and Contract/COSC2200_OOP3_GroupContractTemplate.docx
+++ b/docs/D1 - Team Formation and Contract/COSC2200_OOP3_GroupContractTemplate.docx
@@ -574,7 +574,7 @@
           </w:tcPr>
           <w:p>
             <w:r>
-              <w:t>N/A</w:t>
+              <w:t>5%</w:t>
             </w:r>
           </w:p>
         </w:tc>
@@ -666,7 +666,10 @@
           </w:tcPr>
           <w:p>
             <w:r>
-              <w:t>20%</w:t>
+              <w:t>15</w:t>
+            </w:r>
+            <w:r>
+              <w:t>%</w:t>
             </w:r>
           </w:p>
         </w:tc>
@@ -828,7 +831,10 @@
           </w:tcPr>
           <w:p>
             <w:r>
-              <w:t>Discord: exz01</w:t>
+              <w:t>Discord</w:t>
+            </w:r>
+            <w:r>
+              <w:t>: exz01</w:t>
             </w:r>
           </w:p>
         </w:tc>
@@ -855,7 +861,10 @@
           </w:tcPr>
           <w:p>
             <w:r>
-              <w:t>Discord: reggie556</w:t>
+              <w:t>Discord</w:t>
+            </w:r>
+            <w:r>
+              <w:t>: reggie556</w:t>
             </w:r>
           </w:p>
         </w:tc>
@@ -882,7 +891,10 @@
           </w:tcPr>
           <w:p>
             <w:r>
-              <w:t>Discord: leaderofbadguys</w:t>
+              <w:t>Discord</w:t>
+            </w:r>
+            <w:r>
+              <w:t>: leaderofbadguys</w:t>
             </w:r>
           </w:p>
         </w:tc>
@@ -932,7 +944,10 @@
         <w:t>Pokémon</w:t>
       </w:r>
       <w:r>
-        <w:t xml:space="preserve"> style </w:t>
+        <w:t>-</w:t>
+      </w:r>
+      <w:r>
+        <w:t xml:space="preserve">style </w:t>
       </w:r>
       <w:r>
         <w:t xml:space="preserve">combat </w:t>
@@ -1064,7 +1079,10 @@
               <w:t xml:space="preserve"> for a long time</w:t>
             </w:r>
             <w:r>
-              <w:t xml:space="preserve">, and </w:t>
+              <w:t>.</w:t>
+            </w:r>
+            <w:r>
+              <w:t xml:space="preserve"> </w:t>
             </w:r>
             <w:r>
               <w:t xml:space="preserve">I </w:t>
@@ -1076,13 +1094,10 @@
               <w:t xml:space="preserve">for it </w:t>
             </w:r>
             <w:r>
-              <w:t>through this game.</w:t>
-            </w:r>
-            <w:r>
-              <w:t xml:space="preserve"> I </w:t>
-            </w:r>
-            <w:r>
-              <w:t>will try to make this a masterpiece</w:t>
+              <w:t>through this gam</w:t>
+            </w:r>
+            <w:r>
+              <w:t>e</w:t>
             </w:r>
             <w:r>
               <w:t>.</w:t>
@@ -1224,7 +1239,13 @@
         <w:t>,</w:t>
       </w:r>
       <w:r>
-        <w:t xml:space="preserve"> this will </w:t>
+        <w:t xml:space="preserve"> this </w:t>
+      </w:r>
+      <w:r>
+        <w:t>may</w:t>
+      </w:r>
+      <w:r>
+        <w:t xml:space="preserve"> </w:t>
       </w:r>
       <w:r>
         <w:t>limit the group</w:t>
@@ -1236,22 +1257,7 @@
         <w:t>s ability to communicate</w:t>
       </w:r>
       <w:r>
-        <w:t xml:space="preserve"> and </w:t>
-      </w:r>
-      <w:r>
-        <w:t xml:space="preserve">it </w:t>
-      </w:r>
-      <w:r>
-        <w:t xml:space="preserve">may </w:t>
-      </w:r>
-      <w:r>
-        <w:t xml:space="preserve">negatively impact the </w:t>
-      </w:r>
-      <w:r>
-        <w:t xml:space="preserve">productivity of </w:t>
-      </w:r>
-      <w:r>
-        <w:t>the group</w:t>
+        <w:t xml:space="preserve"> and could negatively impact our productivity</w:t>
       </w:r>
       <w:r>
         <w:t>.</w:t>
@@ -1507,7 +1513,7 @@
           </w:tcPr>
           <w:p>
             <w:r>
-              <w:t>Plan what to do, and discuss what has been done.</w:t>
+              <w:t>Plan what to do and discuss what has been done.</w:t>
             </w:r>
           </w:p>
         </w:tc>
@@ -1573,7 +1579,13 @@
         <w:t>Schedule implements a weekly sprint structure</w:t>
       </w:r>
       <w:r>
-        <w:t>, incorporating an agile workflow</w:t>
+        <w:t xml:space="preserve">, incorporating an </w:t>
+      </w:r>
+      <w:r>
+        <w:t>A</w:t>
+      </w:r>
+      <w:r>
+        <w:t>gile workflow</w:t>
       </w:r>
       <w:r>
         <w:t>.</w:t>
@@ -1656,7 +1668,14 @@
                 <w:rFonts w:cs="Arial"/>
                 <w:bCs/>
               </w:rPr>
-              <w:t>Discord and/or GitHub</w:t>
+              <w:t>Discord</w:t>
+            </w:r>
+            <w:r>
+              <w:rPr>
+                <w:rFonts w:cs="Arial"/>
+                <w:bCs/>
+              </w:rPr>
+              <w:t xml:space="preserve"> and/or GitHub</w:t>
             </w:r>
             <w:r>
               <w:rPr>
@@ -1809,7 +1828,14 @@
                 <w:rFonts w:cs="Arial"/>
                 <w:bCs/>
               </w:rPr>
-              <w:t>discord video calls will be used as the substitute.</w:t>
+              <w:t>Discord</w:t>
+            </w:r>
+            <w:r>
+              <w:rPr>
+                <w:rFonts w:cs="Arial"/>
+                <w:bCs/>
+              </w:rPr>
+              <w:t xml:space="preserve"> video calls will be used as the substitute.</w:t>
             </w:r>
           </w:p>
         </w:tc>
@@ -1878,13 +1904,20 @@
                 <w:rFonts w:cs="Arial"/>
                 <w:bCs/>
               </w:rPr>
-              <w:t xml:space="preserve">discord, there we will </w:t>
+              <w:t>Discord</w:t>
             </w:r>
             <w:r>
               <w:rPr>
                 <w:rFonts w:cs="Arial"/>
                 <w:bCs/>
               </w:rPr>
+              <w:t xml:space="preserve">, there we will </w:t>
+            </w:r>
+            <w:r>
+              <w:rPr>
+                <w:rFonts w:cs="Arial"/>
+                <w:bCs/>
+              </w:rPr>
               <w:t>subdivide the workload</w:t>
             </w:r>
             <w:r>
@@ -1906,7 +1939,35 @@
                 <w:rFonts w:cs="Arial"/>
                 <w:bCs/>
               </w:rPr>
-              <w:t>Participation will be regularly tracked through the GitHub lab and the discord group chat.</w:t>
+              <w:t xml:space="preserve">Participation will be regularly tracked through the GitHub </w:t>
+            </w:r>
+            <w:r>
+              <w:rPr>
+                <w:rFonts w:cs="Arial"/>
+                <w:bCs/>
+              </w:rPr>
+              <w:t xml:space="preserve">repo </w:t>
+            </w:r>
+            <w:r>
+              <w:rPr>
+                <w:rFonts w:cs="Arial"/>
+                <w:bCs/>
+              </w:rPr>
+              <w:t xml:space="preserve">and the </w:t>
+            </w:r>
+            <w:r>
+              <w:rPr>
+                <w:rFonts w:cs="Arial"/>
+                <w:bCs/>
+              </w:rPr>
+              <w:t>Discord</w:t>
+            </w:r>
+            <w:r>
+              <w:rPr>
+                <w:rFonts w:cs="Arial"/>
+                <w:bCs/>
+              </w:rPr>
+              <w:t xml:space="preserve"> group chat.</w:t>
             </w:r>
           </w:p>
         </w:tc>
@@ -2004,7 +2065,21 @@
                 <w:rFonts w:cs="Arial"/>
                 <w:bCs/>
               </w:rPr>
-              <w:t>. Everyone’s opinion will be valued and heard out.</w:t>
+              <w:t xml:space="preserve">. Everyone’s opinion will be valued and heard </w:t>
+            </w:r>
+            <w:r>
+              <w:rPr>
+                <w:rFonts w:cs="Arial"/>
+                <w:bCs/>
+              </w:rPr>
+              <w:t>and considered</w:t>
+            </w:r>
+            <w:r>
+              <w:rPr>
+                <w:rFonts w:cs="Arial"/>
+                <w:bCs/>
+              </w:rPr>
+              <w:t>.</w:t>
             </w:r>
             <w:r>
               <w:rPr>
@@ -2585,22 +2660,46 @@
         </w:pBdr>
       </w:pPr>
       <w:r>
-        <w:t>Conflicts will be discussed during meetings or through the discord group chat. All decisions</w:t>
-      </w:r>
-      <w:r>
-        <w:t xml:space="preserve"> will be made to ensure a 100. The professor’s coding style will be followed where possible. The entire group will be delegated a task for every deliverable.</w:t>
-      </w:r>
-      <w:r>
-        <w:t xml:space="preserve"> This group values the quality of work much more heavily than </w:t>
-      </w:r>
-      <w:r>
-        <w:t xml:space="preserve">attendance, and so attendance will not be </w:t>
-      </w:r>
-      <w:r>
-        <w:t>highly prioritized</w:t>
-      </w:r>
-      <w:r>
-        <w:t>.</w:t>
+        <w:t xml:space="preserve">Conflicts will be discussed during meetings or through the </w:t>
+      </w:r>
+      <w:r>
+        <w:t>Discord</w:t>
+      </w:r>
+      <w:r>
+        <w:t xml:space="preserve"> group chat. All decisions</w:t>
+      </w:r>
+      <w:r>
+        <w:t xml:space="preserve"> will be made to ensure </w:t>
+      </w:r>
+      <w:r>
+        <w:t>the highest mar</w:t>
+      </w:r>
+      <w:r>
+        <w:t>ks</w:t>
+      </w:r>
+      <w:r>
+        <w:t>. The professor’s coding style will be followed where possible. The entire group will be delegated a task for every deliverable.</w:t>
+      </w:r>
+      <w:r>
+        <w:t xml:space="preserve"> </w:t>
+      </w:r>
+      <w:r>
+        <w:t>Attendance issues are expected since most of the group is employed,</w:t>
+      </w:r>
+      <w:r>
+        <w:t xml:space="preserve"> the strategy to remedy this will be wi</w:t>
+      </w:r>
+      <w:r>
+        <w:t xml:space="preserve">th frequent communication. Our group is determined to </w:t>
+      </w:r>
+      <w:r>
+        <w:t>show</w:t>
+      </w:r>
+      <w:r>
+        <w:t xml:space="preserve"> that attendance should not matter as much as </w:t>
+      </w:r>
+      <w:r>
+        <w:t>knowledge and effort.</w:t>
       </w:r>
     </w:p>
     <w:p>
@@ -2994,7 +3093,6 @@
         <w:pStyle w:val="Heading2"/>
       </w:pPr>
       <w:r>
-        <w:lastRenderedPageBreak/>
         <w:t>Game Details</w:t>
       </w:r>
     </w:p>
@@ -3014,19 +3112,49 @@
         <w:t>Pokémon</w:t>
       </w:r>
       <w:r>
-        <w:t xml:space="preserve"> style fighting game with several stages. </w:t>
+        <w:t>-</w:t>
+      </w:r>
+      <w:r>
+        <w:t xml:space="preserve">style fighting game with several stages. </w:t>
       </w:r>
       <w:r>
         <w:t xml:space="preserve">The </w:t>
       </w:r>
       <w:r>
-        <w:t xml:space="preserve">main modal will be used to explore the different parts of the map. This will be achieved by splitting the </w:t>
-      </w:r>
-      <w:r>
-        <w:t xml:space="preserve">modal </w:t>
-      </w:r>
-      <w:r>
-        <w:t xml:space="preserve">up into many rows and columns, and upon click certain columns with arrow indicators, users will be able to explore the different areas. </w:t>
+        <w:t xml:space="preserve">main </w:t>
+      </w:r>
+      <w:r>
+        <w:t xml:space="preserve">window </w:t>
+      </w:r>
+      <w:r>
+        <w:t xml:space="preserve">will be used to explore the different parts of the map. This will be achieved by splitting the </w:t>
+      </w:r>
+      <w:r>
+        <w:t>window</w:t>
+      </w:r>
+      <w:r>
+        <w:t xml:space="preserve"> </w:t>
+      </w:r>
+      <w:r>
+        <w:t>up into many rows and columns, and upon click</w:t>
+      </w:r>
+      <w:r>
+        <w:t>ing</w:t>
+      </w:r>
+      <w:r>
+        <w:t xml:space="preserve"> certain </w:t>
+      </w:r>
+      <w:r>
+        <w:t xml:space="preserve">tiles </w:t>
+      </w:r>
+      <w:r>
+        <w:t xml:space="preserve">with </w:t>
+      </w:r>
+      <w:r>
+        <w:t xml:space="preserve">images of </w:t>
+      </w:r>
+      <w:r>
+        <w:t xml:space="preserve">arrow indicators, users will be able to explore the different areas. </w:t>
       </w:r>
       <w:r>
         <w:t>There will be collectable items throughout the map which you can gift to NPCs</w:t>
@@ -3056,7 +3184,13 @@
         <w:t xml:space="preserve"> </w:t>
       </w:r>
       <w:r>
-        <w:t>The game will include a feature which will autosave the player’s game each time they make a move.</w:t>
+        <w:t>The game will include a feature which will auto</w:t>
+      </w:r>
+      <w:r>
+        <w:t>-</w:t>
+      </w:r>
+      <w:r>
+        <w:t>save the player’s game each time they make a move.</w:t>
       </w:r>
     </w:p>
     <w:p>
@@ -3084,7 +3218,13 @@
         <w:t>turn-based combat logic. The game must allow interactions between NPCs.</w:t>
       </w:r>
       <w:r>
-        <w:t xml:space="preserve"> The system must manage the map and modify it accordingly. The game must be autosaved frequently.</w:t>
+        <w:t xml:space="preserve"> The system must manage the map and modify it accordingly. The game must be auto</w:t>
+      </w:r>
+      <w:r>
+        <w:t>-</w:t>
+      </w:r>
+      <w:r>
+        <w:t>saved frequently.</w:t>
       </w:r>
     </w:p>
     <w:p>
@@ -3197,13 +3337,43 @@
         <w:t xml:space="preserve">The last element which we believe </w:t>
       </w:r>
       <w:r>
-        <w:t xml:space="preserve">will be challenging is the implementation of hirable NPCs. We want </w:t>
-      </w:r>
-      <w:r>
-        <w:t xml:space="preserve">to create an inventory system specifically targeted towards hiring NPCs. Once you give an NPC an item they want, we want them to be able to help the player </w:t>
-      </w:r>
-      <w:r>
-        <w:t>during fights, whether that is through additional exp gains or increasing their stats.</w:t>
+        <w:t xml:space="preserve">will be challenging is the implementation of </w:t>
+      </w:r>
+      <w:r>
+        <w:t>recruitable</w:t>
+      </w:r>
+      <w:r>
+        <w:t xml:space="preserve"> NPCs. We want </w:t>
+      </w:r>
+      <w:r>
+        <w:t xml:space="preserve">to create an inventory system specifically targeted towards hiring NPCs. Once you give an NPC an item they want, </w:t>
+      </w:r>
+      <w:r>
+        <w:t>they will be available</w:t>
+      </w:r>
+      <w:r>
+        <w:t xml:space="preserve"> to help the player </w:t>
+      </w:r>
+      <w:r>
+        <w:t xml:space="preserve">during fights, whether that is </w:t>
+      </w:r>
+      <w:r>
+        <w:t>by increasing the amount of exp</w:t>
+      </w:r>
+      <w:r>
+        <w:t>erience points</w:t>
+      </w:r>
+      <w:r>
+        <w:t xml:space="preserve"> gained </w:t>
+      </w:r>
+      <w:r>
+        <w:t>or increasing the</w:t>
+      </w:r>
+      <w:r>
+        <w:t xml:space="preserve"> player’s</w:t>
+      </w:r>
+      <w:r>
+        <w:t xml:space="preserve"> stats.</w:t>
       </w:r>
     </w:p>
     <w:p>
@@ -3221,7 +3391,13 @@
     </w:p>
     <w:p>
       <w:r>
-        <w:t xml:space="preserve">We have created a GitHub and invited all the appropriate parties. </w:t>
+        <w:t xml:space="preserve">We have created a </w:t>
+      </w:r>
+      <w:r>
+        <w:t xml:space="preserve">private </w:t>
+      </w:r>
+      <w:r>
+        <w:t xml:space="preserve">GitHub and invited all the appropriate parties. </w:t>
       </w:r>
       <w:r>
         <w:t xml:space="preserve">We have also implemented </w:t>
@@ -3233,7 +3409,16 @@
         <w:t xml:space="preserve">. All source code is contained within the src folder, the docs folder contains notes or documents about the game, </w:t>
       </w:r>
       <w:r>
-        <w:t>the assets folder contains assets to be used and the versions file may be used to store previous versions of the game.</w:t>
+        <w:t xml:space="preserve">the assets folder contains assets to be used and the versions </w:t>
+      </w:r>
+      <w:r>
+        <w:t>folder</w:t>
+      </w:r>
+      <w:r>
+        <w:t xml:space="preserve"> may be used to store previous versions of the game.</w:t>
+      </w:r>
+      <w:r>
+        <w:t xml:space="preserve"> </w:t>
       </w:r>
     </w:p>
     <w:sectPr>

--- a/docs/D1 - Team Formation and Contract/COSC2200_OOP3_GroupContractTemplate.docx
+++ b/docs/D1 - Team Formation and Contract/COSC2200_OOP3_GroupContractTemplate.docx
@@ -894,8 +894,13 @@
               <w:t>Discord</w:t>
             </w:r>
             <w:r>
-              <w:t>: leaderofbadguys</w:t>
-            </w:r>
+              <w:t xml:space="preserve">: </w:t>
+            </w:r>
+            <w:proofErr w:type="spellStart"/>
+            <w:r>
+              <w:t>leaderofbadguys</w:t>
+            </w:r>
+            <w:proofErr w:type="spellEnd"/>
           </w:p>
         </w:tc>
       </w:tr>
@@ -2944,6 +2949,7 @@
                 <w:u w:val="single"/>
               </w:rPr>
             </w:pPr>
+            <w:proofErr w:type="spellStart"/>
             <w:r>
               <w:rPr>
                 <w:rFonts w:cs="Arial"/>
@@ -2951,6 +2957,7 @@
               </w:rPr>
               <w:t>rz</w:t>
             </w:r>
+            <w:proofErr w:type="spellEnd"/>
           </w:p>
         </w:tc>
       </w:tr>
@@ -3246,7 +3253,13 @@
         <w:t xml:space="preserve">the </w:t>
       </w:r>
       <w:r>
-        <w:t>most challenging about this project is the exploration main modal.</w:t>
+        <w:t xml:space="preserve">most challenging about this project is the exploration main </w:t>
+      </w:r>
+      <w:r>
+        <w:t>window</w:t>
+      </w:r>
+      <w:r>
+        <w:t>.</w:t>
       </w:r>
       <w:r>
         <w:t xml:space="preserve"> We know that in order to create an explorable map, we m</w:t>
@@ -3329,7 +3342,13 @@
         <w:t xml:space="preserve">to keep track of the player’s progress. </w:t>
       </w:r>
       <w:r>
-        <w:t>We believe this will be challenging, but doable.</w:t>
+        <w:t>We believe this will be challenging</w:t>
+      </w:r>
+      <w:r>
+        <w:t>,</w:t>
+      </w:r>
+      <w:r>
+        <w:t xml:space="preserve"> but doable.</w:t>
       </w:r>
     </w:p>
     <w:p>
@@ -3352,10 +3371,10 @@
         <w:t>they will be available</w:t>
       </w:r>
       <w:r>
-        <w:t xml:space="preserve"> to help the player </w:t>
-      </w:r>
-      <w:r>
-        <w:t xml:space="preserve">during fights, whether that is </w:t>
+        <w:t xml:space="preserve"> to help the player</w:t>
+      </w:r>
+      <w:r>
+        <w:t xml:space="preserve">, whether that is </w:t>
       </w:r>
       <w:r>
         <w:t>by increasing the amount of exp</w:t>
@@ -3406,7 +3425,15 @@
         <w:t>an advanced folder structure for the app</w:t>
       </w:r>
       <w:r>
-        <w:t xml:space="preserve">. All source code is contained within the src folder, the docs folder contains notes or documents about the game, </w:t>
+        <w:t xml:space="preserve">. All source code is contained within the </w:t>
+      </w:r>
+      <w:proofErr w:type="spellStart"/>
+      <w:r>
+        <w:t>src</w:t>
+      </w:r>
+      <w:proofErr w:type="spellEnd"/>
+      <w:r>
+        <w:t xml:space="preserve"> folder, the docs folder contains notes or documents about the game, </w:t>
       </w:r>
       <w:r>
         <w:t xml:space="preserve">the assets folder contains assets to be used and the versions </w:t>
@@ -5802,6 +5829,23 @@
 </file>
 
 <file path=customXml/item1.xml><?xml version="1.0" encoding="utf-8"?>
+<?mso-contentType ?>
+<FormTemplates xmlns="http://schemas.microsoft.com/sharepoint/v3/contenttype/forms">
+  <Display>DocumentLibraryForm</Display>
+  <Edit>DocumentLibraryForm</Edit>
+  <New>DocumentLibraryForm</New>
+</FormTemplates>
+</file>
+
+<file path=customXml/item2.xml><?xml version="1.0" encoding="utf-8"?>
+<p:properties xmlns:p="http://schemas.microsoft.com/office/2006/metadata/properties" xmlns:xsi="http://www.w3.org/2001/XMLSchema-instance" xmlns:pc="http://schemas.microsoft.com/office/infopath/2007/PartnerControls">
+  <documentManagement>
+    <_activity xmlns="28d626ec-c606-4f2e-a384-cfae2f281ff3" xsi:nil="true"/>
+  </documentManagement>
+</p:properties>
+</file>
+
+<file path=customXml/item3.xml><?xml version="1.0" encoding="utf-8"?>
 <ct:contentTypeSchema xmlns:ct="http://schemas.microsoft.com/office/2006/metadata/contentType" xmlns:ma="http://schemas.microsoft.com/office/2006/metadata/properties/metaAttributes" ct:_="" ma:_="" ma:contentTypeName="Document" ma:contentTypeID="0x0101005BF90F0E8698834BBBF2E95D5E742A0D" ma:contentTypeVersion="13" ma:contentTypeDescription="Create a new document." ma:contentTypeScope="" ma:versionID="346758a58a29402b22f0e3a066d1ebdc">
   <xsd:schema xmlns:xsd="http://www.w3.org/2001/XMLSchema" xmlns:xs="http://www.w3.org/2001/XMLSchema" xmlns:p="http://schemas.microsoft.com/office/2006/metadata/properties" xmlns:ns3="28d626ec-c606-4f2e-a384-cfae2f281ff3" xmlns:ns4="e05786cd-93e9-4284-bdd9-87d723d35c28" targetNamespace="http://schemas.microsoft.com/office/2006/metadata/properties" ma:root="true" ma:fieldsID="d48234221106938ee2734881bcfc3d7b" ns3:_="" ns4:_="">
     <xsd:import namespace="28d626ec-c606-4f2e-a384-cfae2f281ff3"/>
@@ -6022,24 +6066,25 @@
 </ct:contentTypeSchema>
 </file>
 
-<file path=customXml/item2.xml><?xml version="1.0" encoding="utf-8"?>
-<p:properties xmlns:p="http://schemas.microsoft.com/office/2006/metadata/properties" xmlns:xsi="http://www.w3.org/2001/XMLSchema-instance" xmlns:pc="http://schemas.microsoft.com/office/infopath/2007/PartnerControls">
-  <documentManagement>
-    <_activity xmlns="28d626ec-c606-4f2e-a384-cfae2f281ff3" xsi:nil="true"/>
-  </documentManagement>
-</p:properties>
+<file path=customXml/itemProps1.xml><?xml version="1.0" encoding="utf-8"?>
+<ds:datastoreItem xmlns:ds="http://schemas.openxmlformats.org/officeDocument/2006/customXml" ds:itemID="{1FDB6A48-8C6A-41F7-AC8F-9F70FB3D8230}">
+  <ds:schemaRefs>
+    <ds:schemaRef ds:uri="http://schemas.microsoft.com/sharepoint/v3/contenttype/forms"/>
+  </ds:schemaRefs>
+</ds:datastoreItem>
 </file>
 
-<file path=customXml/item3.xml><?xml version="1.0" encoding="utf-8"?>
-<?mso-contentType ?>
-<FormTemplates xmlns="http://schemas.microsoft.com/sharepoint/v3/contenttype/forms">
-  <Display>DocumentLibraryForm</Display>
-  <Edit>DocumentLibraryForm</Edit>
-  <New>DocumentLibraryForm</New>
-</FormTemplates>
+<file path=customXml/itemProps2.xml><?xml version="1.0" encoding="utf-8"?>
+<ds:datastoreItem xmlns:ds="http://schemas.openxmlformats.org/officeDocument/2006/customXml" ds:itemID="{0C8F2556-A5DA-4472-9B92-AEACE13CCBE7}">
+  <ds:schemaRefs>
+    <ds:schemaRef ds:uri="http://schemas.microsoft.com/office/2006/metadata/properties"/>
+    <ds:schemaRef ds:uri="http://schemas.microsoft.com/office/infopath/2007/PartnerControls"/>
+    <ds:schemaRef ds:uri="28d626ec-c606-4f2e-a384-cfae2f281ff3"/>
+  </ds:schemaRefs>
+</ds:datastoreItem>
 </file>
 
-<file path=customXml/itemProps1.xml><?xml version="1.0" encoding="utf-8"?>
+<file path=customXml/itemProps3.xml><?xml version="1.0" encoding="utf-8"?>
 <ds:datastoreItem xmlns:ds="http://schemas.openxmlformats.org/officeDocument/2006/customXml" ds:itemID="{9093DB4A-C989-4C51-BC11-CDD1E4A279C8}">
   <ds:schemaRefs>
     <ds:schemaRef ds:uri="http://schemas.microsoft.com/office/2006/metadata/contentType"/>
@@ -6056,22 +6101,4 @@
     <ds:schemaRef ds:uri="http://schemas.microsoft.com/internal/obd"/>
   </ds:schemaRefs>
 </ds:datastoreItem>
-</file>
-
-<file path=customXml/itemProps2.xml><?xml version="1.0" encoding="utf-8"?>
-<ds:datastoreItem xmlns:ds="http://schemas.openxmlformats.org/officeDocument/2006/customXml" ds:itemID="{0C8F2556-A5DA-4472-9B92-AEACE13CCBE7}">
-  <ds:schemaRefs>
-    <ds:schemaRef ds:uri="http://schemas.microsoft.com/office/2006/metadata/properties"/>
-    <ds:schemaRef ds:uri="http://schemas.microsoft.com/office/infopath/2007/PartnerControls"/>
-    <ds:schemaRef ds:uri="28d626ec-c606-4f2e-a384-cfae2f281ff3"/>
-  </ds:schemaRefs>
-</ds:datastoreItem>
-</file>
-
-<file path=customXml/itemProps3.xml><?xml version="1.0" encoding="utf-8"?>
-<ds:datastoreItem xmlns:ds="http://schemas.openxmlformats.org/officeDocument/2006/customXml" ds:itemID="{1FDB6A48-8C6A-41F7-AC8F-9F70FB3D8230}">
-  <ds:schemaRefs>
-    <ds:schemaRef ds:uri="http://schemas.microsoft.com/sharepoint/v3/contenttype/forms"/>
-  </ds:schemaRefs>
-</ds:datastoreItem>
 </file>
--- a/docs/D1 - Team Formation and Contract/COSC2200_OOP3_GroupContractTemplate.docx
+++ b/docs/D1 - Team Formation and Contract/COSC2200_OOP3_GroupContractTemplate.docx
@@ -1119,6 +1119,33 @@
             <w:tcW w:w="2547" w:type="dxa"/>
             <w:vAlign w:val="center"/>
           </w:tcPr>
+          <w:p>
+            <w:r>
+              <w:t>Rebecca Jones</w:t>
+            </w:r>
+          </w:p>
+        </w:tc>
+        <w:tc>
+          <w:tcPr>
+            <w:tcW w:w="6803" w:type="dxa"/>
+            <w:vAlign w:val="center"/>
+          </w:tcPr>
+          <w:p>
+            <w:r>
+              <w:t>I have strength in coding, documentation, testing/quality control and problem-solving skills. I have always been interested in video games and board games so designing a vertical card game is very exciting/interesting to me.</w:t>
+            </w:r>
+          </w:p>
+        </w:tc>
+      </w:tr>
+      <w:tr>
+        <w:trPr>
+          <w:trHeight w:val="624"/>
+        </w:trPr>
+        <w:tc>
+          <w:tcPr>
+            <w:tcW w:w="2547" w:type="dxa"/>
+            <w:vAlign w:val="center"/>
+          </w:tcPr>
           <w:p/>
         </w:tc>
         <w:tc>
@@ -1272,7 +1299,6 @@
     <w:p/>
     <w:p>
       <w:r>
-        <w:lastRenderedPageBreak/>
         <w:t>How will the group work with the members strengths and/or fill the members weaknesses?</w:t>
       </w:r>
     </w:p>
@@ -1895,6 +1921,7 @@
                 <w:rFonts w:cs="Arial"/>
                 <w:bCs/>
               </w:rPr>
+              <w:lastRenderedPageBreak/>
               <w:t>The group will</w:t>
             </w:r>
             <w:r>
@@ -1904,6 +1931,7 @@
               </w:rPr>
               <w:t xml:space="preserve"> communicate through </w:t>
             </w:r>
+            <w:proofErr w:type="gramStart"/>
             <w:r>
               <w:rPr>
                 <w:rFonts w:cs="Arial"/>
@@ -1916,7 +1944,15 @@
                 <w:rFonts w:cs="Arial"/>
                 <w:bCs/>
               </w:rPr>
-              <w:t xml:space="preserve">, there we will </w:t>
+              <w:t>,</w:t>
+            </w:r>
+            <w:proofErr w:type="gramEnd"/>
+            <w:r>
+              <w:rPr>
+                <w:rFonts w:cs="Arial"/>
+                <w:bCs/>
+              </w:rPr>
+              <w:t xml:space="preserve"> there we will </w:t>
             </w:r>
             <w:r>
               <w:rPr>
@@ -1998,7 +2034,6 @@
           <w:rFonts w:cs="Arial"/>
           <w:bCs/>
         </w:rPr>
-        <w:lastRenderedPageBreak/>
         <w:t>How will you make sure everyone’s contribution is valued?</w:t>
       </w:r>
     </w:p>
@@ -2349,13 +2384,27 @@
               <w:rPr>
                 <w:rFonts w:cs="Arial"/>
               </w:rPr>
-              <w:t>summarizes what was discussed in each meeting</w:t>
-            </w:r>
-            <w:r>
-              <w:rPr>
-                <w:rFonts w:cs="Arial"/>
-              </w:rPr>
-              <w:t>s among the students and with the professor</w:t>
+              <w:t xml:space="preserve">summarizes what was discussed in each </w:t>
+            </w:r>
+            <w:proofErr w:type="gramStart"/>
+            <w:r>
+              <w:rPr>
+                <w:rFonts w:cs="Arial"/>
+              </w:rPr>
+              <w:t>meeting</w:t>
+            </w:r>
+            <w:r>
+              <w:rPr>
+                <w:rFonts w:cs="Arial"/>
+              </w:rPr>
+              <w:t>s</w:t>
+            </w:r>
+            <w:proofErr w:type="gramEnd"/>
+            <w:r>
+              <w:rPr>
+                <w:rFonts w:cs="Arial"/>
+              </w:rPr>
+              <w:t xml:space="preserve"> among the students and with the professor</w:t>
             </w:r>
             <w:r>
               <w:rPr>
@@ -2425,6 +2474,7 @@
                 <w:color w:val="196B24" w:themeColor="accent3"/>
               </w:rPr>
             </w:pPr>
+            <w:proofErr w:type="gramStart"/>
             <w:r>
               <w:rPr>
                 <w:rFonts w:cs="Arial"/>
@@ -2440,6 +2490,7 @@
               </w:rPr>
               <w:t>:</w:t>
             </w:r>
+            <w:proofErr w:type="gramEnd"/>
             <w:r>
               <w:rPr>
                 <w:rFonts w:cs="Arial"/>
@@ -2597,20 +2648,37 @@
                 <w:b/>
                 <w:color w:val="196B24" w:themeColor="accent3"/>
               </w:rPr>
-              <w:t>Other?</w:t>
-            </w:r>
-            <w:r>
-              <w:rPr>
-                <w:rFonts w:cs="Arial"/>
+              <w:lastRenderedPageBreak/>
+              <w:t xml:space="preserve">Documentation </w:t>
+            </w:r>
+            <w:proofErr w:type="gramStart"/>
+            <w:r>
+              <w:rPr>
+                <w:rFonts w:cs="Arial"/>
+                <w:b/>
                 <w:color w:val="196B24" w:themeColor="accent3"/>
               </w:rPr>
+              <w:t>lead</w:t>
+            </w:r>
+            <w:r>
+              <w:rPr>
+                <w:rFonts w:cs="Arial"/>
+                <w:color w:val="196B24" w:themeColor="accent3"/>
+              </w:rPr>
               <w:t xml:space="preserve"> :</w:t>
             </w:r>
-            <w:r>
-              <w:rPr>
-                <w:rFonts w:cs="Arial"/>
-              </w:rPr>
-              <w:t xml:space="preserve"> (if needed; specify duties)</w:t>
+            <w:proofErr w:type="gramEnd"/>
+            <w:r>
+              <w:rPr>
+                <w:rFonts w:cs="Arial"/>
+              </w:rPr>
+              <w:t xml:space="preserve"> </w:t>
+            </w:r>
+            <w:r>
+              <w:rPr>
+                <w:rFonts w:cs="Arial"/>
+              </w:rPr>
+              <w:t>Ensures all documentation required for this project is done in proper format and with proper grammar.</w:t>
             </w:r>
           </w:p>
         </w:tc>
@@ -2624,6 +2692,159 @@
                 <w:rFonts w:cs="Arial"/>
               </w:rPr>
             </w:pPr>
+            <w:r>
+              <w:rPr>
+                <w:rFonts w:cs="Arial"/>
+              </w:rPr>
+              <w:t>Rebecca Jones</w:t>
+            </w:r>
+          </w:p>
+        </w:tc>
+      </w:tr>
+      <w:tr>
+        <w:trPr>
+          <w:trHeight w:val="1440"/>
+        </w:trPr>
+        <w:tc>
+          <w:tcPr>
+            <w:tcW w:w="5807" w:type="dxa"/>
+            <w:vAlign w:val="center"/>
+          </w:tcPr>
+          <w:p>
+            <w:pPr>
+              <w:rPr>
+                <w:rFonts w:cs="Arial"/>
+                <w:b/>
+                <w:bCs/>
+              </w:rPr>
+            </w:pPr>
+            <w:r>
+              <w:rPr>
+                <w:rFonts w:cs="Arial"/>
+                <w:b/>
+                <w:bCs/>
+                <w:color w:val="196B24" w:themeColor="accent3"/>
+              </w:rPr>
+              <w:t xml:space="preserve">Presentation </w:t>
+            </w:r>
+            <w:proofErr w:type="gramStart"/>
+            <w:r>
+              <w:rPr>
+                <w:rFonts w:cs="Arial"/>
+                <w:b/>
+                <w:bCs/>
+                <w:color w:val="196B24" w:themeColor="accent3"/>
+              </w:rPr>
+              <w:t>lead :</w:t>
+            </w:r>
+            <w:proofErr w:type="gramEnd"/>
+            <w:r>
+              <w:rPr>
+                <w:rFonts w:cs="Arial"/>
+                <w:b/>
+                <w:bCs/>
+              </w:rPr>
+              <w:t xml:space="preserve">  </w:t>
+            </w:r>
+            <w:r>
+              <w:rPr>
+                <w:rFonts w:cs="Arial"/>
+              </w:rPr>
+              <w:t xml:space="preserve">Responsible for planning, organizing, and </w:t>
+            </w:r>
+            <w:r>
+              <w:rPr>
+                <w:rFonts w:cs="Arial"/>
+              </w:rPr>
+              <w:t>finalizing group presentation</w:t>
+            </w:r>
+            <w:r>
+              <w:rPr>
+                <w:rFonts w:cs="Arial"/>
+              </w:rPr>
+              <w:t>. Coordinated content flow, ensured key points were clearly communicated, and represented the team during the final presentation. Oversaw visual consistency and timing to ensure a polished and engaging delivery.</w:t>
+            </w:r>
+          </w:p>
+          <w:p>
+            <w:pPr>
+              <w:rPr>
+                <w:rFonts w:cs="Arial"/>
+                <w:b/>
+                <w:color w:val="196B24" w:themeColor="accent3"/>
+              </w:rPr>
+            </w:pPr>
+          </w:p>
+        </w:tc>
+        <w:tc>
+          <w:tcPr>
+            <w:tcW w:w="3544" w:type="dxa"/>
+          </w:tcPr>
+          <w:p>
+            <w:pPr>
+              <w:rPr>
+                <w:rFonts w:cs="Arial"/>
+              </w:rPr>
+            </w:pPr>
+            <w:r>
+              <w:rPr>
+                <w:rFonts w:cs="Arial"/>
+              </w:rPr>
+              <w:t>Rebecca Jones</w:t>
+            </w:r>
+          </w:p>
+        </w:tc>
+      </w:tr>
+      <w:tr>
+        <w:trPr>
+          <w:trHeight w:val="1440"/>
+        </w:trPr>
+        <w:tc>
+          <w:tcPr>
+            <w:tcW w:w="5807" w:type="dxa"/>
+            <w:vAlign w:val="center"/>
+          </w:tcPr>
+          <w:p>
+            <w:pPr>
+              <w:rPr>
+                <w:rFonts w:cs="Arial"/>
+                <w:b/>
+                <w:color w:val="196B24" w:themeColor="accent3"/>
+              </w:rPr>
+            </w:pPr>
+            <w:r>
+              <w:rPr>
+                <w:rFonts w:cs="Arial"/>
+                <w:b/>
+                <w:bCs/>
+                <w:color w:val="196B24" w:themeColor="accent3"/>
+              </w:rPr>
+              <w:t xml:space="preserve">Research lead: </w:t>
+            </w:r>
+            <w:r>
+              <w:rPr>
+                <w:rFonts w:cs="Arial"/>
+                <w:color w:val="000000" w:themeColor="text1"/>
+              </w:rPr>
+              <w:t>Led research related to game rules, mechanics, and technical implementation strategies for the card game. Evaluated algorithms, data structures, and design approaches to support efficient and accurate gameplay. Provided findings to guide development decisions and ensure consistency with project requirements.</w:t>
+            </w:r>
+          </w:p>
+        </w:tc>
+        <w:tc>
+          <w:tcPr>
+            <w:tcW w:w="3544" w:type="dxa"/>
+          </w:tcPr>
+          <w:p>
+            <w:pPr>
+              <w:rPr>
+                <w:rFonts w:cs="Arial"/>
+              </w:rPr>
+            </w:pPr>
+            <w:r>
+              <w:rPr>
+                <w:rFonts w:cs="Arial"/>
+              </w:rPr>
+              <w:t>Rebecca Jones</w:t>
+            </w:r>
           </w:p>
         </w:tc>
       </w:tr>
@@ -2643,7 +2864,6 @@
         <w:pStyle w:val="Heading1"/>
       </w:pPr>
       <w:r>
-        <w:lastRenderedPageBreak/>
         <w:t>Conflict Resolution</w:t>
       </w:r>
     </w:p>
@@ -2872,6 +3092,7 @@
                 <w:rFonts w:cs="Arial"/>
                 <w:b/>
               </w:rPr>
+              <w:lastRenderedPageBreak/>
               <w:t>Student N</w:t>
             </w:r>
             <w:r>
@@ -2977,6 +3198,13 @@
                 <w:u w:val="single"/>
               </w:rPr>
             </w:pPr>
+            <w:r>
+              <w:rPr>
+                <w:rFonts w:cs="Arial"/>
+                <w:u w:val="single"/>
+              </w:rPr>
+              <w:t>Rebecca Jones</w:t>
+            </w:r>
           </w:p>
         </w:tc>
         <w:tc>
@@ -2991,6 +3219,15 @@
                 <w:u w:val="single"/>
               </w:rPr>
             </w:pPr>
+            <w:proofErr w:type="spellStart"/>
+            <w:r>
+              <w:rPr>
+                <w:rFonts w:cs="Arial"/>
+                <w:u w:val="single"/>
+              </w:rPr>
+              <w:t>Rjones</w:t>
+            </w:r>
+            <w:proofErr w:type="spellEnd"/>
           </w:p>
         </w:tc>
       </w:tr>
@@ -3239,7 +3476,16 @@
         <w:pStyle w:val="Heading5"/>
       </w:pPr>
       <w:r>
-        <w:t>Challenging Elements To Implement</w:t>
+        <w:lastRenderedPageBreak/>
+        <w:t xml:space="preserve">Challenging Elements </w:t>
+      </w:r>
+      <w:proofErr w:type="gramStart"/>
+      <w:r>
+        <w:t>To</w:t>
+      </w:r>
+      <w:proofErr w:type="gramEnd"/>
+      <w:r>
+        <w:t xml:space="preserve"> Implement</w:t>
       </w:r>
     </w:p>
     <w:p>
@@ -5829,23 +6075,6 @@
 </file>
 
 <file path=customXml/item1.xml><?xml version="1.0" encoding="utf-8"?>
-<?mso-contentType ?>
-<FormTemplates xmlns="http://schemas.microsoft.com/sharepoint/v3/contenttype/forms">
-  <Display>DocumentLibraryForm</Display>
-  <Edit>DocumentLibraryForm</Edit>
-  <New>DocumentLibraryForm</New>
-</FormTemplates>
-</file>
-
-<file path=customXml/item2.xml><?xml version="1.0" encoding="utf-8"?>
-<p:properties xmlns:p="http://schemas.microsoft.com/office/2006/metadata/properties" xmlns:xsi="http://www.w3.org/2001/XMLSchema-instance" xmlns:pc="http://schemas.microsoft.com/office/infopath/2007/PartnerControls">
-  <documentManagement>
-    <_activity xmlns="28d626ec-c606-4f2e-a384-cfae2f281ff3" xsi:nil="true"/>
-  </documentManagement>
-</p:properties>
-</file>
-
-<file path=customXml/item3.xml><?xml version="1.0" encoding="utf-8"?>
 <ct:contentTypeSchema xmlns:ct="http://schemas.microsoft.com/office/2006/metadata/contentType" xmlns:ma="http://schemas.microsoft.com/office/2006/metadata/properties/metaAttributes" ct:_="" ma:_="" ma:contentTypeName="Document" ma:contentTypeID="0x0101005BF90F0E8698834BBBF2E95D5E742A0D" ma:contentTypeVersion="13" ma:contentTypeDescription="Create a new document." ma:contentTypeScope="" ma:versionID="346758a58a29402b22f0e3a066d1ebdc">
   <xsd:schema xmlns:xsd="http://www.w3.org/2001/XMLSchema" xmlns:xs="http://www.w3.org/2001/XMLSchema" xmlns:p="http://schemas.microsoft.com/office/2006/metadata/properties" xmlns:ns3="28d626ec-c606-4f2e-a384-cfae2f281ff3" xmlns:ns4="e05786cd-93e9-4284-bdd9-87d723d35c28" targetNamespace="http://schemas.microsoft.com/office/2006/metadata/properties" ma:root="true" ma:fieldsID="d48234221106938ee2734881bcfc3d7b" ns3:_="" ns4:_="">
     <xsd:import namespace="28d626ec-c606-4f2e-a384-cfae2f281ff3"/>
@@ -6066,25 +6295,24 @@
 </ct:contentTypeSchema>
 </file>
 
-<file path=customXml/itemProps1.xml><?xml version="1.0" encoding="utf-8"?>
-<ds:datastoreItem xmlns:ds="http://schemas.openxmlformats.org/officeDocument/2006/customXml" ds:itemID="{1FDB6A48-8C6A-41F7-AC8F-9F70FB3D8230}">
-  <ds:schemaRefs>
-    <ds:schemaRef ds:uri="http://schemas.microsoft.com/sharepoint/v3/contenttype/forms"/>
-  </ds:schemaRefs>
-</ds:datastoreItem>
+<file path=customXml/item2.xml><?xml version="1.0" encoding="utf-8"?>
+<p:properties xmlns:p="http://schemas.microsoft.com/office/2006/metadata/properties" xmlns:xsi="http://www.w3.org/2001/XMLSchema-instance" xmlns:pc="http://schemas.microsoft.com/office/infopath/2007/PartnerControls">
+  <documentManagement>
+    <_activity xmlns="28d626ec-c606-4f2e-a384-cfae2f281ff3" xsi:nil="true"/>
+  </documentManagement>
+</p:properties>
 </file>
 
-<file path=customXml/itemProps2.xml><?xml version="1.0" encoding="utf-8"?>
-<ds:datastoreItem xmlns:ds="http://schemas.openxmlformats.org/officeDocument/2006/customXml" ds:itemID="{0C8F2556-A5DA-4472-9B92-AEACE13CCBE7}">
-  <ds:schemaRefs>
-    <ds:schemaRef ds:uri="http://schemas.microsoft.com/office/2006/metadata/properties"/>
-    <ds:schemaRef ds:uri="http://schemas.microsoft.com/office/infopath/2007/PartnerControls"/>
-    <ds:schemaRef ds:uri="28d626ec-c606-4f2e-a384-cfae2f281ff3"/>
-  </ds:schemaRefs>
-</ds:datastoreItem>
+<file path=customXml/item3.xml><?xml version="1.0" encoding="utf-8"?>
+<?mso-contentType ?>
+<FormTemplates xmlns="http://schemas.microsoft.com/sharepoint/v3/contenttype/forms">
+  <Display>DocumentLibraryForm</Display>
+  <Edit>DocumentLibraryForm</Edit>
+  <New>DocumentLibraryForm</New>
+</FormTemplates>
 </file>
 
-<file path=customXml/itemProps3.xml><?xml version="1.0" encoding="utf-8"?>
+<file path=customXml/itemProps1.xml><?xml version="1.0" encoding="utf-8"?>
 <ds:datastoreItem xmlns:ds="http://schemas.openxmlformats.org/officeDocument/2006/customXml" ds:itemID="{9093DB4A-C989-4C51-BC11-CDD1E4A279C8}">
   <ds:schemaRefs>
     <ds:schemaRef ds:uri="http://schemas.microsoft.com/office/2006/metadata/contentType"/>
@@ -6101,4 +6329,22 @@
     <ds:schemaRef ds:uri="http://schemas.microsoft.com/internal/obd"/>
   </ds:schemaRefs>
 </ds:datastoreItem>
+</file>
+
+<file path=customXml/itemProps2.xml><?xml version="1.0" encoding="utf-8"?>
+<ds:datastoreItem xmlns:ds="http://schemas.openxmlformats.org/officeDocument/2006/customXml" ds:itemID="{0C8F2556-A5DA-4472-9B92-AEACE13CCBE7}">
+  <ds:schemaRefs>
+    <ds:schemaRef ds:uri="http://schemas.microsoft.com/office/2006/metadata/properties"/>
+    <ds:schemaRef ds:uri="http://schemas.microsoft.com/office/infopath/2007/PartnerControls"/>
+    <ds:schemaRef ds:uri="28d626ec-c606-4f2e-a384-cfae2f281ff3"/>
+  </ds:schemaRefs>
+</ds:datastoreItem>
+</file>
+
+<file path=customXml/itemProps3.xml><?xml version="1.0" encoding="utf-8"?>
+<ds:datastoreItem xmlns:ds="http://schemas.openxmlformats.org/officeDocument/2006/customXml" ds:itemID="{1FDB6A48-8C6A-41F7-AC8F-9F70FB3D8230}">
+  <ds:schemaRefs>
+    <ds:schemaRef ds:uri="http://schemas.microsoft.com/sharepoint/v3/contenttype/forms"/>
+  </ds:schemaRefs>
+</ds:datastoreItem>
 </file>
--- a/docs/D1 - Team Formation and Contract/COSC2200_OOP3_GroupContractTemplate.docx
+++ b/docs/D1 - Team Formation and Contract/COSC2200_OOP3_GroupContractTemplate.docx
@@ -1,34 +1,22 @@
 
 <file path=word/document.xml><?xml version="1.0" encoding="utf-8"?>
-<w:document xmlns:o="urn:schemas-microsoft-com:office:office" xmlns:r="http://schemas.openxmlformats.org/officeDocument/2006/relationships" xmlns:v="urn:schemas-microsoft-com:vml" xmlns:w="http://schemas.openxmlformats.org/wordprocessingml/2006/main" xmlns:w10="urn:schemas-microsoft-com:office:word" xmlns:wp="http://schemas.openxmlformats.org/drawingml/2006/wordprocessingDrawing" xmlns:wps="http://schemas.microsoft.com/office/word/2010/wordprocessingShape" xmlns:wpg="http://schemas.microsoft.com/office/word/2010/wordprocessingGroup" xmlns:mc="http://schemas.openxmlformats.org/markup-compatibility/2006" xmlns:wp14="http://schemas.microsoft.com/office/word/2010/wordprocessingDrawing" xmlns:w14="http://schemas.microsoft.com/office/word/2010/wordml" xmlns:w15="http://schemas.microsoft.com/office/word/2012/wordml" mc:Ignorable="w14 wp14 w15">
+<w:document xmlns:wpc="http://schemas.microsoft.com/office/word/2010/wordprocessingCanvas" xmlns:cx="http://schemas.microsoft.com/office/drawing/2014/chartex" xmlns:cx1="http://schemas.microsoft.com/office/drawing/2015/9/8/chartex" xmlns:cx2="http://schemas.microsoft.com/office/drawing/2015/10/21/chartex" xmlns:cx3="http://schemas.microsoft.com/office/drawing/2016/5/9/chartex" xmlns:cx4="http://schemas.microsoft.com/office/drawing/2016/5/10/chartex" xmlns:cx5="http://schemas.microsoft.com/office/drawing/2016/5/11/chartex" xmlns:cx6="http://schemas.microsoft.com/office/drawing/2016/5/12/chartex" xmlns:cx7="http://schemas.microsoft.com/office/drawing/2016/5/13/chartex" xmlns:cx8="http://schemas.microsoft.com/office/drawing/2016/5/14/chartex" xmlns:mc="http://schemas.openxmlformats.org/markup-compatibility/2006" xmlns:aink="http://schemas.microsoft.com/office/drawing/2016/ink" xmlns:am3d="http://schemas.microsoft.com/office/drawing/2017/model3d" xmlns:o="urn:schemas-microsoft-com:office:office" xmlns:oel="http://schemas.microsoft.com/office/2019/extlst" xmlns:r="http://schemas.openxmlformats.org/officeDocument/2006/relationships" xmlns:m="http://schemas.openxmlformats.org/officeDocument/2006/math" xmlns:v="urn:schemas-microsoft-com:vml" xmlns:wp14="http://schemas.microsoft.com/office/word/2010/wordprocessingDrawing" xmlns:wp="http://schemas.openxmlformats.org/drawingml/2006/wordprocessingDrawing" xmlns:w10="urn:schemas-microsoft-com:office:word" xmlns:w="http://schemas.openxmlformats.org/wordprocessingml/2006/main" xmlns:w14="http://schemas.microsoft.com/office/word/2010/wordml" xmlns:w15="http://schemas.microsoft.com/office/word/2012/wordml" xmlns:w16cex="http://schemas.microsoft.com/office/word/2018/wordml/cex" xmlns:w16cid="http://schemas.microsoft.com/office/word/2016/wordml/cid" xmlns:w16="http://schemas.microsoft.com/office/word/2018/wordml" xmlns:w16du="http://schemas.microsoft.com/office/word/2023/wordml/word16du" xmlns:w16sdtdh="http://schemas.microsoft.com/office/word/2020/wordml/sdtdatahash" xmlns:w16sdtfl="http://schemas.microsoft.com/office/word/2024/wordml/sdtformatlock" xmlns:w16se="http://schemas.microsoft.com/office/word/2015/wordml/symex" xmlns:wpg="http://schemas.microsoft.com/office/word/2010/wordprocessingGroup" xmlns:wpi="http://schemas.microsoft.com/office/word/2010/wordprocessingInk" xmlns:wne="http://schemas.microsoft.com/office/word/2006/wordml" xmlns:wps="http://schemas.microsoft.com/office/word/2010/wordprocessingShape" mc:Ignorable="w14 w15 w16se w16cid w16 w16cex w16sdtdh w16sdtfl w16du wp14">
   <w:body>
     <w:p>
       <w:pPr>
         <w:pStyle w:val="Title"/>
-        <w:rPr/>
       </w:pPr>
       <w:r>
-        <w:rPr/>
         <w:t>Final Group Contract</w:t>
       </w:r>
     </w:p>
     <w:p>
-      <w:pPr>
-        <w:pStyle w:val="Normal"/>
-        <w:rPr/>
-      </w:pPr>
-      <w:r>
-        <w:rPr/>
+      <w:r>
         <w:t>The following contract charter is a summary of the agreement between the group members for the OOP 3 Group Project. Each section is to be discussed within the group, decisions made, and the section filled out with the agreed upon decision.</w:t>
       </w:r>
     </w:p>
     <w:p>
-      <w:pPr>
-        <w:pStyle w:val="Normal"/>
-        <w:rPr/>
-      </w:pPr>
-      <w:r>
-        <w:rPr/>
+      <w:r>
         <w:t xml:space="preserve">This document will be completed collaboratively by the group. To show agreement with the terms herein, </w:t>
       </w:r>
       <w:r>
@@ -38,31 +26,26 @@
         <w:t>all members will submit an identical document</w:t>
       </w:r>
       <w:r>
-        <w:rPr/>
         <w:t xml:space="preserve"> to DC Connect.</w:t>
       </w:r>
     </w:p>
     <w:p>
       <w:pPr>
         <w:pStyle w:val="Heading1"/>
-        <w:rPr/>
       </w:pPr>
       <w:r>
-        <w:rPr/>
         <w:t>Group Details</w:t>
       </w:r>
     </w:p>
     <w:p>
-      <w:pPr>
-        <w:pStyle w:val="Normal"/>
-        <w:rPr/>
-      </w:pPr>
-      <w:r>
-        <w:rPr/>
+      <w:r>
+        <w:rPr>
+          <w:noProof/>
+        </w:rPr>
         <mc:AlternateContent>
           <mc:Choice Requires="wps">
             <w:drawing>
-              <wp:anchor behindDoc="0" distT="40640" distB="59690" distL="108585" distR="138430" simplePos="0" locked="0" layoutInCell="0" allowOverlap="1" relativeHeight="10" wp14:anchorId="4FD76ACD">
+              <wp:anchor distT="40640" distB="59690" distL="108585" distR="138430" simplePos="0" relativeHeight="10" behindDoc="0" locked="0" layoutInCell="0" allowOverlap="1" wp14:anchorId="7CD1F10F" wp14:editId="7CD1F110">
                 <wp:simplePos x="0" y="0"/>
                 <wp:positionH relativeFrom="column">
                   <wp:posOffset>1864995</wp:posOffset>
@@ -74,6 +57,7 @@
                 <wp:effectExtent l="5715" t="5080" r="4445" b="5080"/>
                 <wp:wrapSquare wrapText="bothSides"/>
                 <wp:docPr id="1" name="Text Box 2"/>
+                <wp:cNvGraphicFramePr/>
                 <a:graphic xmlns:a="http://schemas.openxmlformats.org/drawingml/2006/main">
                   <a:graphicData uri="http://schemas.microsoft.com/office/word/2010/wordprocessingShape">
                     <wps:wsp>
@@ -87,7 +71,7 @@
                           <a:avLst/>
                         </a:prstGeom>
                         <a:solidFill>
-                          <a:srgbClr val="ffffff"/>
+                          <a:srgbClr val="FFFFFF"/>
                         </a:solidFill>
                         <a:ln w="9525">
                           <a:solidFill>
@@ -97,9 +81,15 @@
                         </a:ln>
                       </wps:spPr>
                       <wps:style>
-                        <a:lnRef idx="0"/>
-                        <a:fillRef idx="0"/>
-                        <a:effectRef idx="0"/>
+                        <a:lnRef idx="0">
+                          <a:scrgbClr r="0" g="0" b="0"/>
+                        </a:lnRef>
+                        <a:fillRef idx="0">
+                          <a:scrgbClr r="0" g="0" b="0"/>
+                        </a:fillRef>
+                        <a:effectRef idx="0">
+                          <a:scrgbClr r="0" g="0" b="0"/>
+                        </a:effectRef>
                         <a:fontRef idx="minor"/>
                       </wps:style>
                       <wps:txbx>
@@ -107,11 +97,8 @@
                           <w:p>
                             <w:pPr>
                               <w:pStyle w:val="FrameContents"/>
-                              <w:spacing w:before="0" w:after="160"/>
-                              <w:rPr/>
                             </w:pPr>
                             <w:r>
-                              <w:rPr/>
                               <w:t>2200</w:t>
                             </w:r>
                           </w:p>
@@ -128,19 +115,14 @@
           </mc:Choice>
           <mc:Fallback>
             <w:pict>
-              <v:rect id="shape_0" ID="Text Box 2" path="m0,0l-2147483645,0l-2147483645,-2147483646l0,-2147483646xe" fillcolor="white" stroked="t" o:allowincell="f" style="position:absolute;margin-left:146.85pt;margin-top:15.95pt;width:60.7pt;height:22.45pt;mso-wrap-style:square;v-text-anchor:top" wp14:anchorId="4FD76ACD">
-                <v:fill o:detectmouseclick="t" type="solid" color2="black"/>
-                <v:stroke color="black" weight="9360" joinstyle="miter" endcap="flat"/>
+              <v:rect w14:anchorId="7CD1F10F" id="Text Box 2" o:spid="_x0000_s1026" style="position:absolute;margin-left:146.85pt;margin-top:15.95pt;width:60.75pt;height:22.5pt;z-index:10;visibility:visible;mso-wrap-style:square;mso-wrap-distance-left:8.55pt;mso-wrap-distance-top:3.2pt;mso-wrap-distance-right:10.9pt;mso-wrap-distance-bottom:4.7pt;mso-position-horizontal:absolute;mso-position-horizontal-relative:text;mso-position-vertical:absolute;mso-position-vertical-relative:text;v-text-anchor:top" o:gfxdata="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" o:allowincell="f">
                 <v:textbox>
                   <w:txbxContent>
                     <w:p>
                       <w:pPr>
                         <w:pStyle w:val="FrameContents"/>
-                        <w:spacing w:before="0" w:after="160"/>
-                        <w:rPr/>
                       </w:pPr>
                       <w:r>
-                        <w:rPr/>
                         <w:t>2200</w:t>
                       </w:r>
                     </w:p>
@@ -151,10 +133,15 @@
             </w:pict>
           </mc:Fallback>
         </mc:AlternateContent>
+      </w:r>
+      <w:r>
+        <w:rPr>
+          <w:noProof/>
+        </w:rPr>
         <mc:AlternateContent>
           <mc:Choice Requires="wps">
             <w:drawing>
-              <wp:anchor behindDoc="0" distT="40640" distB="59690" distL="108585" distR="137795" simplePos="0" locked="0" layoutInCell="0" allowOverlap="1" relativeHeight="12" wp14:anchorId="0FF4BA1E">
+              <wp:anchor distT="40640" distB="59690" distL="108585" distR="137795" simplePos="0" relativeHeight="12" behindDoc="0" locked="0" layoutInCell="0" allowOverlap="1" wp14:anchorId="7CD1F111" wp14:editId="7CD1F112">
                 <wp:simplePos x="0" y="0"/>
                 <wp:positionH relativeFrom="column">
                   <wp:posOffset>3443605</wp:posOffset>
@@ -166,6 +153,7 @@
                 <wp:effectExtent l="5715" t="5080" r="4445" b="5080"/>
                 <wp:wrapSquare wrapText="bothSides"/>
                 <wp:docPr id="3" name="Text Box 2"/>
+                <wp:cNvGraphicFramePr/>
                 <a:graphic xmlns:a="http://schemas.openxmlformats.org/drawingml/2006/main">
                   <a:graphicData uri="http://schemas.microsoft.com/office/word/2010/wordprocessingShape">
                     <wps:wsp>
@@ -179,7 +167,7 @@
                           <a:avLst/>
                         </a:prstGeom>
                         <a:solidFill>
-                          <a:srgbClr val="ffffff"/>
+                          <a:srgbClr val="FFFFFF"/>
                         </a:solidFill>
                         <a:ln w="9525">
                           <a:solidFill>
@@ -189,9 +177,15 @@
                         </a:ln>
                       </wps:spPr>
                       <wps:style>
-                        <a:lnRef idx="0"/>
-                        <a:fillRef idx="0"/>
-                        <a:effectRef idx="0"/>
+                        <a:lnRef idx="0">
+                          <a:scrgbClr r="0" g="0" b="0"/>
+                        </a:lnRef>
+                        <a:fillRef idx="0">
+                          <a:scrgbClr r="0" g="0" b="0"/>
+                        </a:fillRef>
+                        <a:effectRef idx="0">
+                          <a:scrgbClr r="0" g="0" b="0"/>
+                        </a:effectRef>
                         <a:fontRef idx="minor"/>
                       </wps:style>
                       <wps:txbx>
@@ -199,11 +193,8 @@
                           <w:p>
                             <w:pPr>
                               <w:pStyle w:val="FrameContents"/>
-                              <w:spacing w:before="0" w:after="160"/>
-                              <w:rPr/>
                             </w:pPr>
                             <w:r>
-                              <w:rPr/>
                               <w:t>01</w:t>
                             </w:r>
                           </w:p>
@@ -220,19 +211,14 @@
           </mc:Choice>
           <mc:Fallback>
             <w:pict>
-              <v:rect id="shape_0" ID="Text Box 2" path="m0,0l-2147483645,0l-2147483645,-2147483646l0,-2147483646xe" fillcolor="white" stroked="t" o:allowincell="f" style="position:absolute;margin-left:271.15pt;margin-top:16.4pt;width:60.7pt;height:22.45pt;mso-wrap-style:square;v-text-anchor:top" wp14:anchorId="0FF4BA1E">
-                <v:fill o:detectmouseclick="t" type="solid" color2="black"/>
-                <v:stroke color="black" weight="9360" joinstyle="miter" endcap="flat"/>
+              <v:rect w14:anchorId="7CD1F111" id="_x0000_s1027" style="position:absolute;margin-left:271.15pt;margin-top:16.4pt;width:60.75pt;height:22.5pt;z-index:12;visibility:visible;mso-wrap-style:square;mso-wrap-distance-left:8.55pt;mso-wrap-distance-top:3.2pt;mso-wrap-distance-right:10.85pt;mso-wrap-distance-bottom:4.7pt;mso-position-horizontal:absolute;mso-position-horizontal-relative:text;mso-position-vertical:absolute;mso-position-vertical-relative:text;v-text-anchor:top" o:gfxdata="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" o:allowincell="f">
                 <v:textbox>
                   <w:txbxContent>
                     <w:p>
                       <w:pPr>
                         <w:pStyle w:val="FrameContents"/>
-                        <w:spacing w:before="0" w:after="160"/>
-                        <w:rPr/>
                       </w:pPr>
                       <w:r>
-                        <w:rPr/>
                         <w:t>01</w:t>
                       </w:r>
                     </w:p>
@@ -243,10 +229,15 @@
             </w:pict>
           </mc:Fallback>
         </mc:AlternateContent>
+      </w:r>
+      <w:r>
+        <w:rPr>
+          <w:noProof/>
+        </w:rPr>
         <mc:AlternateContent>
           <mc:Choice Requires="wps">
             <w:drawing>
-              <wp:anchor behindDoc="0" distT="40005" distB="60325" distL="108585" distR="138430" simplePos="0" locked="0" layoutInCell="0" allowOverlap="1" relativeHeight="14" wp14:anchorId="08F9B595">
+              <wp:anchor distT="40005" distB="60325" distL="108585" distR="138430" simplePos="0" relativeHeight="14" behindDoc="0" locked="0" layoutInCell="0" allowOverlap="1" wp14:anchorId="7CD1F113" wp14:editId="7CD1F114">
                 <wp:simplePos x="0" y="0"/>
                 <wp:positionH relativeFrom="column">
                   <wp:posOffset>4864100</wp:posOffset>
@@ -258,6 +249,7 @@
                 <wp:effectExtent l="5715" t="5080" r="4445" b="5080"/>
                 <wp:wrapSquare wrapText="bothSides"/>
                 <wp:docPr id="5" name="Text Box 2"/>
+                <wp:cNvGraphicFramePr/>
                 <a:graphic xmlns:a="http://schemas.openxmlformats.org/drawingml/2006/main">
                   <a:graphicData uri="http://schemas.microsoft.com/office/word/2010/wordprocessingShape">
                     <wps:wsp>
@@ -271,7 +263,7 @@
                           <a:avLst/>
                         </a:prstGeom>
                         <a:solidFill>
-                          <a:srgbClr val="ffffff"/>
+                          <a:srgbClr val="FFFFFF"/>
                         </a:solidFill>
                         <a:ln w="9525">
                           <a:solidFill>
@@ -281,9 +273,15 @@
                         </a:ln>
                       </wps:spPr>
                       <wps:style>
-                        <a:lnRef idx="0"/>
-                        <a:fillRef idx="0"/>
-                        <a:effectRef idx="0"/>
+                        <a:lnRef idx="0">
+                          <a:scrgbClr r="0" g="0" b="0"/>
+                        </a:lnRef>
+                        <a:fillRef idx="0">
+                          <a:scrgbClr r="0" g="0" b="0"/>
+                        </a:fillRef>
+                        <a:effectRef idx="0">
+                          <a:scrgbClr r="0" g="0" b="0"/>
+                        </a:effectRef>
                         <a:fontRef idx="minor"/>
                       </wps:style>
                       <wps:txbx>
@@ -291,11 +289,8 @@
                           <w:p>
                             <w:pPr>
                               <w:pStyle w:val="FrameContents"/>
-                              <w:spacing w:before="0" w:after="160"/>
-                              <w:rPr/>
                             </w:pPr>
                             <w:r>
-                              <w:rPr/>
                               <w:t>Winter</w:t>
                             </w:r>
                           </w:p>
@@ -312,19 +307,14 @@
           </mc:Choice>
           <mc:Fallback>
             <w:pict>
-              <v:rect id="shape_0" ID="Text Box 2" path="m0,0l-2147483645,0l-2147483645,-2147483646l0,-2147483646xe" fillcolor="white" stroked="t" o:allowincell="f" style="position:absolute;margin-left:383pt;margin-top:15.8pt;width:60.7pt;height:22.45pt;mso-wrap-style:square;v-text-anchor:top" wp14:anchorId="08F9B595">
-                <v:fill o:detectmouseclick="t" type="solid" color2="black"/>
-                <v:stroke color="black" weight="9360" joinstyle="miter" endcap="flat"/>
+              <v:rect w14:anchorId="7CD1F113" id="_x0000_s1028" style="position:absolute;margin-left:383pt;margin-top:15.8pt;width:60.75pt;height:22.5pt;z-index:14;visibility:visible;mso-wrap-style:square;mso-wrap-distance-left:8.55pt;mso-wrap-distance-top:3.15pt;mso-wrap-distance-right:10.9pt;mso-wrap-distance-bottom:4.75pt;mso-position-horizontal:absolute;mso-position-horizontal-relative:text;mso-position-vertical:absolute;mso-position-vertical-relative:text;v-text-anchor:top" o:gfxdata="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" o:allowincell="f">
                 <v:textbox>
                   <w:txbxContent>
                     <w:p>
                       <w:pPr>
                         <w:pStyle w:val="FrameContents"/>
-                        <w:spacing w:before="0" w:after="160"/>
-                        <w:rPr/>
                       </w:pPr>
                       <w:r>
-                        <w:rPr/>
                         <w:t>Winter</w:t>
                       </w:r>
                     </w:p>
@@ -338,10 +328,6 @@
       </w:r>
     </w:p>
     <w:p>
-      <w:pPr>
-        <w:pStyle w:val="Normal"/>
-        <w:rPr/>
-      </w:pPr>
       <w:r>
         <w:rPr>
           <w:b/>
@@ -350,26 +336,12 @@
         <w:t>Class and Section:</w:t>
       </w:r>
       <w:r>
-        <w:rPr/>
         <w:t xml:space="preserve">   Course:                             Section:                                     Term:</w:t>
       </w:r>
     </w:p>
-    <w:p>
-      <w:pPr>
-        <w:pStyle w:val="Normal"/>
-        <w:rPr/>
-      </w:pPr>
-      <w:r>
-        <w:rPr/>
-      </w:r>
-    </w:p>
-    <w:p>
-      <w:pPr>
-        <w:pStyle w:val="Normal"/>
-        <w:rPr/>
-      </w:pPr>
-      <w:r>
-        <w:rPr/>
+    <w:p/>
+    <w:p>
+      <w:r>
         <w:t>The group project is made up of the following grading schema:</w:t>
       </w:r>
     </w:p>
@@ -377,16 +349,8 @@
       <w:tblPr>
         <w:tblStyle w:val="TableGrid"/>
         <w:tblW w:w="9350" w:type="dxa"/>
-        <w:jc w:val="left"/>
-        <w:tblInd w:w="0" w:type="dxa"/>
         <w:tblLayout w:type="fixed"/>
-        <w:tblCellMar>
-          <w:top w:w="0" w:type="dxa"/>
-          <w:left w:w="108" w:type="dxa"/>
-          <w:bottom w:w="0" w:type="dxa"/>
-          <w:right w:w="108" w:type="dxa"/>
-        </w:tblCellMar>
-        <w:tblLook w:val="04a0" w:noHBand="0" w:noVBand="1" w:firstColumn="1" w:lastRow="0" w:lastColumn="0" w:firstRow="1"/>
+        <w:tblLook w:val="04A0" w:firstRow="1" w:lastRow="0" w:firstColumn="1" w:lastColumn="0" w:noHBand="0" w:noVBand="1"/>
       </w:tblPr>
       <w:tblGrid>
         <w:gridCol w:w="3240"/>
@@ -395,36 +359,28 @@
       </w:tblGrid>
       <w:tr>
         <w:trPr>
-          <w:trHeight w:val="680" w:hRule="atLeast"/>
+          <w:trHeight w:val="680"/>
         </w:trPr>
         <w:tc>
           <w:tcPr>
             <w:tcW w:w="3240" w:type="dxa"/>
-            <w:tcBorders/>
-            <w:shd w:color="auto" w:fill="BFBFBF" w:themeFill="background1" w:themeFillShade="bf" w:val="clear"/>
-            <w:vAlign w:val="center"/>
-          </w:tcPr>
-          <w:p>
-            <w:pPr>
-              <w:pStyle w:val="Normal"/>
-              <w:widowControl/>
-              <w:spacing w:lineRule="auto" w:line="240" w:before="0" w:after="0"/>
+            <w:shd w:val="clear" w:color="auto" w:fill="BFBFBF" w:themeFill="background1" w:themeFillShade="BF"/>
+            <w:vAlign w:val="center"/>
+          </w:tcPr>
+          <w:p>
+            <w:pPr>
+              <w:spacing w:after="0" w:line="240" w:lineRule="auto"/>
               <w:jc w:val="center"/>
               <w:rPr>
-                <w:b/>
                 <w:b/>
                 <w:bCs/>
               </w:rPr>
             </w:pPr>
             <w:r>
               <w:rPr>
-                <w:rFonts w:eastAsia="Aptos" w:cs=""/>
+                <w:rFonts w:eastAsia="Aptos"/>
                 <w:b/>
                 <w:bCs/>
-                <w:kern w:val="2"/>
-                <w:sz w:val="22"/>
-                <w:szCs w:val="22"/>
-                <w:lang w:val="en-CA" w:eastAsia="en-US" w:bidi="ar-SA"/>
               </w:rPr>
               <w:t>Item</w:t>
             </w:r>
@@ -433,31 +389,23 @@
         <w:tc>
           <w:tcPr>
             <w:tcW w:w="2865" w:type="dxa"/>
-            <w:tcBorders/>
-            <w:shd w:color="auto" w:fill="BFBFBF" w:themeFill="background1" w:themeFillShade="bf" w:val="clear"/>
-            <w:vAlign w:val="center"/>
-          </w:tcPr>
-          <w:p>
-            <w:pPr>
-              <w:pStyle w:val="Normal"/>
-              <w:widowControl/>
-              <w:spacing w:lineRule="auto" w:line="240" w:before="0" w:after="0"/>
+            <w:shd w:val="clear" w:color="auto" w:fill="BFBFBF" w:themeFill="background1" w:themeFillShade="BF"/>
+            <w:vAlign w:val="center"/>
+          </w:tcPr>
+          <w:p>
+            <w:pPr>
+              <w:spacing w:after="0" w:line="240" w:lineRule="auto"/>
               <w:jc w:val="center"/>
               <w:rPr>
-                <w:b/>
                 <w:b/>
                 <w:bCs/>
               </w:rPr>
             </w:pPr>
             <w:r>
               <w:rPr>
-                <w:rFonts w:eastAsia="Aptos" w:cs=""/>
+                <w:rFonts w:eastAsia="Aptos"/>
                 <w:b/>
                 <w:bCs/>
-                <w:kern w:val="2"/>
-                <w:sz w:val="22"/>
-                <w:szCs w:val="22"/>
-                <w:lang w:val="en-CA" w:eastAsia="en-US" w:bidi="ar-SA"/>
               </w:rPr>
               <w:t>Date Due</w:t>
             </w:r>
@@ -466,31 +414,23 @@
         <w:tc>
           <w:tcPr>
             <w:tcW w:w="3245" w:type="dxa"/>
-            <w:tcBorders/>
-            <w:shd w:color="auto" w:fill="BFBFBF" w:themeFill="background1" w:themeFillShade="bf" w:val="clear"/>
-            <w:vAlign w:val="center"/>
-          </w:tcPr>
-          <w:p>
-            <w:pPr>
-              <w:pStyle w:val="Normal"/>
-              <w:widowControl/>
-              <w:spacing w:lineRule="auto" w:line="240" w:before="0" w:after="0"/>
+            <w:shd w:val="clear" w:color="auto" w:fill="BFBFBF" w:themeFill="background1" w:themeFillShade="BF"/>
+            <w:vAlign w:val="center"/>
+          </w:tcPr>
+          <w:p>
+            <w:pPr>
+              <w:spacing w:after="0" w:line="240" w:lineRule="auto"/>
               <w:jc w:val="center"/>
               <w:rPr>
-                <w:b/>
                 <w:b/>
                 <w:bCs/>
               </w:rPr>
             </w:pPr>
             <w:r>
               <w:rPr>
-                <w:rFonts w:eastAsia="Aptos" w:cs=""/>
+                <w:rFonts w:eastAsia="Aptos"/>
                 <w:b/>
                 <w:bCs/>
-                <w:kern w:val="2"/>
-                <w:sz w:val="22"/>
-                <w:szCs w:val="22"/>
-                <w:lang w:val="en-CA" w:eastAsia="en-US" w:bidi="ar-SA"/>
               </w:rPr>
               <w:t>Grade Weighting</w:t>
             </w:r>
@@ -499,37 +439,30 @@
       </w:tr>
       <w:tr>
         <w:trPr>
-          <w:trHeight w:val="680" w:hRule="atLeast"/>
+          <w:trHeight w:val="680"/>
         </w:trPr>
         <w:tc>
           <w:tcPr>
             <w:tcW w:w="3240" w:type="dxa"/>
-            <w:tcBorders/>
-            <w:vAlign w:val="center"/>
-          </w:tcPr>
-          <w:p>
-            <w:pPr>
-              <w:pStyle w:val="Normal"/>
-              <w:widowControl/>
-              <w:spacing w:lineRule="auto" w:line="240" w:before="0" w:after="0"/>
-              <w:jc w:val="left"/>
-              <w:rPr>
-                <w:rFonts w:ascii="Aptos" w:hAnsi="Aptos" w:eastAsia="Aptos" w:cs=""/>
-                <w:kern w:val="2"/>
-                <w:sz w:val="22"/>
-                <w:szCs w:val="22"/>
-                <w:lang w:val="en-CA" w:eastAsia="en-US" w:bidi="ar-SA"/>
-              </w:rPr>
-            </w:pPr>
-            <w:r>
-              <w:rPr>
-                <w:rFonts w:eastAsia="Aptos" w:cs=""/>
-                <w:kern w:val="2"/>
-                <w:sz w:val="22"/>
-                <w:szCs w:val="22"/>
-                <w:lang w:val="en-CA" w:eastAsia="en-US" w:bidi="ar-SA"/>
+            <w:vAlign w:val="center"/>
+          </w:tcPr>
+          <w:p>
+            <w:pPr>
+              <w:spacing w:after="0" w:line="240" w:lineRule="auto"/>
+              <w:rPr>
+                <w:rFonts w:ascii="Aptos" w:eastAsia="Aptos" w:hAnsi="Aptos"/>
+              </w:rPr>
+            </w:pPr>
+            <w:r>
+              <w:rPr>
+                <w:rFonts w:eastAsia="Aptos"/>
               </w:rPr>
               <w:t>Deliverable 1:</w:t>
+            </w:r>
+            <w:r>
+              <w:rPr>
+                <w:rFonts w:eastAsia="Aptos"/>
+              </w:rPr>
               <w:br/>
               <w:t>Team Formation &amp; Contract</w:t>
             </w:r>
@@ -538,29 +471,17 @@
         <w:tc>
           <w:tcPr>
             <w:tcW w:w="2865" w:type="dxa"/>
-            <w:tcBorders/>
-          </w:tcPr>
-          <w:p>
-            <w:pPr>
-              <w:pStyle w:val="Normal"/>
-              <w:widowControl/>
-              <w:spacing w:lineRule="auto" w:line="240" w:before="0" w:after="0"/>
-              <w:jc w:val="left"/>
-              <w:rPr>
-                <w:rFonts w:ascii="Aptos" w:hAnsi="Aptos" w:eastAsia="Aptos" w:cs=""/>
-                <w:kern w:val="2"/>
-                <w:sz w:val="22"/>
-                <w:szCs w:val="22"/>
-                <w:lang w:val="en-CA" w:eastAsia="en-US" w:bidi="ar-SA"/>
-              </w:rPr>
-            </w:pPr>
-            <w:r>
-              <w:rPr>
-                <w:rFonts w:eastAsia="Aptos" w:cs=""/>
-                <w:kern w:val="2"/>
-                <w:sz w:val="22"/>
-                <w:szCs w:val="22"/>
-                <w:lang w:val="en-CA" w:eastAsia="en-US" w:bidi="ar-SA"/>
+          </w:tcPr>
+          <w:p>
+            <w:pPr>
+              <w:spacing w:after="0" w:line="240" w:lineRule="auto"/>
+              <w:rPr>
+                <w:rFonts w:ascii="Aptos" w:eastAsia="Aptos" w:hAnsi="Aptos"/>
+              </w:rPr>
+            </w:pPr>
+            <w:r>
+              <w:rPr>
+                <w:rFonts w:eastAsia="Aptos"/>
               </w:rPr>
               <w:t>2026-02-06</w:t>
             </w:r>
@@ -569,29 +490,17 @@
         <w:tc>
           <w:tcPr>
             <w:tcW w:w="3245" w:type="dxa"/>
-            <w:tcBorders/>
-          </w:tcPr>
-          <w:p>
-            <w:pPr>
-              <w:pStyle w:val="Normal"/>
-              <w:widowControl/>
-              <w:spacing w:lineRule="auto" w:line="240" w:before="0" w:after="0"/>
-              <w:jc w:val="left"/>
-              <w:rPr>
-                <w:rFonts w:ascii="Aptos" w:hAnsi="Aptos" w:eastAsia="Aptos" w:cs=""/>
-                <w:kern w:val="2"/>
-                <w:sz w:val="22"/>
-                <w:szCs w:val="22"/>
-                <w:lang w:val="en-CA" w:eastAsia="en-US" w:bidi="ar-SA"/>
-              </w:rPr>
-            </w:pPr>
-            <w:r>
-              <w:rPr>
-                <w:rFonts w:eastAsia="Aptos" w:cs=""/>
-                <w:kern w:val="2"/>
-                <w:sz w:val="22"/>
-                <w:szCs w:val="22"/>
-                <w:lang w:val="en-CA" w:eastAsia="en-US" w:bidi="ar-SA"/>
+          </w:tcPr>
+          <w:p>
+            <w:pPr>
+              <w:spacing w:after="0" w:line="240" w:lineRule="auto"/>
+              <w:rPr>
+                <w:rFonts w:ascii="Aptos" w:eastAsia="Aptos" w:hAnsi="Aptos"/>
+              </w:rPr>
+            </w:pPr>
+            <w:r>
+              <w:rPr>
+                <w:rFonts w:eastAsia="Aptos"/>
               </w:rPr>
               <w:t>5%</w:t>
             </w:r>
@@ -600,37 +509,30 @@
       </w:tr>
       <w:tr>
         <w:trPr>
-          <w:trHeight w:val="680" w:hRule="atLeast"/>
+          <w:trHeight w:val="680"/>
         </w:trPr>
         <w:tc>
           <w:tcPr>
             <w:tcW w:w="3240" w:type="dxa"/>
-            <w:tcBorders/>
-            <w:vAlign w:val="center"/>
-          </w:tcPr>
-          <w:p>
-            <w:pPr>
-              <w:pStyle w:val="Normal"/>
-              <w:widowControl/>
-              <w:spacing w:lineRule="auto" w:line="240" w:before="0" w:after="0"/>
-              <w:jc w:val="left"/>
-              <w:rPr>
-                <w:rFonts w:ascii="Aptos" w:hAnsi="Aptos" w:eastAsia="Aptos" w:cs=""/>
-                <w:kern w:val="2"/>
-                <w:sz w:val="22"/>
-                <w:szCs w:val="22"/>
-                <w:lang w:val="en-CA" w:eastAsia="en-US" w:bidi="ar-SA"/>
-              </w:rPr>
-            </w:pPr>
-            <w:r>
-              <w:rPr>
-                <w:rFonts w:eastAsia="Aptos" w:cs=""/>
-                <w:kern w:val="2"/>
-                <w:sz w:val="22"/>
-                <w:szCs w:val="22"/>
-                <w:lang w:val="en-CA" w:eastAsia="en-US" w:bidi="ar-SA"/>
+            <w:vAlign w:val="center"/>
+          </w:tcPr>
+          <w:p>
+            <w:pPr>
+              <w:spacing w:after="0" w:line="240" w:lineRule="auto"/>
+              <w:rPr>
+                <w:rFonts w:ascii="Aptos" w:eastAsia="Aptos" w:hAnsi="Aptos"/>
+              </w:rPr>
+            </w:pPr>
+            <w:r>
+              <w:rPr>
+                <w:rFonts w:eastAsia="Aptos"/>
               </w:rPr>
               <w:t>Deliverable 2:</w:t>
+            </w:r>
+            <w:r>
+              <w:rPr>
+                <w:rFonts w:eastAsia="Aptos"/>
+              </w:rPr>
               <w:br/>
               <w:t>Requirements Specification</w:t>
             </w:r>
@@ -639,29 +541,17 @@
         <w:tc>
           <w:tcPr>
             <w:tcW w:w="2865" w:type="dxa"/>
-            <w:tcBorders/>
-          </w:tcPr>
-          <w:p>
-            <w:pPr>
-              <w:pStyle w:val="Normal"/>
-              <w:widowControl/>
-              <w:spacing w:lineRule="auto" w:line="240" w:before="0" w:after="0"/>
-              <w:jc w:val="left"/>
-              <w:rPr>
-                <w:rFonts w:ascii="Aptos" w:hAnsi="Aptos" w:eastAsia="Aptos" w:cs=""/>
-                <w:kern w:val="2"/>
-                <w:sz w:val="22"/>
-                <w:szCs w:val="22"/>
-                <w:lang w:val="en-CA" w:eastAsia="en-US" w:bidi="ar-SA"/>
-              </w:rPr>
-            </w:pPr>
-            <w:r>
-              <w:rPr>
-                <w:rFonts w:eastAsia="Aptos" w:cs=""/>
-                <w:kern w:val="2"/>
-                <w:sz w:val="22"/>
-                <w:szCs w:val="22"/>
-                <w:lang w:val="en-CA" w:eastAsia="en-US" w:bidi="ar-SA"/>
+          </w:tcPr>
+          <w:p>
+            <w:pPr>
+              <w:spacing w:after="0" w:line="240" w:lineRule="auto"/>
+              <w:rPr>
+                <w:rFonts w:ascii="Aptos" w:eastAsia="Aptos" w:hAnsi="Aptos"/>
+              </w:rPr>
+            </w:pPr>
+            <w:r>
+              <w:rPr>
+                <w:rFonts w:eastAsia="Aptos"/>
               </w:rPr>
               <w:t>2026-02-20</w:t>
             </w:r>
@@ -670,29 +560,17 @@
         <w:tc>
           <w:tcPr>
             <w:tcW w:w="3245" w:type="dxa"/>
-            <w:tcBorders/>
-          </w:tcPr>
-          <w:p>
-            <w:pPr>
-              <w:pStyle w:val="Normal"/>
-              <w:widowControl/>
-              <w:spacing w:lineRule="auto" w:line="240" w:before="0" w:after="0"/>
-              <w:jc w:val="left"/>
-              <w:rPr>
-                <w:rFonts w:ascii="Aptos" w:hAnsi="Aptos" w:eastAsia="Aptos" w:cs=""/>
-                <w:kern w:val="2"/>
-                <w:sz w:val="22"/>
-                <w:szCs w:val="22"/>
-                <w:lang w:val="en-CA" w:eastAsia="en-US" w:bidi="ar-SA"/>
-              </w:rPr>
-            </w:pPr>
-            <w:r>
-              <w:rPr>
-                <w:rFonts w:eastAsia="Aptos" w:cs=""/>
-                <w:kern w:val="2"/>
-                <w:sz w:val="22"/>
-                <w:szCs w:val="22"/>
-                <w:lang w:val="en-CA" w:eastAsia="en-US" w:bidi="ar-SA"/>
+          </w:tcPr>
+          <w:p>
+            <w:pPr>
+              <w:spacing w:after="0" w:line="240" w:lineRule="auto"/>
+              <w:rPr>
+                <w:rFonts w:ascii="Aptos" w:eastAsia="Aptos" w:hAnsi="Aptos"/>
+              </w:rPr>
+            </w:pPr>
+            <w:r>
+              <w:rPr>
+                <w:rFonts w:eastAsia="Aptos"/>
               </w:rPr>
               <w:t>10%</w:t>
             </w:r>
@@ -701,37 +579,30 @@
       </w:tr>
       <w:tr>
         <w:trPr>
-          <w:trHeight w:val="680" w:hRule="atLeast"/>
+          <w:trHeight w:val="680"/>
         </w:trPr>
         <w:tc>
           <w:tcPr>
             <w:tcW w:w="3240" w:type="dxa"/>
-            <w:tcBorders/>
-            <w:vAlign w:val="center"/>
-          </w:tcPr>
-          <w:p>
-            <w:pPr>
-              <w:pStyle w:val="Normal"/>
-              <w:widowControl/>
-              <w:spacing w:lineRule="auto" w:line="240" w:before="0" w:after="0"/>
-              <w:jc w:val="left"/>
-              <w:rPr>
-                <w:rFonts w:ascii="Aptos" w:hAnsi="Aptos" w:eastAsia="Aptos" w:cs=""/>
-                <w:kern w:val="2"/>
-                <w:sz w:val="22"/>
-                <w:szCs w:val="22"/>
-                <w:lang w:val="en-CA" w:eastAsia="en-US" w:bidi="ar-SA"/>
-              </w:rPr>
-            </w:pPr>
-            <w:r>
-              <w:rPr>
-                <w:rFonts w:eastAsia="Aptos" w:cs=""/>
-                <w:kern w:val="2"/>
-                <w:sz w:val="22"/>
-                <w:szCs w:val="22"/>
-                <w:lang w:val="en-CA" w:eastAsia="en-US" w:bidi="ar-SA"/>
+            <w:vAlign w:val="center"/>
+          </w:tcPr>
+          <w:p>
+            <w:pPr>
+              <w:spacing w:after="0" w:line="240" w:lineRule="auto"/>
+              <w:rPr>
+                <w:rFonts w:ascii="Aptos" w:eastAsia="Aptos" w:hAnsi="Aptos"/>
+              </w:rPr>
+            </w:pPr>
+            <w:r>
+              <w:rPr>
+                <w:rFonts w:eastAsia="Aptos"/>
               </w:rPr>
               <w:t>Deliverable 3:</w:t>
+            </w:r>
+            <w:r>
+              <w:rPr>
+                <w:rFonts w:eastAsia="Aptos"/>
+              </w:rPr>
               <w:br/>
               <w:t>App Design &amp; Data Specification</w:t>
             </w:r>
@@ -740,29 +611,17 @@
         <w:tc>
           <w:tcPr>
             <w:tcW w:w="2865" w:type="dxa"/>
-            <w:tcBorders/>
-          </w:tcPr>
-          <w:p>
-            <w:pPr>
-              <w:pStyle w:val="Normal"/>
-              <w:widowControl/>
-              <w:spacing w:lineRule="auto" w:line="240" w:before="0" w:after="0"/>
-              <w:jc w:val="left"/>
-              <w:rPr>
-                <w:rFonts w:ascii="Aptos" w:hAnsi="Aptos" w:eastAsia="Aptos" w:cs=""/>
-                <w:kern w:val="2"/>
-                <w:sz w:val="22"/>
-                <w:szCs w:val="22"/>
-                <w:lang w:val="en-CA" w:eastAsia="en-US" w:bidi="ar-SA"/>
-              </w:rPr>
-            </w:pPr>
-            <w:r>
-              <w:rPr>
-                <w:rFonts w:eastAsia="Aptos" w:cs=""/>
-                <w:kern w:val="2"/>
-                <w:sz w:val="22"/>
-                <w:szCs w:val="22"/>
-                <w:lang w:val="en-CA" w:eastAsia="en-US" w:bidi="ar-SA"/>
+          </w:tcPr>
+          <w:p>
+            <w:pPr>
+              <w:spacing w:after="0" w:line="240" w:lineRule="auto"/>
+              <w:rPr>
+                <w:rFonts w:ascii="Aptos" w:eastAsia="Aptos" w:hAnsi="Aptos"/>
+              </w:rPr>
+            </w:pPr>
+            <w:r>
+              <w:rPr>
+                <w:rFonts w:eastAsia="Aptos"/>
               </w:rPr>
               <w:t>2026-03-13</w:t>
             </w:r>
@@ -771,29 +630,17 @@
         <w:tc>
           <w:tcPr>
             <w:tcW w:w="3245" w:type="dxa"/>
-            <w:tcBorders/>
-          </w:tcPr>
-          <w:p>
-            <w:pPr>
-              <w:pStyle w:val="Normal"/>
-              <w:widowControl/>
-              <w:spacing w:lineRule="auto" w:line="240" w:before="0" w:after="0"/>
-              <w:jc w:val="left"/>
-              <w:rPr>
-                <w:rFonts w:ascii="Aptos" w:hAnsi="Aptos" w:eastAsia="Aptos" w:cs=""/>
-                <w:kern w:val="2"/>
-                <w:sz w:val="22"/>
-                <w:szCs w:val="22"/>
-                <w:lang w:val="en-CA" w:eastAsia="en-US" w:bidi="ar-SA"/>
-              </w:rPr>
-            </w:pPr>
-            <w:r>
-              <w:rPr>
-                <w:rFonts w:eastAsia="Aptos" w:cs=""/>
-                <w:kern w:val="2"/>
-                <w:sz w:val="22"/>
-                <w:szCs w:val="22"/>
-                <w:lang w:val="en-CA" w:eastAsia="en-US" w:bidi="ar-SA"/>
+          </w:tcPr>
+          <w:p>
+            <w:pPr>
+              <w:spacing w:after="0" w:line="240" w:lineRule="auto"/>
+              <w:rPr>
+                <w:rFonts w:ascii="Aptos" w:eastAsia="Aptos" w:hAnsi="Aptos"/>
+              </w:rPr>
+            </w:pPr>
+            <w:r>
+              <w:rPr>
+                <w:rFonts w:eastAsia="Aptos"/>
               </w:rPr>
               <w:t>15%</w:t>
             </w:r>
@@ -802,37 +649,30 @@
       </w:tr>
       <w:tr>
         <w:trPr>
-          <w:trHeight w:val="680" w:hRule="atLeast"/>
+          <w:trHeight w:val="680"/>
         </w:trPr>
         <w:tc>
           <w:tcPr>
             <w:tcW w:w="3240" w:type="dxa"/>
-            <w:tcBorders/>
-            <w:vAlign w:val="center"/>
-          </w:tcPr>
-          <w:p>
-            <w:pPr>
-              <w:pStyle w:val="Normal"/>
-              <w:widowControl/>
-              <w:spacing w:lineRule="auto" w:line="240" w:before="0" w:after="0"/>
-              <w:jc w:val="left"/>
-              <w:rPr>
-                <w:rFonts w:ascii="Aptos" w:hAnsi="Aptos" w:eastAsia="Aptos" w:cs=""/>
-                <w:kern w:val="2"/>
-                <w:sz w:val="22"/>
-                <w:szCs w:val="22"/>
-                <w:lang w:val="en-CA" w:eastAsia="en-US" w:bidi="ar-SA"/>
-              </w:rPr>
-            </w:pPr>
-            <w:r>
-              <w:rPr>
-                <w:rFonts w:eastAsia="Aptos" w:cs=""/>
-                <w:kern w:val="2"/>
-                <w:sz w:val="22"/>
-                <w:szCs w:val="22"/>
-                <w:lang w:val="en-CA" w:eastAsia="en-US" w:bidi="ar-SA"/>
+            <w:vAlign w:val="center"/>
+          </w:tcPr>
+          <w:p>
+            <w:pPr>
+              <w:spacing w:after="0" w:line="240" w:lineRule="auto"/>
+              <w:rPr>
+                <w:rFonts w:ascii="Aptos" w:eastAsia="Aptos" w:hAnsi="Aptos"/>
+              </w:rPr>
+            </w:pPr>
+            <w:r>
+              <w:rPr>
+                <w:rFonts w:eastAsia="Aptos"/>
               </w:rPr>
               <w:t>Deliverable 4:</w:t>
+            </w:r>
+            <w:r>
+              <w:rPr>
+                <w:rFonts w:eastAsia="Aptos"/>
+              </w:rPr>
               <w:br/>
               <w:t>Development Checkpoint</w:t>
             </w:r>
@@ -841,29 +681,17 @@
         <w:tc>
           <w:tcPr>
             <w:tcW w:w="2865" w:type="dxa"/>
-            <w:tcBorders/>
-          </w:tcPr>
-          <w:p>
-            <w:pPr>
-              <w:pStyle w:val="Normal"/>
-              <w:widowControl/>
-              <w:spacing w:lineRule="auto" w:line="240" w:before="0" w:after="0"/>
-              <w:jc w:val="left"/>
-              <w:rPr>
-                <w:rFonts w:ascii="Aptos" w:hAnsi="Aptos" w:eastAsia="Aptos" w:cs=""/>
-                <w:kern w:val="2"/>
-                <w:sz w:val="22"/>
-                <w:szCs w:val="22"/>
-                <w:lang w:val="en-CA" w:eastAsia="en-US" w:bidi="ar-SA"/>
-              </w:rPr>
-            </w:pPr>
-            <w:r>
-              <w:rPr>
-                <w:rFonts w:eastAsia="Aptos" w:cs=""/>
-                <w:kern w:val="2"/>
-                <w:sz w:val="22"/>
-                <w:szCs w:val="22"/>
-                <w:lang w:val="en-CA" w:eastAsia="en-US" w:bidi="ar-SA"/>
+          </w:tcPr>
+          <w:p>
+            <w:pPr>
+              <w:spacing w:after="0" w:line="240" w:lineRule="auto"/>
+              <w:rPr>
+                <w:rFonts w:ascii="Aptos" w:eastAsia="Aptos" w:hAnsi="Aptos"/>
+              </w:rPr>
+            </w:pPr>
+            <w:r>
+              <w:rPr>
+                <w:rFonts w:eastAsia="Aptos"/>
               </w:rPr>
               <w:t>2026-03-27</w:t>
             </w:r>
@@ -872,29 +700,17 @@
         <w:tc>
           <w:tcPr>
             <w:tcW w:w="3245" w:type="dxa"/>
-            <w:tcBorders/>
-          </w:tcPr>
-          <w:p>
-            <w:pPr>
-              <w:pStyle w:val="Normal"/>
-              <w:widowControl/>
-              <w:spacing w:lineRule="auto" w:line="240" w:before="0" w:after="0"/>
-              <w:jc w:val="left"/>
-              <w:rPr>
-                <w:rFonts w:ascii="Aptos" w:hAnsi="Aptos" w:eastAsia="Aptos" w:cs=""/>
-                <w:kern w:val="2"/>
-                <w:sz w:val="22"/>
-                <w:szCs w:val="22"/>
-                <w:lang w:val="en-CA" w:eastAsia="en-US" w:bidi="ar-SA"/>
-              </w:rPr>
-            </w:pPr>
-            <w:r>
-              <w:rPr>
-                <w:rFonts w:eastAsia="Aptos" w:cs=""/>
-                <w:kern w:val="2"/>
-                <w:sz w:val="22"/>
-                <w:szCs w:val="22"/>
-                <w:lang w:val="en-CA" w:eastAsia="en-US" w:bidi="ar-SA"/>
+          </w:tcPr>
+          <w:p>
+            <w:pPr>
+              <w:spacing w:after="0" w:line="240" w:lineRule="auto"/>
+              <w:rPr>
+                <w:rFonts w:ascii="Aptos" w:eastAsia="Aptos" w:hAnsi="Aptos"/>
+              </w:rPr>
+            </w:pPr>
+            <w:r>
+              <w:rPr>
+                <w:rFonts w:eastAsia="Aptos"/>
               </w:rPr>
               <w:t>5%</w:t>
             </w:r>
@@ -903,37 +719,30 @@
       </w:tr>
       <w:tr>
         <w:trPr>
-          <w:trHeight w:val="680" w:hRule="atLeast"/>
+          <w:trHeight w:val="680"/>
         </w:trPr>
         <w:tc>
           <w:tcPr>
             <w:tcW w:w="3240" w:type="dxa"/>
-            <w:tcBorders/>
-            <w:vAlign w:val="center"/>
-          </w:tcPr>
-          <w:p>
-            <w:pPr>
-              <w:pStyle w:val="Normal"/>
-              <w:widowControl/>
-              <w:spacing w:lineRule="auto" w:line="240" w:before="0" w:after="0"/>
-              <w:jc w:val="left"/>
-              <w:rPr>
-                <w:rFonts w:ascii="Aptos" w:hAnsi="Aptos" w:eastAsia="Aptos" w:cs=""/>
-                <w:kern w:val="2"/>
-                <w:sz w:val="22"/>
-                <w:szCs w:val="22"/>
-                <w:lang w:val="en-CA" w:eastAsia="en-US" w:bidi="ar-SA"/>
-              </w:rPr>
-            </w:pPr>
-            <w:r>
-              <w:rPr>
-                <w:rFonts w:eastAsia="Aptos" w:cs=""/>
-                <w:kern w:val="2"/>
-                <w:sz w:val="22"/>
-                <w:szCs w:val="22"/>
-                <w:lang w:val="en-CA" w:eastAsia="en-US" w:bidi="ar-SA"/>
+            <w:vAlign w:val="center"/>
+          </w:tcPr>
+          <w:p>
+            <w:pPr>
+              <w:spacing w:after="0" w:line="240" w:lineRule="auto"/>
+              <w:rPr>
+                <w:rFonts w:ascii="Aptos" w:eastAsia="Aptos" w:hAnsi="Aptos"/>
+              </w:rPr>
+            </w:pPr>
+            <w:r>
+              <w:rPr>
+                <w:rFonts w:eastAsia="Aptos"/>
               </w:rPr>
               <w:t>Deliverable 5:</w:t>
+            </w:r>
+            <w:r>
+              <w:rPr>
+                <w:rFonts w:eastAsia="Aptos"/>
+              </w:rPr>
               <w:br/>
               <w:t>Presentation</w:t>
             </w:r>
@@ -942,29 +751,17 @@
         <w:tc>
           <w:tcPr>
             <w:tcW w:w="2865" w:type="dxa"/>
-            <w:tcBorders/>
-          </w:tcPr>
-          <w:p>
-            <w:pPr>
-              <w:pStyle w:val="Normal"/>
-              <w:widowControl/>
-              <w:spacing w:lineRule="auto" w:line="240" w:before="0" w:after="0"/>
-              <w:jc w:val="left"/>
-              <w:rPr>
-                <w:rFonts w:ascii="Aptos" w:hAnsi="Aptos" w:eastAsia="Aptos" w:cs=""/>
-                <w:kern w:val="2"/>
-                <w:sz w:val="22"/>
-                <w:szCs w:val="22"/>
-                <w:lang w:val="en-CA" w:eastAsia="en-US" w:bidi="ar-SA"/>
-              </w:rPr>
-            </w:pPr>
-            <w:r>
-              <w:rPr>
-                <w:rFonts w:eastAsia="Aptos" w:cs=""/>
-                <w:kern w:val="2"/>
-                <w:sz w:val="22"/>
-                <w:szCs w:val="22"/>
-                <w:lang w:val="en-CA" w:eastAsia="en-US" w:bidi="ar-SA"/>
+          </w:tcPr>
+          <w:p>
+            <w:pPr>
+              <w:spacing w:after="0" w:line="240" w:lineRule="auto"/>
+              <w:rPr>
+                <w:rFonts w:ascii="Aptos" w:eastAsia="Aptos" w:hAnsi="Aptos"/>
+              </w:rPr>
+            </w:pPr>
+            <w:r>
+              <w:rPr>
+                <w:rFonts w:eastAsia="Aptos"/>
               </w:rPr>
               <w:t>2026-04-10</w:t>
             </w:r>
@@ -973,29 +770,17 @@
         <w:tc>
           <w:tcPr>
             <w:tcW w:w="3245" w:type="dxa"/>
-            <w:tcBorders/>
-          </w:tcPr>
-          <w:p>
-            <w:pPr>
-              <w:pStyle w:val="Normal"/>
-              <w:widowControl/>
-              <w:spacing w:lineRule="auto" w:line="240" w:before="0" w:after="0"/>
-              <w:jc w:val="left"/>
-              <w:rPr>
-                <w:rFonts w:ascii="Aptos" w:hAnsi="Aptos" w:eastAsia="Aptos" w:cs=""/>
-                <w:kern w:val="2"/>
-                <w:sz w:val="22"/>
-                <w:szCs w:val="22"/>
-                <w:lang w:val="en-CA" w:eastAsia="en-US" w:bidi="ar-SA"/>
-              </w:rPr>
-            </w:pPr>
-            <w:r>
-              <w:rPr>
-                <w:rFonts w:eastAsia="Aptos" w:cs=""/>
-                <w:kern w:val="2"/>
-                <w:sz w:val="22"/>
-                <w:szCs w:val="22"/>
-                <w:lang w:val="en-CA" w:eastAsia="en-US" w:bidi="ar-SA"/>
+          </w:tcPr>
+          <w:p>
+            <w:pPr>
+              <w:spacing w:after="0" w:line="240" w:lineRule="auto"/>
+              <w:rPr>
+                <w:rFonts w:ascii="Aptos" w:eastAsia="Aptos" w:hAnsi="Aptos"/>
+              </w:rPr>
+            </w:pPr>
+            <w:r>
+              <w:rPr>
+                <w:rFonts w:eastAsia="Aptos"/>
               </w:rPr>
               <w:t>10%</w:t>
             </w:r>
@@ -1004,37 +789,30 @@
       </w:tr>
       <w:tr>
         <w:trPr>
-          <w:trHeight w:val="680" w:hRule="atLeast"/>
+          <w:trHeight w:val="680"/>
         </w:trPr>
         <w:tc>
           <w:tcPr>
             <w:tcW w:w="3240" w:type="dxa"/>
-            <w:tcBorders/>
-            <w:vAlign w:val="center"/>
-          </w:tcPr>
-          <w:p>
-            <w:pPr>
-              <w:pStyle w:val="Normal"/>
-              <w:widowControl/>
-              <w:spacing w:lineRule="auto" w:line="240" w:before="0" w:after="0"/>
-              <w:jc w:val="left"/>
-              <w:rPr>
-                <w:rFonts w:ascii="Aptos" w:hAnsi="Aptos" w:eastAsia="Aptos" w:cs=""/>
-                <w:kern w:val="2"/>
-                <w:sz w:val="22"/>
-                <w:szCs w:val="22"/>
-                <w:lang w:val="en-CA" w:eastAsia="en-US" w:bidi="ar-SA"/>
-              </w:rPr>
-            </w:pPr>
-            <w:r>
-              <w:rPr>
-                <w:rFonts w:eastAsia="Aptos" w:cs=""/>
-                <w:kern w:val="2"/>
-                <w:sz w:val="22"/>
-                <w:szCs w:val="22"/>
-                <w:lang w:val="en-CA" w:eastAsia="en-US" w:bidi="ar-SA"/>
+            <w:vAlign w:val="center"/>
+          </w:tcPr>
+          <w:p>
+            <w:pPr>
+              <w:spacing w:after="0" w:line="240" w:lineRule="auto"/>
+              <w:rPr>
+                <w:rFonts w:ascii="Aptos" w:eastAsia="Aptos" w:hAnsi="Aptos"/>
+              </w:rPr>
+            </w:pPr>
+            <w:r>
+              <w:rPr>
+                <w:rFonts w:eastAsia="Aptos"/>
               </w:rPr>
               <w:t>Deliverable 6:</w:t>
+            </w:r>
+            <w:r>
+              <w:rPr>
+                <w:rFonts w:eastAsia="Aptos"/>
+              </w:rPr>
               <w:br/>
               <w:t>Final Deliverable</w:t>
             </w:r>
@@ -1043,29 +821,17 @@
         <w:tc>
           <w:tcPr>
             <w:tcW w:w="2865" w:type="dxa"/>
-            <w:tcBorders/>
-          </w:tcPr>
-          <w:p>
-            <w:pPr>
-              <w:pStyle w:val="Normal"/>
-              <w:widowControl/>
-              <w:spacing w:lineRule="auto" w:line="240" w:before="0" w:after="0"/>
-              <w:jc w:val="left"/>
-              <w:rPr>
-                <w:rFonts w:ascii="Aptos" w:hAnsi="Aptos" w:eastAsia="Aptos" w:cs=""/>
-                <w:kern w:val="2"/>
-                <w:sz w:val="22"/>
-                <w:szCs w:val="22"/>
-                <w:lang w:val="en-CA" w:eastAsia="en-US" w:bidi="ar-SA"/>
-              </w:rPr>
-            </w:pPr>
-            <w:r>
-              <w:rPr>
-                <w:rFonts w:eastAsia="Aptos" w:cs=""/>
-                <w:kern w:val="2"/>
-                <w:sz w:val="22"/>
-                <w:szCs w:val="22"/>
-                <w:lang w:val="en-CA" w:eastAsia="en-US" w:bidi="ar-SA"/>
+          </w:tcPr>
+          <w:p>
+            <w:pPr>
+              <w:spacing w:after="0" w:line="240" w:lineRule="auto"/>
+              <w:rPr>
+                <w:rFonts w:ascii="Aptos" w:eastAsia="Aptos" w:hAnsi="Aptos"/>
+              </w:rPr>
+            </w:pPr>
+            <w:r>
+              <w:rPr>
+                <w:rFonts w:eastAsia="Aptos"/>
               </w:rPr>
               <w:t>2026-04-17</w:t>
             </w:r>
@@ -1074,29 +840,17 @@
         <w:tc>
           <w:tcPr>
             <w:tcW w:w="3245" w:type="dxa"/>
-            <w:tcBorders/>
-          </w:tcPr>
-          <w:p>
-            <w:pPr>
-              <w:pStyle w:val="Normal"/>
-              <w:widowControl/>
-              <w:spacing w:lineRule="auto" w:line="240" w:before="0" w:after="0"/>
-              <w:jc w:val="left"/>
-              <w:rPr>
-                <w:rFonts w:ascii="Aptos" w:hAnsi="Aptos" w:eastAsia="Aptos" w:cs=""/>
-                <w:kern w:val="2"/>
-                <w:sz w:val="22"/>
-                <w:szCs w:val="22"/>
-                <w:lang w:val="en-CA" w:eastAsia="en-US" w:bidi="ar-SA"/>
-              </w:rPr>
-            </w:pPr>
-            <w:r>
-              <w:rPr>
-                <w:rFonts w:eastAsia="Aptos" w:cs=""/>
-                <w:kern w:val="2"/>
-                <w:sz w:val="22"/>
-                <w:szCs w:val="22"/>
-                <w:lang w:val="en-CA" w:eastAsia="en-US" w:bidi="ar-SA"/>
+          </w:tcPr>
+          <w:p>
+            <w:pPr>
+              <w:spacing w:after="0" w:line="240" w:lineRule="auto"/>
+              <w:rPr>
+                <w:rFonts w:ascii="Aptos" w:eastAsia="Aptos" w:hAnsi="Aptos"/>
+              </w:rPr>
+            </w:pPr>
+            <w:r>
+              <w:rPr>
+                <w:rFonts w:eastAsia="Aptos"/>
               </w:rPr>
               <w:t>15%</w:t>
             </w:r>
@@ -1104,7 +858,6 @@
         </w:tc>
       </w:tr>
       <w:tr>
-        <w:trPr/>
         <w:tc>
           <w:tcPr>
             <w:tcW w:w="3240" w:type="dxa"/>
@@ -1117,27 +870,11 @@
           </w:tcPr>
           <w:p>
             <w:pPr>
-              <w:pStyle w:val="Normal"/>
-              <w:widowControl/>
-              <w:spacing w:lineRule="auto" w:line="240" w:before="0" w:after="0"/>
-              <w:jc w:val="left"/>
-              <w:rPr>
-                <w:rFonts w:ascii="Aptos" w:hAnsi="Aptos" w:eastAsia="Aptos" w:cs=""/>
-                <w:kern w:val="2"/>
-                <w:sz w:val="22"/>
-                <w:szCs w:val="22"/>
-                <w:lang w:val="en-CA" w:eastAsia="en-US" w:bidi="ar-SA"/>
-              </w:rPr>
-            </w:pPr>
-            <w:r>
-              <w:rPr>
-                <w:rFonts w:eastAsia="Aptos" w:cs=""/>
-                <w:kern w:val="2"/>
-                <w:sz w:val="22"/>
-                <w:szCs w:val="22"/>
-                <w:lang w:val="en-CA" w:eastAsia="en-US" w:bidi="ar-SA"/>
-              </w:rPr>
-            </w:r>
+              <w:spacing w:after="0" w:line="240" w:lineRule="auto"/>
+              <w:rPr>
+                <w:rFonts w:ascii="Aptos" w:eastAsia="Aptos" w:hAnsi="Aptos"/>
+              </w:rPr>
+            </w:pPr>
           </w:p>
         </w:tc>
         <w:tc>
@@ -1151,25 +888,15 @@
           </w:tcPr>
           <w:p>
             <w:pPr>
-              <w:pStyle w:val="Normal"/>
-              <w:widowControl/>
-              <w:spacing w:lineRule="auto" w:line="240" w:before="0" w:after="0"/>
+              <w:spacing w:after="0" w:line="240" w:lineRule="auto"/>
               <w:jc w:val="right"/>
               <w:rPr>
-                <w:rFonts w:ascii="Aptos" w:hAnsi="Aptos" w:eastAsia="Aptos" w:cs=""/>
-                <w:kern w:val="2"/>
-                <w:sz w:val="22"/>
-                <w:szCs w:val="22"/>
-                <w:lang w:val="en-CA" w:eastAsia="en-US" w:bidi="ar-SA"/>
-              </w:rPr>
-            </w:pPr>
-            <w:r>
-              <w:rPr>
-                <w:rFonts w:eastAsia="Aptos" w:cs=""/>
-                <w:kern w:val="2"/>
-                <w:sz w:val="22"/>
-                <w:szCs w:val="22"/>
-                <w:lang w:val="en-CA" w:eastAsia="en-US" w:bidi="ar-SA"/>
+                <w:rFonts w:ascii="Aptos" w:eastAsia="Aptos" w:hAnsi="Aptos"/>
+              </w:rPr>
+            </w:pPr>
+            <w:r>
+              <w:rPr>
+                <w:rFonts w:eastAsia="Aptos"/>
               </w:rPr>
               <w:t>TOTAL:</w:t>
             </w:r>
@@ -1178,122 +905,68 @@
         <w:tc>
           <w:tcPr>
             <w:tcW w:w="3245" w:type="dxa"/>
-            <w:tcBorders/>
-          </w:tcPr>
-          <w:p>
-            <w:pPr>
-              <w:pStyle w:val="Normal"/>
-              <w:widowControl/>
-              <w:spacing w:lineRule="auto" w:line="240" w:before="0" w:after="0"/>
-              <w:jc w:val="left"/>
-              <w:rPr>
-                <w:rFonts w:ascii="Aptos" w:hAnsi="Aptos" w:eastAsia="Aptos" w:cs=""/>
-                <w:kern w:val="2"/>
-                <w:sz w:val="22"/>
-                <w:szCs w:val="22"/>
-                <w:lang w:val="en-CA" w:eastAsia="en-US" w:bidi="ar-SA"/>
-              </w:rPr>
-            </w:pPr>
-            <w:r>
-              <w:rPr>
-                <w:rFonts w:eastAsia="Aptos" w:cs=""/>
-                <w:kern w:val="2"/>
-                <w:sz w:val="22"/>
-                <w:szCs w:val="22"/>
-                <w:lang w:val="en-CA" w:eastAsia="en-US" w:bidi="ar-SA"/>
+          </w:tcPr>
+          <w:p>
+            <w:pPr>
+              <w:spacing w:after="0" w:line="240" w:lineRule="auto"/>
+              <w:rPr>
+                <w:rFonts w:ascii="Aptos" w:eastAsia="Aptos" w:hAnsi="Aptos"/>
+              </w:rPr>
+            </w:pPr>
+            <w:r>
+              <w:rPr>
+                <w:rFonts w:eastAsia="Aptos"/>
               </w:rPr>
               <w:t>60%</w:t>
             </w:r>
           </w:p>
           <w:p>
             <w:pPr>
-              <w:pStyle w:val="Normal"/>
-              <w:widowControl/>
-              <w:spacing w:lineRule="auto" w:line="240" w:before="0" w:after="0"/>
-              <w:jc w:val="left"/>
-              <w:rPr>
-                <w:rFonts w:ascii="Aptos" w:hAnsi="Aptos" w:eastAsia="Aptos" w:cs=""/>
-                <w:kern w:val="2"/>
-                <w:sz w:val="22"/>
-                <w:szCs w:val="22"/>
-                <w:lang w:val="en-CA" w:eastAsia="en-US" w:bidi="ar-SA"/>
-              </w:rPr>
-            </w:pPr>
-            <w:r>
-              <w:rPr>
-                <w:rFonts w:eastAsia="Aptos" w:cs=""/>
-                <w:kern w:val="2"/>
-                <w:sz w:val="22"/>
-                <w:szCs w:val="22"/>
-                <w:lang w:val="en-CA" w:eastAsia="en-US" w:bidi="ar-SA"/>
-              </w:rPr>
-            </w:r>
+              <w:spacing w:after="0" w:line="240" w:lineRule="auto"/>
+              <w:rPr>
+                <w:rFonts w:ascii="Aptos" w:eastAsia="Aptos" w:hAnsi="Aptos"/>
+              </w:rPr>
+            </w:pPr>
           </w:p>
         </w:tc>
       </w:tr>
     </w:tbl>
+    <w:p/>
     <w:p>
       <w:pPr>
-        <w:pStyle w:val="Normal"/>
-        <w:rPr/>
-      </w:pPr>
-      <w:r>
-        <w:rPr/>
-      </w:r>
-    </w:p>
-    <w:p>
-      <w:pPr>
-        <w:pStyle w:val="Normal"/>
         <w:rPr>
-          <w:rFonts w:ascii="Aptos Display" w:hAnsi="Aptos Display" w:eastAsia="" w:cs="" w:asciiTheme="majorHAnsi" w:cstheme="majorBidi" w:eastAsiaTheme="majorEastAsia" w:hAnsiTheme="majorHAnsi"/>
-          <w:color w:val="0F4761" w:themeColor="accent1" w:themeShade="bf"/>
+          <w:rFonts w:asciiTheme="majorHAnsi" w:eastAsiaTheme="majorEastAsia" w:hAnsiTheme="majorHAnsi" w:cstheme="majorBidi"/>
+          <w:color w:val="0F4761" w:themeColor="accent1" w:themeShade="BF"/>
           <w:sz w:val="40"/>
           <w:szCs w:val="40"/>
         </w:rPr>
       </w:pPr>
       <w:r>
-        <w:rPr>
-          <w:rFonts w:eastAsia="" w:cs="" w:cstheme="majorBidi" w:eastAsiaTheme="majorEastAsia" w:ascii="Aptos Display" w:hAnsi="Aptos Display"/>
-          <w:color w:val="0F4761" w:themeColor="accent1" w:themeShade="bf"/>
-          <w:sz w:val="40"/>
-          <w:szCs w:val="40"/>
-        </w:rPr>
-      </w:r>
-      <w:r>
         <w:br w:type="page"/>
       </w:r>
     </w:p>
     <w:p>
       <w:pPr>
         <w:pStyle w:val="Heading1"/>
-        <w:rPr/>
       </w:pPr>
       <w:r>
-        <w:rPr/>
+        <w:lastRenderedPageBreak/>
         <w:t>Group Members</w:t>
       </w:r>
     </w:p>
     <w:tbl>
       <w:tblPr>
         <w:tblW w:w="9351" w:type="dxa"/>
-        <w:jc w:val="left"/>
-        <w:tblInd w:w="0" w:type="dxa"/>
         <w:tblLayout w:type="fixed"/>
-        <w:tblCellMar>
-          <w:top w:w="0" w:type="dxa"/>
-          <w:left w:w="108" w:type="dxa"/>
-          <w:bottom w:w="0" w:type="dxa"/>
-          <w:right w:w="108" w:type="dxa"/>
-        </w:tblCellMar>
-        <w:tblLook w:val="04a0" w:noHBand="0" w:noVBand="1" w:firstColumn="1" w:lastRow="0" w:lastColumn="0" w:firstRow="1"/>
+        <w:tblLook w:val="04A0" w:firstRow="1" w:lastRow="0" w:firstColumn="1" w:lastColumn="0" w:noHBand="0" w:noVBand="1"/>
       </w:tblPr>
       <w:tblGrid>
         <w:gridCol w:w="4530"/>
-        <w:gridCol w:w="4820"/>
+        <w:gridCol w:w="4821"/>
       </w:tblGrid>
       <w:tr>
         <w:trPr>
-          <w:trHeight w:val="486" w:hRule="atLeast"/>
+          <w:trHeight w:val="486"/>
         </w:trPr>
         <w:tc>
           <w:tcPr>
@@ -1304,18 +977,15 @@
               <w:bottom w:val="single" w:sz="4" w:space="0" w:color="000000"/>
               <w:right w:val="single" w:sz="4" w:space="0" w:color="000000"/>
             </w:tcBorders>
-            <w:shd w:color="auto" w:fill="auto" w:val="pct5"/>
-            <w:vAlign w:val="center"/>
-          </w:tcPr>
-          <w:p>
-            <w:pPr>
-              <w:pStyle w:val="Normal"/>
-              <w:widowControl w:val="false"/>
-              <w:spacing w:before="0" w:after="160"/>
+            <w:shd w:val="pct5" w:color="auto" w:fill="auto"/>
+            <w:vAlign w:val="center"/>
+          </w:tcPr>
+          <w:p>
+            <w:pPr>
+              <w:widowControl w:val="0"/>
               <w:jc w:val="center"/>
               <w:rPr>
                 <w:rFonts w:cs="Arial"/>
-                <w:b/>
                 <w:b/>
               </w:rPr>
             </w:pPr>
@@ -1337,18 +1007,15 @@
               <w:bottom w:val="single" w:sz="4" w:space="0" w:color="000000"/>
               <w:right w:val="single" w:sz="4" w:space="0" w:color="000000"/>
             </w:tcBorders>
-            <w:shd w:color="auto" w:fill="auto" w:val="pct5"/>
-            <w:vAlign w:val="center"/>
-          </w:tcPr>
-          <w:p>
-            <w:pPr>
-              <w:pStyle w:val="Normal"/>
-              <w:widowControl w:val="false"/>
-              <w:spacing w:before="0" w:after="160"/>
+            <w:shd w:val="pct5" w:color="auto" w:fill="auto"/>
+            <w:vAlign w:val="center"/>
+          </w:tcPr>
+          <w:p>
+            <w:pPr>
+              <w:widowControl w:val="0"/>
               <w:jc w:val="center"/>
               <w:rPr>
                 <w:rFonts w:cs="Arial"/>
-                <w:b/>
                 <w:b/>
               </w:rPr>
             </w:pPr>
@@ -1364,7 +1031,7 @@
       </w:tr>
       <w:tr>
         <w:trPr>
-          <w:trHeight w:val="227" w:hRule="atLeast"/>
+          <w:trHeight w:val="227"/>
         </w:trPr>
         <w:tc>
           <w:tcPr>
@@ -1379,13 +1046,9 @@
           </w:tcPr>
           <w:p>
             <w:pPr>
-              <w:pStyle w:val="Normal"/>
-              <w:widowControl w:val="false"/>
-              <w:spacing w:before="0" w:after="160"/>
-              <w:rPr/>
-            </w:pPr>
-            <w:r>
-              <w:rPr/>
+              <w:widowControl w:val="0"/>
+            </w:pPr>
+            <w:r>
               <w:t>Rustam Zazai</w:t>
             </w:r>
           </w:p>
@@ -1403,13 +1066,9 @@
           </w:tcPr>
           <w:p>
             <w:pPr>
-              <w:pStyle w:val="Normal"/>
-              <w:widowControl w:val="false"/>
-              <w:spacing w:before="0" w:after="160"/>
-              <w:rPr/>
-            </w:pPr>
-            <w:r>
-              <w:rPr/>
+              <w:widowControl w:val="0"/>
+            </w:pPr>
+            <w:r>
               <w:t>Discord: exz01</w:t>
             </w:r>
           </w:p>
@@ -1417,7 +1076,7 @@
       </w:tr>
       <w:tr>
         <w:trPr>
-          <w:trHeight w:val="227" w:hRule="atLeast"/>
+          <w:trHeight w:val="227"/>
         </w:trPr>
         <w:tc>
           <w:tcPr>
@@ -1432,13 +1091,9 @@
           </w:tcPr>
           <w:p>
             <w:pPr>
-              <w:pStyle w:val="Normal"/>
-              <w:widowControl w:val="false"/>
-              <w:spacing w:before="0" w:after="160"/>
-              <w:rPr/>
-            </w:pPr>
-            <w:r>
-              <w:rPr/>
+              <w:widowControl w:val="0"/>
+            </w:pPr>
+            <w:r>
               <w:t>Reggie Brown</w:t>
             </w:r>
           </w:p>
@@ -1456,24 +1111,17 @@
           </w:tcPr>
           <w:p>
             <w:pPr>
-              <w:pStyle w:val="Normal"/>
-              <w:widowControl w:val="false"/>
-              <w:rPr/>
-            </w:pPr>
-            <w:r>
-              <w:rPr/>
+              <w:widowControl w:val="0"/>
+            </w:pPr>
+            <w:r>
               <w:t>Discord: reggie556</w:t>
             </w:r>
           </w:p>
           <w:p>
             <w:pPr>
-              <w:pStyle w:val="Normal"/>
-              <w:widowControl w:val="false"/>
-              <w:spacing w:before="0" w:after="160"/>
-              <w:rPr/>
-            </w:pPr>
-            <w:r>
-              <w:rPr/>
+              <w:widowControl w:val="0"/>
+            </w:pPr>
+            <w:r>
               <w:t>Email: reggie.brown@dcmail.ca</w:t>
             </w:r>
           </w:p>
@@ -1481,7 +1129,7 @@
       </w:tr>
       <w:tr>
         <w:trPr>
-          <w:trHeight w:val="227" w:hRule="atLeast"/>
+          <w:trHeight w:val="227"/>
         </w:trPr>
         <w:tc>
           <w:tcPr>
@@ -1496,13 +1144,9 @@
           </w:tcPr>
           <w:p>
             <w:pPr>
-              <w:pStyle w:val="Normal"/>
-              <w:widowControl w:val="false"/>
-              <w:spacing w:before="0" w:after="160"/>
-              <w:rPr/>
-            </w:pPr>
-            <w:r>
-              <w:rPr/>
+              <w:widowControl w:val="0"/>
+            </w:pPr>
+            <w:r>
               <w:t>Rebecca Jones</w:t>
             </w:r>
           </w:p>
@@ -1520,21 +1164,22 @@
           </w:tcPr>
           <w:p>
             <w:pPr>
-              <w:pStyle w:val="Normal"/>
-              <w:widowControl w:val="false"/>
-              <w:spacing w:before="0" w:after="160"/>
-              <w:rPr/>
-            </w:pPr>
-            <w:r>
-              <w:rPr/>
-              <w:t>Discord: leaderofbadguys</w:t>
-            </w:r>
+              <w:widowControl w:val="0"/>
+            </w:pPr>
+            <w:r>
+              <w:t xml:space="preserve">Discord: </w:t>
+            </w:r>
+            <w:proofErr w:type="spellStart"/>
+            <w:r>
+              <w:t>leaderofbadguys</w:t>
+            </w:r>
+            <w:proofErr w:type="spellEnd"/>
           </w:p>
         </w:tc>
       </w:tr>
       <w:tr>
         <w:trPr>
-          <w:trHeight w:val="227" w:hRule="atLeast"/>
+          <w:trHeight w:val="227"/>
         </w:trPr>
         <w:tc>
           <w:tcPr>
@@ -1549,14 +1194,8 @@
           </w:tcPr>
           <w:p>
             <w:pPr>
-              <w:pStyle w:val="Normal"/>
-              <w:widowControl w:val="false"/>
-              <w:spacing w:before="0" w:after="160"/>
-              <w:rPr/>
-            </w:pPr>
-            <w:r>
-              <w:rPr/>
-            </w:r>
+              <w:widowControl w:val="0"/>
+            </w:pPr>
           </w:p>
         </w:tc>
         <w:tc>
@@ -1572,90 +1211,59 @@
           </w:tcPr>
           <w:p>
             <w:pPr>
-              <w:pStyle w:val="Normal"/>
-              <w:widowControl w:val="false"/>
-              <w:spacing w:before="0" w:after="160"/>
-              <w:rPr/>
-            </w:pPr>
-            <w:r>
-              <w:rPr/>
-            </w:r>
+              <w:widowControl w:val="0"/>
+            </w:pPr>
           </w:p>
         </w:tc>
       </w:tr>
     </w:tbl>
-    <w:p>
-      <w:pPr>
-        <w:pStyle w:val="Normal"/>
-        <w:rPr/>
-      </w:pPr>
-      <w:r>
-        <w:rPr/>
-      </w:r>
-    </w:p>
+    <w:p/>
     <w:p>
       <w:pPr>
         <w:pStyle w:val="Heading2"/>
-        <w:rPr/>
       </w:pPr>
       <w:r>
-        <w:rPr/>
         <w:t>Group Topic</w:t>
       </w:r>
     </w:p>
     <w:p>
       <w:pPr>
-        <w:pStyle w:val="Normal"/>
         <w:pBdr>
           <w:top w:val="single" w:sz="4" w:space="1" w:color="000000"/>
           <w:left w:val="single" w:sz="4" w:space="4" w:color="000000"/>
           <w:bottom w:val="single" w:sz="4" w:space="1" w:color="000000"/>
           <w:right w:val="single" w:sz="4" w:space="4" w:color="000000"/>
         </w:pBdr>
-        <w:rPr/>
       </w:pPr>
       <w:r>
-        <w:rPr/>
         <w:t>Our project is about a Pokémon-style combat game (without the pets) with a befriending system.</w:t>
       </w:r>
     </w:p>
     <w:p>
       <w:pPr>
-        <w:pStyle w:val="Normal"/>
         <w:pBdr>
           <w:top w:val="single" w:sz="4" w:space="1" w:color="000000"/>
           <w:left w:val="single" w:sz="4" w:space="4" w:color="000000"/>
           <w:bottom w:val="single" w:sz="4" w:space="1" w:color="000000"/>
           <w:right w:val="single" w:sz="4" w:space="4" w:color="000000"/>
         </w:pBdr>
-        <w:rPr/>
       </w:pPr>
-      <w:r>
-        <w:rPr/>
-      </w:r>
     </w:p>
     <w:p>
       <w:pPr>
-        <w:pStyle w:val="Normal"/>
         <w:pBdr>
           <w:top w:val="single" w:sz="4" w:space="1" w:color="000000"/>
           <w:left w:val="single" w:sz="4" w:space="4" w:color="000000"/>
           <w:bottom w:val="single" w:sz="4" w:space="1" w:color="000000"/>
           <w:right w:val="single" w:sz="4" w:space="4" w:color="000000"/>
         </w:pBdr>
-        <w:rPr/>
       </w:pPr>
-      <w:r>
-        <w:rPr/>
-      </w:r>
     </w:p>
     <w:p>
       <w:pPr>
         <w:pStyle w:val="Heading2"/>
-        <w:rPr/>
       </w:pPr>
       <w:r>
-        <w:rPr/>
         <w:t>Member Skills/Strengths/Interests</w:t>
       </w:r>
     </w:p>
@@ -1663,50 +1271,29 @@
       <w:tblPr>
         <w:tblStyle w:val="TableGrid"/>
         <w:tblW w:w="9350" w:type="dxa"/>
-        <w:jc w:val="left"/>
-        <w:tblInd w:w="0" w:type="dxa"/>
         <w:tblLayout w:type="fixed"/>
-        <w:tblCellMar>
-          <w:top w:w="0" w:type="dxa"/>
-          <w:left w:w="108" w:type="dxa"/>
-          <w:bottom w:w="0" w:type="dxa"/>
-          <w:right w:w="108" w:type="dxa"/>
-        </w:tblCellMar>
-        <w:tblLook w:val="04a0" w:noHBand="0" w:noVBand="1" w:firstColumn="1" w:lastRow="0" w:lastColumn="0" w:firstRow="1"/>
+        <w:tblLook w:val="04A0" w:firstRow="1" w:lastRow="0" w:firstColumn="1" w:lastColumn="0" w:noHBand="0" w:noVBand="1"/>
       </w:tblPr>
       <w:tblGrid>
         <w:gridCol w:w="2546"/>
-        <w:gridCol w:w="6803"/>
+        <w:gridCol w:w="6804"/>
       </w:tblGrid>
       <w:tr>
-        <w:trPr/>
         <w:tc>
           <w:tcPr>
             <w:tcW w:w="2546" w:type="dxa"/>
-            <w:tcBorders/>
-            <w:shd w:color="auto" w:fill="BFBFBF" w:themeFill="background1" w:themeFillShade="bf" w:val="clear"/>
-          </w:tcPr>
-          <w:p>
-            <w:pPr>
-              <w:pStyle w:val="Normal"/>
-              <w:widowControl/>
-              <w:spacing w:lineRule="auto" w:line="240" w:before="0" w:after="0"/>
-              <w:jc w:val="left"/>
-              <w:rPr>
-                <w:rFonts w:ascii="Aptos" w:hAnsi="Aptos" w:eastAsia="Aptos" w:cs=""/>
-                <w:kern w:val="2"/>
-                <w:sz w:val="22"/>
-                <w:szCs w:val="22"/>
-                <w:lang w:val="en-CA" w:eastAsia="en-US" w:bidi="ar-SA"/>
-              </w:rPr>
-            </w:pPr>
-            <w:r>
-              <w:rPr>
-                <w:rFonts w:eastAsia="Aptos" w:cs=""/>
-                <w:kern w:val="2"/>
-                <w:sz w:val="22"/>
-                <w:szCs w:val="22"/>
-                <w:lang w:val="en-CA" w:eastAsia="en-US" w:bidi="ar-SA"/>
+            <w:shd w:val="clear" w:color="auto" w:fill="BFBFBF" w:themeFill="background1" w:themeFillShade="BF"/>
+          </w:tcPr>
+          <w:p>
+            <w:pPr>
+              <w:spacing w:after="0" w:line="240" w:lineRule="auto"/>
+              <w:rPr>
+                <w:rFonts w:ascii="Aptos" w:eastAsia="Aptos" w:hAnsi="Aptos"/>
+              </w:rPr>
+            </w:pPr>
+            <w:r>
+              <w:rPr>
+                <w:rFonts w:eastAsia="Aptos"/>
               </w:rPr>
               <w:t>Member Name</w:t>
             </w:r>
@@ -1715,30 +1302,18 @@
         <w:tc>
           <w:tcPr>
             <w:tcW w:w="6803" w:type="dxa"/>
-            <w:tcBorders/>
-            <w:shd w:color="auto" w:fill="BFBFBF" w:themeFill="background1" w:themeFillShade="bf" w:val="clear"/>
-          </w:tcPr>
-          <w:p>
-            <w:pPr>
-              <w:pStyle w:val="Normal"/>
-              <w:widowControl/>
-              <w:spacing w:lineRule="auto" w:line="240" w:before="0" w:after="0"/>
-              <w:jc w:val="left"/>
-              <w:rPr>
-                <w:rFonts w:ascii="Aptos" w:hAnsi="Aptos" w:eastAsia="Aptos" w:cs=""/>
-                <w:kern w:val="2"/>
-                <w:sz w:val="22"/>
-                <w:szCs w:val="22"/>
-                <w:lang w:val="en-CA" w:eastAsia="en-US" w:bidi="ar-SA"/>
-              </w:rPr>
-            </w:pPr>
-            <w:r>
-              <w:rPr>
-                <w:rFonts w:eastAsia="Aptos" w:cs=""/>
-                <w:kern w:val="2"/>
-                <w:sz w:val="22"/>
-                <w:szCs w:val="22"/>
-                <w:lang w:val="en-CA" w:eastAsia="en-US" w:bidi="ar-SA"/>
+            <w:shd w:val="clear" w:color="auto" w:fill="BFBFBF" w:themeFill="background1" w:themeFillShade="BF"/>
+          </w:tcPr>
+          <w:p>
+            <w:pPr>
+              <w:spacing w:after="0" w:line="240" w:lineRule="auto"/>
+              <w:rPr>
+                <w:rFonts w:ascii="Aptos" w:eastAsia="Aptos" w:hAnsi="Aptos"/>
+              </w:rPr>
+            </w:pPr>
+            <w:r>
+              <w:rPr>
+                <w:rFonts w:eastAsia="Aptos"/>
               </w:rPr>
               <w:t>Strengths/Skills/Interests brought to the project</w:t>
             </w:r>
@@ -1747,35 +1322,23 @@
       </w:tr>
       <w:tr>
         <w:trPr>
-          <w:trHeight w:val="624" w:hRule="atLeast"/>
+          <w:trHeight w:val="624"/>
         </w:trPr>
         <w:tc>
           <w:tcPr>
             <w:tcW w:w="2546" w:type="dxa"/>
-            <w:tcBorders/>
-            <w:vAlign w:val="center"/>
-          </w:tcPr>
-          <w:p>
-            <w:pPr>
-              <w:pStyle w:val="Normal"/>
-              <w:widowControl/>
-              <w:spacing w:lineRule="auto" w:line="240" w:before="0" w:after="0"/>
-              <w:jc w:val="left"/>
-              <w:rPr>
-                <w:rFonts w:ascii="Aptos" w:hAnsi="Aptos" w:eastAsia="Aptos" w:cs=""/>
-                <w:kern w:val="2"/>
-                <w:sz w:val="22"/>
-                <w:szCs w:val="22"/>
-                <w:lang w:val="en-CA" w:eastAsia="en-US" w:bidi="ar-SA"/>
-              </w:rPr>
-            </w:pPr>
-            <w:r>
-              <w:rPr>
-                <w:rFonts w:eastAsia="Aptos" w:cs=""/>
-                <w:kern w:val="2"/>
-                <w:sz w:val="22"/>
-                <w:szCs w:val="22"/>
-                <w:lang w:val="en-CA" w:eastAsia="en-US" w:bidi="ar-SA"/>
+            <w:vAlign w:val="center"/>
+          </w:tcPr>
+          <w:p>
+            <w:pPr>
+              <w:spacing w:after="0" w:line="240" w:lineRule="auto"/>
+              <w:rPr>
+                <w:rFonts w:ascii="Aptos" w:eastAsia="Aptos" w:hAnsi="Aptos"/>
+              </w:rPr>
+            </w:pPr>
+            <w:r>
+              <w:rPr>
+                <w:rFonts w:eastAsia="Aptos"/>
               </w:rPr>
               <w:t>Rustam Zazai</w:t>
             </w:r>
@@ -1784,30 +1347,18 @@
         <w:tc>
           <w:tcPr>
             <w:tcW w:w="6803" w:type="dxa"/>
-            <w:tcBorders/>
-            <w:vAlign w:val="center"/>
-          </w:tcPr>
-          <w:p>
-            <w:pPr>
-              <w:pStyle w:val="Normal"/>
-              <w:widowControl/>
-              <w:spacing w:lineRule="auto" w:line="240" w:before="0" w:after="0"/>
-              <w:jc w:val="left"/>
-              <w:rPr>
-                <w:rFonts w:ascii="Aptos" w:hAnsi="Aptos" w:eastAsia="Aptos" w:cs=""/>
-                <w:kern w:val="2"/>
-                <w:sz w:val="22"/>
-                <w:szCs w:val="22"/>
-                <w:lang w:val="en-CA" w:eastAsia="en-US" w:bidi="ar-SA"/>
-              </w:rPr>
-            </w:pPr>
-            <w:r>
-              <w:rPr>
-                <w:rFonts w:eastAsia="Aptos" w:cs=""/>
-                <w:kern w:val="2"/>
-                <w:sz w:val="22"/>
-                <w:szCs w:val="22"/>
-                <w:lang w:val="en-CA" w:eastAsia="en-US" w:bidi="ar-SA"/>
+            <w:vAlign w:val="center"/>
+          </w:tcPr>
+          <w:p>
+            <w:pPr>
+              <w:spacing w:after="0" w:line="240" w:lineRule="auto"/>
+              <w:rPr>
+                <w:rFonts w:ascii="Aptos" w:eastAsia="Aptos" w:hAnsi="Aptos"/>
+              </w:rPr>
+            </w:pPr>
+            <w:r>
+              <w:rPr>
+                <w:rFonts w:eastAsia="Aptos"/>
               </w:rPr>
               <w:t>Strong in code, quality control, gameplay logic and UI design. I have been interested in creating games for a long time. I want to show my passion for it through this game.</w:t>
             </w:r>
@@ -1816,35 +1367,23 @@
       </w:tr>
       <w:tr>
         <w:trPr>
-          <w:trHeight w:val="624" w:hRule="atLeast"/>
+          <w:trHeight w:val="624"/>
         </w:trPr>
         <w:tc>
           <w:tcPr>
             <w:tcW w:w="2546" w:type="dxa"/>
-            <w:tcBorders/>
-            <w:vAlign w:val="center"/>
-          </w:tcPr>
-          <w:p>
-            <w:pPr>
-              <w:pStyle w:val="Normal"/>
-              <w:widowControl/>
-              <w:spacing w:lineRule="auto" w:line="240" w:before="0" w:after="0"/>
-              <w:jc w:val="left"/>
-              <w:rPr>
-                <w:rFonts w:ascii="Aptos" w:hAnsi="Aptos" w:eastAsia="Aptos" w:cs=""/>
-                <w:kern w:val="2"/>
-                <w:sz w:val="22"/>
-                <w:szCs w:val="22"/>
-                <w:lang w:val="en-CA" w:eastAsia="en-US" w:bidi="ar-SA"/>
-              </w:rPr>
-            </w:pPr>
-            <w:r>
-              <w:rPr>
-                <w:rFonts w:eastAsia="Aptos" w:cs=""/>
-                <w:kern w:val="2"/>
-                <w:sz w:val="22"/>
-                <w:szCs w:val="22"/>
-                <w:lang w:val="en-CA" w:eastAsia="en-US" w:bidi="ar-SA"/>
+            <w:vAlign w:val="center"/>
+          </w:tcPr>
+          <w:p>
+            <w:pPr>
+              <w:spacing w:after="0" w:line="240" w:lineRule="auto"/>
+              <w:rPr>
+                <w:rFonts w:ascii="Aptos" w:eastAsia="Aptos" w:hAnsi="Aptos"/>
+              </w:rPr>
+            </w:pPr>
+            <w:r>
+              <w:rPr>
+                <w:rFonts w:eastAsia="Aptos"/>
               </w:rPr>
               <w:t>Rebecca Jones</w:t>
             </w:r>
@@ -1853,30 +1392,18 @@
         <w:tc>
           <w:tcPr>
             <w:tcW w:w="6803" w:type="dxa"/>
-            <w:tcBorders/>
-            <w:vAlign w:val="center"/>
-          </w:tcPr>
-          <w:p>
-            <w:pPr>
-              <w:pStyle w:val="Normal"/>
-              <w:widowControl/>
-              <w:spacing w:lineRule="auto" w:line="240" w:before="0" w:after="0"/>
-              <w:jc w:val="left"/>
-              <w:rPr>
-                <w:rFonts w:ascii="Aptos" w:hAnsi="Aptos" w:eastAsia="Aptos" w:cs=""/>
-                <w:kern w:val="2"/>
-                <w:sz w:val="22"/>
-                <w:szCs w:val="22"/>
-                <w:lang w:val="en-CA" w:eastAsia="en-US" w:bidi="ar-SA"/>
-              </w:rPr>
-            </w:pPr>
-            <w:r>
-              <w:rPr>
-                <w:rFonts w:eastAsia="Aptos" w:cs=""/>
-                <w:kern w:val="2"/>
-                <w:sz w:val="22"/>
-                <w:szCs w:val="22"/>
-                <w:lang w:val="en-CA" w:eastAsia="en-US" w:bidi="ar-SA"/>
+            <w:vAlign w:val="center"/>
+          </w:tcPr>
+          <w:p>
+            <w:pPr>
+              <w:spacing w:after="0" w:line="240" w:lineRule="auto"/>
+              <w:rPr>
+                <w:rFonts w:ascii="Aptos" w:eastAsia="Aptos" w:hAnsi="Aptos"/>
+              </w:rPr>
+            </w:pPr>
+            <w:r>
+              <w:rPr>
+                <w:rFonts w:eastAsia="Aptos"/>
               </w:rPr>
               <w:t>I have strength in coding, documentation, testing/quality control and problem-solving skills. I have always been interested in video games and board games so designing a vertical card game is very exciting/interesting to me.</w:t>
             </w:r>
@@ -1885,35 +1412,23 @@
       </w:tr>
       <w:tr>
         <w:trPr>
-          <w:trHeight w:val="624" w:hRule="atLeast"/>
+          <w:trHeight w:val="624"/>
         </w:trPr>
         <w:tc>
           <w:tcPr>
             <w:tcW w:w="2546" w:type="dxa"/>
-            <w:tcBorders/>
-            <w:vAlign w:val="center"/>
-          </w:tcPr>
-          <w:p>
-            <w:pPr>
-              <w:pStyle w:val="Normal"/>
-              <w:widowControl/>
-              <w:spacing w:lineRule="auto" w:line="240" w:before="0" w:after="0"/>
-              <w:jc w:val="left"/>
-              <w:rPr>
-                <w:rFonts w:ascii="Aptos" w:hAnsi="Aptos" w:eastAsia="Aptos" w:cs=""/>
-                <w:kern w:val="2"/>
-                <w:sz w:val="22"/>
-                <w:szCs w:val="22"/>
-                <w:lang w:val="en-CA" w:eastAsia="en-US" w:bidi="ar-SA"/>
-              </w:rPr>
-            </w:pPr>
-            <w:r>
-              <w:rPr>
-                <w:rFonts w:eastAsia="Aptos" w:cs=""/>
-                <w:kern w:val="2"/>
-                <w:sz w:val="22"/>
-                <w:szCs w:val="22"/>
-                <w:lang w:val="en-CA" w:eastAsia="en-US" w:bidi="ar-SA"/>
+            <w:vAlign w:val="center"/>
+          </w:tcPr>
+          <w:p>
+            <w:pPr>
+              <w:spacing w:after="0" w:line="240" w:lineRule="auto"/>
+              <w:rPr>
+                <w:rFonts w:ascii="Aptos" w:eastAsia="Aptos" w:hAnsi="Aptos"/>
+              </w:rPr>
+            </w:pPr>
+            <w:r>
+              <w:rPr>
+                <w:rFonts w:eastAsia="Aptos"/>
               </w:rPr>
               <w:t>Reggie Brown</w:t>
             </w:r>
@@ -1922,30 +1437,18 @@
         <w:tc>
           <w:tcPr>
             <w:tcW w:w="6803" w:type="dxa"/>
-            <w:tcBorders/>
-            <w:vAlign w:val="center"/>
-          </w:tcPr>
-          <w:p>
-            <w:pPr>
-              <w:pStyle w:val="Normal"/>
-              <w:widowControl/>
-              <w:spacing w:lineRule="auto" w:line="240" w:before="0" w:after="0"/>
-              <w:jc w:val="left"/>
-              <w:rPr>
-                <w:rFonts w:ascii="Aptos" w:hAnsi="Aptos" w:eastAsia="Aptos" w:cs=""/>
-                <w:kern w:val="2"/>
-                <w:sz w:val="22"/>
-                <w:szCs w:val="22"/>
-                <w:lang w:val="en-CA" w:eastAsia="en-US" w:bidi="ar-SA"/>
-              </w:rPr>
-            </w:pPr>
-            <w:r>
-              <w:rPr>
-                <w:rFonts w:eastAsia="Aptos" w:cs=""/>
-                <w:kern w:val="2"/>
-                <w:sz w:val="22"/>
-                <w:szCs w:val="22"/>
-                <w:lang w:val="en-CA" w:eastAsia="en-US" w:bidi="ar-SA"/>
+            <w:vAlign w:val="center"/>
+          </w:tcPr>
+          <w:p>
+            <w:pPr>
+              <w:spacing w:after="0" w:line="240" w:lineRule="auto"/>
+              <w:rPr>
+                <w:rFonts w:ascii="Aptos" w:eastAsia="Aptos" w:hAnsi="Aptos"/>
+              </w:rPr>
+            </w:pPr>
+            <w:r>
+              <w:rPr>
+                <w:rFonts w:eastAsia="Aptos"/>
               </w:rPr>
               <w:t>My skills lie in creating robust and modular code. I have a strong focus in maintainability and am skilled with version control. I have experience building large OOP focused projects. I also have experience setting up and managing Git workflows such as branching strategies and code reviews</w:t>
             </w:r>
@@ -1954,236 +1457,129 @@
       </w:tr>
       <w:tr>
         <w:trPr>
-          <w:trHeight w:val="624" w:hRule="atLeast"/>
+          <w:trHeight w:val="624"/>
         </w:trPr>
         <w:tc>
           <w:tcPr>
             <w:tcW w:w="2546" w:type="dxa"/>
-            <w:tcBorders/>
-            <w:vAlign w:val="center"/>
-          </w:tcPr>
-          <w:p>
-            <w:pPr>
-              <w:pStyle w:val="Normal"/>
-              <w:widowControl/>
-              <w:spacing w:lineRule="auto" w:line="240" w:before="0" w:after="0"/>
-              <w:jc w:val="left"/>
-              <w:rPr>
-                <w:rFonts w:ascii="Aptos" w:hAnsi="Aptos" w:eastAsia="Aptos" w:cs=""/>
-                <w:kern w:val="2"/>
-                <w:sz w:val="22"/>
-                <w:szCs w:val="22"/>
-                <w:lang w:val="en-CA" w:eastAsia="en-US" w:bidi="ar-SA"/>
-              </w:rPr>
-            </w:pPr>
-            <w:r>
-              <w:rPr>
-                <w:rFonts w:eastAsia="Aptos" w:cs=""/>
-                <w:kern w:val="2"/>
-                <w:sz w:val="22"/>
-                <w:szCs w:val="22"/>
-                <w:lang w:val="en-CA" w:eastAsia="en-US" w:bidi="ar-SA"/>
-              </w:rPr>
-            </w:r>
+            <w:vAlign w:val="center"/>
+          </w:tcPr>
+          <w:p>
+            <w:pPr>
+              <w:spacing w:after="0" w:line="240" w:lineRule="auto"/>
+              <w:rPr>
+                <w:rFonts w:ascii="Aptos" w:eastAsia="Aptos" w:hAnsi="Aptos"/>
+              </w:rPr>
+            </w:pPr>
           </w:p>
         </w:tc>
         <w:tc>
           <w:tcPr>
             <w:tcW w:w="6803" w:type="dxa"/>
-            <w:tcBorders/>
-            <w:vAlign w:val="center"/>
-          </w:tcPr>
-          <w:p>
-            <w:pPr>
-              <w:pStyle w:val="Normal"/>
-              <w:widowControl/>
-              <w:spacing w:lineRule="auto" w:line="240" w:before="0" w:after="0"/>
-              <w:jc w:val="left"/>
-              <w:rPr>
-                <w:rFonts w:ascii="Aptos" w:hAnsi="Aptos" w:eastAsia="Aptos" w:cs=""/>
-                <w:kern w:val="2"/>
-                <w:sz w:val="22"/>
-                <w:szCs w:val="22"/>
-                <w:lang w:val="en-CA" w:eastAsia="en-US" w:bidi="ar-SA"/>
-              </w:rPr>
-            </w:pPr>
-            <w:r>
-              <w:rPr>
-                <w:rFonts w:eastAsia="Aptos" w:cs=""/>
-                <w:kern w:val="2"/>
-                <w:sz w:val="22"/>
-                <w:szCs w:val="22"/>
-                <w:lang w:val="en-CA" w:eastAsia="en-US" w:bidi="ar-SA"/>
-              </w:rPr>
-            </w:r>
+            <w:vAlign w:val="center"/>
+          </w:tcPr>
+          <w:p>
+            <w:pPr>
+              <w:spacing w:after="0" w:line="240" w:lineRule="auto"/>
+              <w:rPr>
+                <w:rFonts w:ascii="Aptos" w:eastAsia="Aptos" w:hAnsi="Aptos"/>
+              </w:rPr>
+            </w:pPr>
           </w:p>
         </w:tc>
       </w:tr>
       <w:tr>
         <w:trPr>
-          <w:trHeight w:val="624" w:hRule="atLeast"/>
+          <w:trHeight w:val="624"/>
         </w:trPr>
         <w:tc>
           <w:tcPr>
             <w:tcW w:w="2546" w:type="dxa"/>
-            <w:tcBorders/>
-            <w:vAlign w:val="center"/>
-          </w:tcPr>
-          <w:p>
-            <w:pPr>
-              <w:pStyle w:val="Normal"/>
-              <w:widowControl/>
-              <w:spacing w:lineRule="auto" w:line="240" w:before="0" w:after="0"/>
-              <w:jc w:val="left"/>
-              <w:rPr>
-                <w:rFonts w:ascii="Aptos" w:hAnsi="Aptos" w:eastAsia="Aptos" w:cs=""/>
-                <w:kern w:val="2"/>
-                <w:sz w:val="22"/>
-                <w:szCs w:val="22"/>
-                <w:lang w:val="en-CA" w:eastAsia="en-US" w:bidi="ar-SA"/>
-              </w:rPr>
-            </w:pPr>
-            <w:r>
-              <w:rPr>
-                <w:rFonts w:eastAsia="Aptos" w:cs=""/>
-                <w:kern w:val="2"/>
-                <w:sz w:val="22"/>
-                <w:szCs w:val="22"/>
-                <w:lang w:val="en-CA" w:eastAsia="en-US" w:bidi="ar-SA"/>
-              </w:rPr>
-            </w:r>
+            <w:vAlign w:val="center"/>
+          </w:tcPr>
+          <w:p>
+            <w:pPr>
+              <w:spacing w:after="0" w:line="240" w:lineRule="auto"/>
+              <w:rPr>
+                <w:rFonts w:ascii="Aptos" w:eastAsia="Aptos" w:hAnsi="Aptos"/>
+              </w:rPr>
+            </w:pPr>
           </w:p>
         </w:tc>
         <w:tc>
           <w:tcPr>
             <w:tcW w:w="6803" w:type="dxa"/>
-            <w:tcBorders/>
-            <w:vAlign w:val="center"/>
-          </w:tcPr>
-          <w:p>
-            <w:pPr>
-              <w:pStyle w:val="Normal"/>
-              <w:widowControl/>
-              <w:spacing w:lineRule="auto" w:line="240" w:before="0" w:after="0"/>
-              <w:jc w:val="left"/>
-              <w:rPr>
-                <w:rFonts w:ascii="Aptos" w:hAnsi="Aptos" w:eastAsia="Aptos" w:cs=""/>
-                <w:kern w:val="2"/>
-                <w:sz w:val="22"/>
-                <w:szCs w:val="22"/>
-                <w:lang w:val="en-CA" w:eastAsia="en-US" w:bidi="ar-SA"/>
-              </w:rPr>
-            </w:pPr>
-            <w:r>
-              <w:rPr>
-                <w:rFonts w:eastAsia="Aptos" w:cs=""/>
-                <w:kern w:val="2"/>
-                <w:sz w:val="22"/>
-                <w:szCs w:val="22"/>
-                <w:lang w:val="en-CA" w:eastAsia="en-US" w:bidi="ar-SA"/>
-              </w:rPr>
-            </w:r>
+            <w:vAlign w:val="center"/>
+          </w:tcPr>
+          <w:p>
+            <w:pPr>
+              <w:spacing w:after="0" w:line="240" w:lineRule="auto"/>
+              <w:rPr>
+                <w:rFonts w:ascii="Aptos" w:eastAsia="Aptos" w:hAnsi="Aptos"/>
+              </w:rPr>
+            </w:pPr>
           </w:p>
         </w:tc>
       </w:tr>
     </w:tbl>
+    <w:p/>
+    <w:p>
+      <w:r>
+        <w:t>Are there any identified “gaps” in work ethic, planning, coding skill or OOP knowledge that this group will need to address? How will this be addressed?</w:t>
+      </w:r>
+    </w:p>
     <w:p>
       <w:pPr>
-        <w:pStyle w:val="Normal"/>
-        <w:rPr/>
-      </w:pPr>
-      <w:r>
-        <w:rPr/>
-      </w:r>
-    </w:p>
-    <w:p>
-      <w:pPr>
-        <w:pStyle w:val="Normal"/>
-        <w:rPr/>
-      </w:pPr>
-      <w:r>
-        <w:rPr/>
-        <w:t>Are there any identified “gaps” in work ethic, planning, coding skill or OOP knowledge that this group will need to address? How will this be addressed?</w:t>
-      </w:r>
-    </w:p>
-    <w:p>
-      <w:pPr>
-        <w:pStyle w:val="Normal"/>
         <w:pBdr>
           <w:top w:val="single" w:sz="4" w:space="1" w:color="000000"/>
           <w:left w:val="single" w:sz="4" w:space="4" w:color="000000"/>
           <w:bottom w:val="single" w:sz="4" w:space="1" w:color="000000"/>
           <w:right w:val="single" w:sz="4" w:space="4" w:color="000000"/>
         </w:pBdr>
-        <w:rPr/>
       </w:pPr>
       <w:r>
-        <w:rPr/>
+        <w:lastRenderedPageBreak/>
         <w:t>An identified gap in this group is UI/UX design, this will be addressed with the help of a member who is comfortable with designing UIs. Another identified gap is unavailability, most of our group members are employed, this may limit the group’s ability to communicate and could negatively impact our productivity.</w:t>
       </w:r>
     </w:p>
+    <w:p/>
+    <w:p/>
+    <w:p>
+      <w:r>
+        <w:t>How will the group work with the members strengths and/or fill the members weaknesses?</w:t>
+      </w:r>
+    </w:p>
     <w:p>
       <w:pPr>
-        <w:pStyle w:val="Normal"/>
-        <w:rPr/>
-      </w:pPr>
-      <w:r>
-        <w:rPr/>
-      </w:r>
-    </w:p>
-    <w:p>
-      <w:pPr>
-        <w:pStyle w:val="Normal"/>
-        <w:rPr/>
-      </w:pPr>
-      <w:r>
-        <w:rPr/>
-      </w:r>
-    </w:p>
-    <w:p>
-      <w:pPr>
-        <w:pStyle w:val="Normal"/>
-        <w:rPr/>
-      </w:pPr>
-      <w:r>
-        <w:rPr/>
-        <w:t>How will the group work with the members strengths and/or fill the members weaknesses?</w:t>
-      </w:r>
-    </w:p>
-    <w:p>
-      <w:pPr>
-        <w:pStyle w:val="Normal"/>
         <w:pBdr>
           <w:top w:val="single" w:sz="4" w:space="1" w:color="000000"/>
           <w:left w:val="single" w:sz="4" w:space="4" w:color="000000"/>
           <w:bottom w:val="single" w:sz="4" w:space="1" w:color="000000"/>
           <w:right w:val="single" w:sz="4" w:space="4" w:color="000000"/>
         </w:pBdr>
-        <w:rPr/>
       </w:pPr>
       <w:r>
-        <w:rPr/>
         <w:t>The workload will be divided appropriately according to the member’s strengths. For example, if a group member excels at coding, they will be assigned more work involving coding, if someone excels at UI, they will be in charge of the UI.</w:t>
       </w:r>
     </w:p>
     <w:p>
       <w:pPr>
         <w:pStyle w:val="Heading2"/>
-        <w:rPr/>
       </w:pPr>
-      <w:r>
-        <w:rPr/>
+    </w:p>
+    <w:p>
+      <w:pPr>
+        <w:pStyle w:val="Heading2"/>
+      </w:pPr>
+      <w:r>
         <w:t>Group Meeting Schedule</w:t>
       </w:r>
     </w:p>
     <w:p>
-      <w:pPr>
-        <w:pStyle w:val="Normal"/>
-        <w:rPr/>
-      </w:pPr>
-      <w:r>
-        <w:rPr/>
+      <w:r>
         <w:t>List below the weekly dates and times the group will be meeting.  You will be meeting with your professor at least once per week and should meet a minimum of 2 other times to perform project management tasks and code review acceptance.</w:t>
+      </w:r>
+      <w:r>
         <w:br/>
         <w:t xml:space="preserve">Being mindful that this is a 4-hour course with a 3-hour class meeting, a minimum of 1 hour of asynchronous time is generally </w:t>
       </w:r>
@@ -2194,7 +1590,6 @@
         <w:t>expected</w:t>
       </w:r>
       <w:r>
-        <w:rPr/>
         <w:t>.</w:t>
       </w:r>
     </w:p>
@@ -2202,53 +1597,33 @@
       <w:tblPr>
         <w:tblStyle w:val="TableGrid"/>
         <w:tblW w:w="9209" w:type="dxa"/>
-        <w:jc w:val="left"/>
-        <w:tblInd w:w="0" w:type="dxa"/>
         <w:tblLayout w:type="fixed"/>
-        <w:tblCellMar>
-          <w:top w:w="0" w:type="dxa"/>
-          <w:left w:w="108" w:type="dxa"/>
-          <w:bottom w:w="0" w:type="dxa"/>
-          <w:right w:w="108" w:type="dxa"/>
-        </w:tblCellMar>
-        <w:tblLook w:val="04a0" w:noHBand="0" w:noVBand="1" w:firstColumn="1" w:lastRow="0" w:lastColumn="0" w:firstRow="1"/>
+        <w:tblLook w:val="04A0" w:firstRow="1" w:lastRow="0" w:firstColumn="1" w:lastColumn="0" w:noHBand="0" w:noVBand="1"/>
       </w:tblPr>
       <w:tblGrid>
         <w:gridCol w:w="1129"/>
         <w:gridCol w:w="992"/>
         <w:gridCol w:w="1418"/>
-        <w:gridCol w:w="5669"/>
+        <w:gridCol w:w="5670"/>
       </w:tblGrid>
       <w:tr>
-        <w:trPr/>
         <w:tc>
           <w:tcPr>
             <w:tcW w:w="1129" w:type="dxa"/>
-            <w:tcBorders/>
-            <w:shd w:color="auto" w:fill="BFBFBF" w:themeFill="background1" w:themeFillShade="bf" w:val="clear"/>
-            <w:vAlign w:val="center"/>
-          </w:tcPr>
-          <w:p>
-            <w:pPr>
-              <w:pStyle w:val="Normal"/>
-              <w:widowControl/>
-              <w:spacing w:lineRule="auto" w:line="240" w:before="0" w:after="0"/>
+            <w:shd w:val="clear" w:color="auto" w:fill="BFBFBF" w:themeFill="background1" w:themeFillShade="BF"/>
+            <w:vAlign w:val="center"/>
+          </w:tcPr>
+          <w:p>
+            <w:pPr>
+              <w:spacing w:after="0" w:line="240" w:lineRule="auto"/>
               <w:jc w:val="center"/>
               <w:rPr>
-                <w:rFonts w:ascii="Aptos" w:hAnsi="Aptos" w:eastAsia="Aptos" w:cs=""/>
-                <w:kern w:val="2"/>
-                <w:sz w:val="22"/>
-                <w:szCs w:val="22"/>
-                <w:lang w:val="en-CA" w:eastAsia="en-US" w:bidi="ar-SA"/>
-              </w:rPr>
-            </w:pPr>
-            <w:r>
-              <w:rPr>
-                <w:rFonts w:eastAsia="Aptos" w:cs=""/>
-                <w:kern w:val="2"/>
-                <w:sz w:val="22"/>
-                <w:szCs w:val="22"/>
-                <w:lang w:val="en-CA" w:eastAsia="en-US" w:bidi="ar-SA"/>
+                <w:rFonts w:ascii="Aptos" w:eastAsia="Aptos" w:hAnsi="Aptos"/>
+              </w:rPr>
+            </w:pPr>
+            <w:r>
+              <w:rPr>
+                <w:rFonts w:eastAsia="Aptos"/>
               </w:rPr>
               <w:t>Weekday</w:t>
             </w:r>
@@ -2257,31 +1632,20 @@
         <w:tc>
           <w:tcPr>
             <w:tcW w:w="992" w:type="dxa"/>
-            <w:tcBorders/>
-            <w:shd w:color="auto" w:fill="BFBFBF" w:themeFill="background1" w:themeFillShade="bf" w:val="clear"/>
-            <w:vAlign w:val="center"/>
-          </w:tcPr>
-          <w:p>
-            <w:pPr>
-              <w:pStyle w:val="Normal"/>
-              <w:widowControl/>
-              <w:spacing w:lineRule="auto" w:line="240" w:before="0" w:after="0"/>
+            <w:shd w:val="clear" w:color="auto" w:fill="BFBFBF" w:themeFill="background1" w:themeFillShade="BF"/>
+            <w:vAlign w:val="center"/>
+          </w:tcPr>
+          <w:p>
+            <w:pPr>
+              <w:spacing w:after="0" w:line="240" w:lineRule="auto"/>
               <w:jc w:val="center"/>
               <w:rPr>
-                <w:rFonts w:ascii="Aptos" w:hAnsi="Aptos" w:eastAsia="Aptos" w:cs=""/>
-                <w:kern w:val="2"/>
-                <w:sz w:val="22"/>
-                <w:szCs w:val="22"/>
-                <w:lang w:val="en-CA" w:eastAsia="en-US" w:bidi="ar-SA"/>
-              </w:rPr>
-            </w:pPr>
-            <w:r>
-              <w:rPr>
-                <w:rFonts w:eastAsia="Aptos" w:cs=""/>
-                <w:kern w:val="2"/>
-                <w:sz w:val="22"/>
-                <w:szCs w:val="22"/>
-                <w:lang w:val="en-CA" w:eastAsia="en-US" w:bidi="ar-SA"/>
+                <w:rFonts w:ascii="Aptos" w:eastAsia="Aptos" w:hAnsi="Aptos"/>
+              </w:rPr>
+            </w:pPr>
+            <w:r>
+              <w:rPr>
+                <w:rFonts w:eastAsia="Aptos"/>
               </w:rPr>
               <w:t>Time</w:t>
             </w:r>
@@ -2290,31 +1654,20 @@
         <w:tc>
           <w:tcPr>
             <w:tcW w:w="1418" w:type="dxa"/>
-            <w:tcBorders/>
-            <w:shd w:color="auto" w:fill="BFBFBF" w:themeFill="background1" w:themeFillShade="bf" w:val="clear"/>
-            <w:vAlign w:val="center"/>
-          </w:tcPr>
-          <w:p>
-            <w:pPr>
-              <w:pStyle w:val="Normal"/>
-              <w:widowControl/>
-              <w:spacing w:lineRule="auto" w:line="240" w:before="0" w:after="0"/>
+            <w:shd w:val="clear" w:color="auto" w:fill="BFBFBF" w:themeFill="background1" w:themeFillShade="BF"/>
+            <w:vAlign w:val="center"/>
+          </w:tcPr>
+          <w:p>
+            <w:pPr>
+              <w:spacing w:after="0" w:line="240" w:lineRule="auto"/>
               <w:jc w:val="center"/>
               <w:rPr>
-                <w:rFonts w:ascii="Aptos" w:hAnsi="Aptos" w:eastAsia="Aptos" w:cs=""/>
-                <w:kern w:val="2"/>
-                <w:sz w:val="22"/>
-                <w:szCs w:val="22"/>
-                <w:lang w:val="en-CA" w:eastAsia="en-US" w:bidi="ar-SA"/>
-              </w:rPr>
-            </w:pPr>
-            <w:r>
-              <w:rPr>
-                <w:rFonts w:eastAsia="Aptos" w:cs=""/>
-                <w:kern w:val="2"/>
-                <w:sz w:val="22"/>
-                <w:szCs w:val="22"/>
-                <w:lang w:val="en-CA" w:eastAsia="en-US" w:bidi="ar-SA"/>
+                <w:rFonts w:ascii="Aptos" w:eastAsia="Aptos" w:hAnsi="Aptos"/>
+              </w:rPr>
+            </w:pPr>
+            <w:r>
+              <w:rPr>
+                <w:rFonts w:eastAsia="Aptos"/>
               </w:rPr>
               <w:t>Location / Platform</w:t>
             </w:r>
@@ -2323,31 +1676,20 @@
         <w:tc>
           <w:tcPr>
             <w:tcW w:w="5669" w:type="dxa"/>
-            <w:tcBorders/>
-            <w:shd w:color="auto" w:fill="BFBFBF" w:themeFill="background1" w:themeFillShade="bf" w:val="clear"/>
-            <w:vAlign w:val="center"/>
-          </w:tcPr>
-          <w:p>
-            <w:pPr>
-              <w:pStyle w:val="Normal"/>
-              <w:widowControl/>
-              <w:spacing w:lineRule="auto" w:line="240" w:before="0" w:after="0"/>
+            <w:shd w:val="clear" w:color="auto" w:fill="BFBFBF" w:themeFill="background1" w:themeFillShade="BF"/>
+            <w:vAlign w:val="center"/>
+          </w:tcPr>
+          <w:p>
+            <w:pPr>
+              <w:spacing w:after="0" w:line="240" w:lineRule="auto"/>
               <w:jc w:val="center"/>
               <w:rPr>
-                <w:rFonts w:ascii="Aptos" w:hAnsi="Aptos" w:eastAsia="Aptos" w:cs=""/>
-                <w:kern w:val="2"/>
-                <w:sz w:val="22"/>
-                <w:szCs w:val="22"/>
-                <w:lang w:val="en-CA" w:eastAsia="en-US" w:bidi="ar-SA"/>
-              </w:rPr>
-            </w:pPr>
-            <w:r>
-              <w:rPr>
-                <w:rFonts w:eastAsia="Aptos" w:cs=""/>
-                <w:kern w:val="2"/>
-                <w:sz w:val="22"/>
-                <w:szCs w:val="22"/>
-                <w:lang w:val="en-CA" w:eastAsia="en-US" w:bidi="ar-SA"/>
+                <w:rFonts w:ascii="Aptos" w:eastAsia="Aptos" w:hAnsi="Aptos"/>
+              </w:rPr>
+            </w:pPr>
+            <w:r>
+              <w:rPr>
+                <w:rFonts w:eastAsia="Aptos"/>
               </w:rPr>
               <w:t>Purpose/Goal of Meeting</w:t>
             </w:r>
@@ -2356,35 +1698,23 @@
       </w:tr>
       <w:tr>
         <w:trPr>
-          <w:trHeight w:val="567" w:hRule="atLeast"/>
+          <w:trHeight w:val="567"/>
         </w:trPr>
         <w:tc>
           <w:tcPr>
             <w:tcW w:w="1129" w:type="dxa"/>
-            <w:tcBorders/>
-            <w:vAlign w:val="center"/>
-          </w:tcPr>
-          <w:p>
-            <w:pPr>
-              <w:pStyle w:val="Normal"/>
-              <w:widowControl/>
-              <w:spacing w:lineRule="auto" w:line="240" w:before="0" w:after="0"/>
-              <w:jc w:val="left"/>
-              <w:rPr>
-                <w:rFonts w:ascii="Aptos" w:hAnsi="Aptos" w:eastAsia="Aptos" w:cs=""/>
-                <w:kern w:val="2"/>
-                <w:sz w:val="22"/>
-                <w:szCs w:val="22"/>
-                <w:lang w:val="en-CA" w:eastAsia="en-US" w:bidi="ar-SA"/>
-              </w:rPr>
-            </w:pPr>
-            <w:r>
-              <w:rPr>
-                <w:rFonts w:eastAsia="Aptos" w:cs=""/>
-                <w:kern w:val="2"/>
-                <w:sz w:val="22"/>
-                <w:szCs w:val="22"/>
-                <w:lang w:val="en-CA" w:eastAsia="en-US" w:bidi="ar-SA"/>
+            <w:vAlign w:val="center"/>
+          </w:tcPr>
+          <w:p>
+            <w:pPr>
+              <w:spacing w:after="0" w:line="240" w:lineRule="auto"/>
+              <w:rPr>
+                <w:rFonts w:ascii="Aptos" w:eastAsia="Aptos" w:hAnsi="Aptos"/>
+              </w:rPr>
+            </w:pPr>
+            <w:r>
+              <w:rPr>
+                <w:rFonts w:eastAsia="Aptos"/>
               </w:rPr>
               <w:t>Tuesday</w:t>
             </w:r>
@@ -2393,30 +1723,18 @@
         <w:tc>
           <w:tcPr>
             <w:tcW w:w="992" w:type="dxa"/>
-            <w:tcBorders/>
-            <w:vAlign w:val="center"/>
-          </w:tcPr>
-          <w:p>
-            <w:pPr>
-              <w:pStyle w:val="Normal"/>
-              <w:widowControl/>
-              <w:spacing w:lineRule="auto" w:line="240" w:before="0" w:after="0"/>
-              <w:jc w:val="left"/>
-              <w:rPr>
-                <w:rFonts w:ascii="Aptos" w:hAnsi="Aptos" w:eastAsia="Aptos" w:cs=""/>
-                <w:kern w:val="2"/>
-                <w:sz w:val="22"/>
-                <w:szCs w:val="22"/>
-                <w:lang w:val="en-CA" w:eastAsia="en-US" w:bidi="ar-SA"/>
-              </w:rPr>
-            </w:pPr>
-            <w:r>
-              <w:rPr>
-                <w:rFonts w:eastAsia="Aptos" w:cs=""/>
-                <w:kern w:val="2"/>
-                <w:sz w:val="22"/>
-                <w:szCs w:val="22"/>
-                <w:lang w:val="en-CA" w:eastAsia="en-US" w:bidi="ar-SA"/>
+            <w:vAlign w:val="center"/>
+          </w:tcPr>
+          <w:p>
+            <w:pPr>
+              <w:spacing w:after="0" w:line="240" w:lineRule="auto"/>
+              <w:rPr>
+                <w:rFonts w:ascii="Aptos" w:eastAsia="Aptos" w:hAnsi="Aptos"/>
+              </w:rPr>
+            </w:pPr>
+            <w:r>
+              <w:rPr>
+                <w:rFonts w:eastAsia="Aptos"/>
               </w:rPr>
               <w:t>3:30</w:t>
             </w:r>
@@ -2425,30 +1743,18 @@
         <w:tc>
           <w:tcPr>
             <w:tcW w:w="1418" w:type="dxa"/>
-            <w:tcBorders/>
-            <w:vAlign w:val="center"/>
-          </w:tcPr>
-          <w:p>
-            <w:pPr>
-              <w:pStyle w:val="Normal"/>
-              <w:widowControl/>
-              <w:spacing w:lineRule="auto" w:line="240" w:before="0" w:after="0"/>
-              <w:jc w:val="left"/>
-              <w:rPr>
-                <w:rFonts w:ascii="Aptos" w:hAnsi="Aptos" w:eastAsia="Aptos" w:cs=""/>
-                <w:kern w:val="2"/>
-                <w:sz w:val="22"/>
-                <w:szCs w:val="22"/>
-                <w:lang w:val="en-CA" w:eastAsia="en-US" w:bidi="ar-SA"/>
-              </w:rPr>
-            </w:pPr>
-            <w:r>
-              <w:rPr>
-                <w:rFonts w:eastAsia="Aptos" w:cs=""/>
-                <w:kern w:val="2"/>
-                <w:sz w:val="22"/>
-                <w:szCs w:val="22"/>
-                <w:lang w:val="en-CA" w:eastAsia="en-US" w:bidi="ar-SA"/>
+            <w:vAlign w:val="center"/>
+          </w:tcPr>
+          <w:p>
+            <w:pPr>
+              <w:spacing w:after="0" w:line="240" w:lineRule="auto"/>
+              <w:rPr>
+                <w:rFonts w:ascii="Aptos" w:eastAsia="Aptos" w:hAnsi="Aptos"/>
+              </w:rPr>
+            </w:pPr>
+            <w:r>
+              <w:rPr>
+                <w:rFonts w:eastAsia="Aptos"/>
               </w:rPr>
               <w:t>In class</w:t>
             </w:r>
@@ -2457,30 +1763,18 @@
         <w:tc>
           <w:tcPr>
             <w:tcW w:w="5669" w:type="dxa"/>
-            <w:tcBorders/>
-            <w:vAlign w:val="center"/>
-          </w:tcPr>
-          <w:p>
-            <w:pPr>
-              <w:pStyle w:val="Normal"/>
-              <w:widowControl/>
-              <w:spacing w:lineRule="auto" w:line="240" w:before="0" w:after="0"/>
-              <w:jc w:val="left"/>
-              <w:rPr>
-                <w:rFonts w:ascii="Aptos" w:hAnsi="Aptos" w:eastAsia="Aptos" w:cs=""/>
-                <w:kern w:val="2"/>
-                <w:sz w:val="22"/>
-                <w:szCs w:val="22"/>
-                <w:lang w:val="en-CA" w:eastAsia="en-US" w:bidi="ar-SA"/>
-              </w:rPr>
-            </w:pPr>
-            <w:r>
-              <w:rPr>
-                <w:rFonts w:eastAsia="Aptos" w:cs=""/>
-                <w:kern w:val="2"/>
-                <w:sz w:val="22"/>
-                <w:szCs w:val="22"/>
-                <w:lang w:val="en-CA" w:eastAsia="en-US" w:bidi="ar-SA"/>
+            <w:vAlign w:val="center"/>
+          </w:tcPr>
+          <w:p>
+            <w:pPr>
+              <w:spacing w:after="0" w:line="240" w:lineRule="auto"/>
+              <w:rPr>
+                <w:rFonts w:ascii="Aptos" w:eastAsia="Aptos" w:hAnsi="Aptos"/>
+              </w:rPr>
+            </w:pPr>
+            <w:r>
+              <w:rPr>
+                <w:rFonts w:eastAsia="Aptos"/>
               </w:rPr>
               <w:t>Talk with the professor about our project.</w:t>
             </w:r>
@@ -2489,35 +1783,23 @@
       </w:tr>
       <w:tr>
         <w:trPr>
-          <w:trHeight w:val="567" w:hRule="atLeast"/>
+          <w:trHeight w:val="567"/>
         </w:trPr>
         <w:tc>
           <w:tcPr>
             <w:tcW w:w="1129" w:type="dxa"/>
-            <w:tcBorders/>
-            <w:vAlign w:val="center"/>
-          </w:tcPr>
-          <w:p>
-            <w:pPr>
-              <w:pStyle w:val="Normal"/>
-              <w:widowControl/>
-              <w:spacing w:lineRule="auto" w:line="240" w:before="0" w:after="0"/>
-              <w:jc w:val="left"/>
-              <w:rPr>
-                <w:rFonts w:ascii="Aptos" w:hAnsi="Aptos" w:eastAsia="Aptos" w:cs=""/>
-                <w:kern w:val="2"/>
-                <w:sz w:val="22"/>
-                <w:szCs w:val="22"/>
-                <w:lang w:val="en-CA" w:eastAsia="en-US" w:bidi="ar-SA"/>
-              </w:rPr>
-            </w:pPr>
-            <w:r>
-              <w:rPr>
-                <w:rFonts w:eastAsia="Aptos" w:cs=""/>
-                <w:kern w:val="2"/>
-                <w:sz w:val="22"/>
-                <w:szCs w:val="22"/>
-                <w:lang w:val="en-CA" w:eastAsia="en-US" w:bidi="ar-SA"/>
+            <w:vAlign w:val="center"/>
+          </w:tcPr>
+          <w:p>
+            <w:pPr>
+              <w:spacing w:after="0" w:line="240" w:lineRule="auto"/>
+              <w:rPr>
+                <w:rFonts w:ascii="Aptos" w:eastAsia="Aptos" w:hAnsi="Aptos"/>
+              </w:rPr>
+            </w:pPr>
+            <w:r>
+              <w:rPr>
+                <w:rFonts w:eastAsia="Aptos"/>
               </w:rPr>
               <w:t>Thursday</w:t>
             </w:r>
@@ -2526,30 +1808,18 @@
         <w:tc>
           <w:tcPr>
             <w:tcW w:w="992" w:type="dxa"/>
-            <w:tcBorders/>
-            <w:vAlign w:val="center"/>
-          </w:tcPr>
-          <w:p>
-            <w:pPr>
-              <w:pStyle w:val="Normal"/>
-              <w:widowControl/>
-              <w:spacing w:lineRule="auto" w:line="240" w:before="0" w:after="0"/>
-              <w:jc w:val="left"/>
-              <w:rPr>
-                <w:rFonts w:ascii="Aptos" w:hAnsi="Aptos" w:eastAsia="Aptos" w:cs=""/>
-                <w:kern w:val="2"/>
-                <w:sz w:val="22"/>
-                <w:szCs w:val="22"/>
-                <w:lang w:val="en-CA" w:eastAsia="en-US" w:bidi="ar-SA"/>
-              </w:rPr>
-            </w:pPr>
-            <w:r>
-              <w:rPr>
-                <w:rFonts w:eastAsia="Aptos" w:cs=""/>
-                <w:kern w:val="2"/>
-                <w:sz w:val="22"/>
-                <w:szCs w:val="22"/>
-                <w:lang w:val="en-CA" w:eastAsia="en-US" w:bidi="ar-SA"/>
+            <w:vAlign w:val="center"/>
+          </w:tcPr>
+          <w:p>
+            <w:pPr>
+              <w:spacing w:after="0" w:line="240" w:lineRule="auto"/>
+              <w:rPr>
+                <w:rFonts w:ascii="Aptos" w:eastAsia="Aptos" w:hAnsi="Aptos"/>
+              </w:rPr>
+            </w:pPr>
+            <w:r>
+              <w:rPr>
+                <w:rFonts w:eastAsia="Aptos"/>
               </w:rPr>
               <w:t>7PM</w:t>
             </w:r>
@@ -2558,30 +1828,18 @@
         <w:tc>
           <w:tcPr>
             <w:tcW w:w="1418" w:type="dxa"/>
-            <w:tcBorders/>
-            <w:vAlign w:val="center"/>
-          </w:tcPr>
-          <w:p>
-            <w:pPr>
-              <w:pStyle w:val="Normal"/>
-              <w:widowControl/>
-              <w:spacing w:lineRule="auto" w:line="240" w:before="0" w:after="0"/>
-              <w:jc w:val="left"/>
-              <w:rPr>
-                <w:rFonts w:ascii="Aptos" w:hAnsi="Aptos" w:eastAsia="Aptos" w:cs=""/>
-                <w:kern w:val="2"/>
-                <w:sz w:val="22"/>
-                <w:szCs w:val="22"/>
-                <w:lang w:val="en-CA" w:eastAsia="en-US" w:bidi="ar-SA"/>
-              </w:rPr>
-            </w:pPr>
-            <w:r>
-              <w:rPr>
-                <w:rFonts w:eastAsia="Aptos" w:cs=""/>
-                <w:kern w:val="2"/>
-                <w:sz w:val="22"/>
-                <w:szCs w:val="22"/>
-                <w:lang w:val="en-CA" w:eastAsia="en-US" w:bidi="ar-SA"/>
+            <w:vAlign w:val="center"/>
+          </w:tcPr>
+          <w:p>
+            <w:pPr>
+              <w:spacing w:after="0" w:line="240" w:lineRule="auto"/>
+              <w:rPr>
+                <w:rFonts w:ascii="Aptos" w:eastAsia="Aptos" w:hAnsi="Aptos"/>
+              </w:rPr>
+            </w:pPr>
+            <w:r>
+              <w:rPr>
+                <w:rFonts w:eastAsia="Aptos"/>
               </w:rPr>
               <w:t>Discord</w:t>
             </w:r>
@@ -2590,30 +1848,18 @@
         <w:tc>
           <w:tcPr>
             <w:tcW w:w="5669" w:type="dxa"/>
-            <w:tcBorders/>
-            <w:vAlign w:val="center"/>
-          </w:tcPr>
-          <w:p>
-            <w:pPr>
-              <w:pStyle w:val="Normal"/>
-              <w:widowControl/>
-              <w:spacing w:lineRule="auto" w:line="240" w:before="0" w:after="0"/>
-              <w:jc w:val="left"/>
-              <w:rPr>
-                <w:rFonts w:ascii="Aptos" w:hAnsi="Aptos" w:eastAsia="Aptos" w:cs=""/>
-                <w:kern w:val="2"/>
-                <w:sz w:val="22"/>
-                <w:szCs w:val="22"/>
-                <w:lang w:val="en-CA" w:eastAsia="en-US" w:bidi="ar-SA"/>
-              </w:rPr>
-            </w:pPr>
-            <w:r>
-              <w:rPr>
-                <w:rFonts w:eastAsia="Aptos" w:cs=""/>
-                <w:kern w:val="2"/>
-                <w:sz w:val="22"/>
-                <w:szCs w:val="22"/>
-                <w:lang w:val="en-CA" w:eastAsia="en-US" w:bidi="ar-SA"/>
+            <w:vAlign w:val="center"/>
+          </w:tcPr>
+          <w:p>
+            <w:pPr>
+              <w:spacing w:after="0" w:line="240" w:lineRule="auto"/>
+              <w:rPr>
+                <w:rFonts w:ascii="Aptos" w:eastAsia="Aptos" w:hAnsi="Aptos"/>
+              </w:rPr>
+            </w:pPr>
+            <w:r>
+              <w:rPr>
+                <w:rFonts w:eastAsia="Aptos"/>
               </w:rPr>
               <w:t>Plan what to do and discuss what has been done.</w:t>
             </w:r>
@@ -2622,35 +1868,23 @@
       </w:tr>
       <w:tr>
         <w:trPr>
-          <w:trHeight w:val="567" w:hRule="atLeast"/>
+          <w:trHeight w:val="567"/>
         </w:trPr>
         <w:tc>
           <w:tcPr>
             <w:tcW w:w="1129" w:type="dxa"/>
-            <w:tcBorders/>
-            <w:vAlign w:val="center"/>
-          </w:tcPr>
-          <w:p>
-            <w:pPr>
-              <w:pStyle w:val="Normal"/>
-              <w:widowControl/>
-              <w:spacing w:lineRule="auto" w:line="240" w:before="0" w:after="0"/>
-              <w:jc w:val="left"/>
-              <w:rPr>
-                <w:rFonts w:ascii="Aptos" w:hAnsi="Aptos" w:eastAsia="Aptos" w:cs=""/>
-                <w:kern w:val="2"/>
-                <w:sz w:val="22"/>
-                <w:szCs w:val="22"/>
-                <w:lang w:val="en-CA" w:eastAsia="en-US" w:bidi="ar-SA"/>
-              </w:rPr>
-            </w:pPr>
-            <w:r>
-              <w:rPr>
-                <w:rFonts w:eastAsia="Aptos" w:cs=""/>
-                <w:kern w:val="2"/>
-                <w:sz w:val="22"/>
-                <w:szCs w:val="22"/>
-                <w:lang w:val="en-CA" w:eastAsia="en-US" w:bidi="ar-SA"/>
+            <w:vAlign w:val="center"/>
+          </w:tcPr>
+          <w:p>
+            <w:pPr>
+              <w:spacing w:after="0" w:line="240" w:lineRule="auto"/>
+              <w:rPr>
+                <w:rFonts w:ascii="Aptos" w:eastAsia="Aptos" w:hAnsi="Aptos"/>
+              </w:rPr>
+            </w:pPr>
+            <w:r>
+              <w:rPr>
+                <w:rFonts w:eastAsia="Aptos"/>
               </w:rPr>
               <w:t>Saturday</w:t>
             </w:r>
@@ -2659,30 +1893,18 @@
         <w:tc>
           <w:tcPr>
             <w:tcW w:w="992" w:type="dxa"/>
-            <w:tcBorders/>
-            <w:vAlign w:val="center"/>
-          </w:tcPr>
-          <w:p>
-            <w:pPr>
-              <w:pStyle w:val="Normal"/>
-              <w:widowControl/>
-              <w:spacing w:lineRule="auto" w:line="240" w:before="0" w:after="0"/>
-              <w:jc w:val="left"/>
-              <w:rPr>
-                <w:rFonts w:ascii="Aptos" w:hAnsi="Aptos" w:eastAsia="Aptos" w:cs=""/>
-                <w:kern w:val="2"/>
-                <w:sz w:val="22"/>
-                <w:szCs w:val="22"/>
-                <w:lang w:val="en-CA" w:eastAsia="en-US" w:bidi="ar-SA"/>
-              </w:rPr>
-            </w:pPr>
-            <w:r>
-              <w:rPr>
-                <w:rFonts w:eastAsia="Aptos" w:cs=""/>
-                <w:kern w:val="2"/>
-                <w:sz w:val="22"/>
-                <w:szCs w:val="22"/>
-                <w:lang w:val="en-CA" w:eastAsia="en-US" w:bidi="ar-SA"/>
+            <w:vAlign w:val="center"/>
+          </w:tcPr>
+          <w:p>
+            <w:pPr>
+              <w:spacing w:after="0" w:line="240" w:lineRule="auto"/>
+              <w:rPr>
+                <w:rFonts w:ascii="Aptos" w:eastAsia="Aptos" w:hAnsi="Aptos"/>
+              </w:rPr>
+            </w:pPr>
+            <w:r>
+              <w:rPr>
+                <w:rFonts w:eastAsia="Aptos"/>
               </w:rPr>
               <w:t>7PM</w:t>
             </w:r>
@@ -2691,30 +1913,18 @@
         <w:tc>
           <w:tcPr>
             <w:tcW w:w="1418" w:type="dxa"/>
-            <w:tcBorders/>
-            <w:vAlign w:val="center"/>
-          </w:tcPr>
-          <w:p>
-            <w:pPr>
-              <w:pStyle w:val="Normal"/>
-              <w:widowControl/>
-              <w:spacing w:lineRule="auto" w:line="240" w:before="0" w:after="0"/>
-              <w:jc w:val="left"/>
-              <w:rPr>
-                <w:rFonts w:ascii="Aptos" w:hAnsi="Aptos" w:eastAsia="Aptos" w:cs=""/>
-                <w:kern w:val="2"/>
-                <w:sz w:val="22"/>
-                <w:szCs w:val="22"/>
-                <w:lang w:val="en-CA" w:eastAsia="en-US" w:bidi="ar-SA"/>
-              </w:rPr>
-            </w:pPr>
-            <w:r>
-              <w:rPr>
-                <w:rFonts w:eastAsia="Aptos" w:cs=""/>
-                <w:kern w:val="2"/>
-                <w:sz w:val="22"/>
-                <w:szCs w:val="22"/>
-                <w:lang w:val="en-CA" w:eastAsia="en-US" w:bidi="ar-SA"/>
+            <w:vAlign w:val="center"/>
+          </w:tcPr>
+          <w:p>
+            <w:pPr>
+              <w:spacing w:after="0" w:line="240" w:lineRule="auto"/>
+              <w:rPr>
+                <w:rFonts w:ascii="Aptos" w:eastAsia="Aptos" w:hAnsi="Aptos"/>
+              </w:rPr>
+            </w:pPr>
+            <w:r>
+              <w:rPr>
+                <w:rFonts w:eastAsia="Aptos"/>
               </w:rPr>
               <w:t>Discord</w:t>
             </w:r>
@@ -2723,30 +1933,18 @@
         <w:tc>
           <w:tcPr>
             <w:tcW w:w="5669" w:type="dxa"/>
-            <w:tcBorders/>
-            <w:vAlign w:val="center"/>
-          </w:tcPr>
-          <w:p>
-            <w:pPr>
-              <w:pStyle w:val="Normal"/>
-              <w:widowControl/>
-              <w:spacing w:lineRule="auto" w:line="240" w:before="0" w:after="0"/>
-              <w:jc w:val="left"/>
-              <w:rPr>
-                <w:rFonts w:ascii="Aptos" w:hAnsi="Aptos" w:eastAsia="Aptos" w:cs=""/>
-                <w:kern w:val="2"/>
-                <w:sz w:val="22"/>
-                <w:szCs w:val="22"/>
-                <w:lang w:val="en-CA" w:eastAsia="en-US" w:bidi="ar-SA"/>
-              </w:rPr>
-            </w:pPr>
-            <w:r>
-              <w:rPr>
-                <w:rFonts w:eastAsia="Aptos" w:cs=""/>
-                <w:kern w:val="2"/>
-                <w:sz w:val="22"/>
-                <w:szCs w:val="22"/>
-                <w:lang w:val="en-CA" w:eastAsia="en-US" w:bidi="ar-SA"/>
+            <w:vAlign w:val="center"/>
+          </w:tcPr>
+          <w:p>
+            <w:pPr>
+              <w:spacing w:after="0" w:line="240" w:lineRule="auto"/>
+              <w:rPr>
+                <w:rFonts w:ascii="Aptos" w:eastAsia="Aptos" w:hAnsi="Aptos"/>
+              </w:rPr>
+            </w:pPr>
+            <w:r>
+              <w:rPr>
+                <w:rFonts w:eastAsia="Aptos"/>
               </w:rPr>
               <w:t>Discuss the completion of the work load and any potential issues encountered. Review work completed.</w:t>
             </w:r>
@@ -2755,29 +1953,37 @@
       </w:tr>
     </w:tbl>
     <w:p>
+      <w:r>
+        <w:t>Schedule implements a weekly sprint structure, incorporating an Agile workflow.</w:t>
+      </w:r>
+    </w:p>
+    <w:p>
       <w:pPr>
-        <w:pStyle w:val="Normal"/>
-        <w:rPr/>
-      </w:pPr>
-      <w:r>
-        <w:rPr/>
-        <w:t>Schedule implements a weekly sprint structure, incorporating an Agile workflow.</w:t>
-      </w:r>
-    </w:p>
-    <w:p>
-      <w:pPr>
-        <w:pStyle w:val="Normal"/>
         <w:rPr>
           <w:rFonts w:cs="Arial"/>
           <w:bCs/>
         </w:rPr>
       </w:pPr>
+    </w:p>
+    <w:p>
+      <w:pPr>
+        <w:rPr>
+          <w:rFonts w:cs="Arial"/>
+          <w:bCs/>
+        </w:rPr>
+      </w:pPr>
       <w:r>
         <w:rPr>
           <w:rFonts w:cs="Arial"/>
           <w:bCs/>
         </w:rPr>
         <w:t>What are the rules for dealing with a group member who hasn’t been communicating?</w:t>
+      </w:r>
+      <w:r>
+        <w:rPr>
+          <w:rFonts w:cs="Arial"/>
+          <w:bCs/>
+        </w:rPr>
         <w:br/>
         <w:t>Note the expectations for communication along with the timeframes that will be used for each follow-up.</w:t>
       </w:r>
@@ -2786,33 +1992,20 @@
       <w:tblPr>
         <w:tblStyle w:val="TableGrid"/>
         <w:tblW w:w="9350" w:type="dxa"/>
-        <w:jc w:val="left"/>
-        <w:tblInd w:w="0" w:type="dxa"/>
         <w:tblLayout w:type="fixed"/>
-        <w:tblCellMar>
-          <w:top w:w="0" w:type="dxa"/>
-          <w:left w:w="108" w:type="dxa"/>
-          <w:bottom w:w="0" w:type="dxa"/>
-          <w:right w:w="108" w:type="dxa"/>
-        </w:tblCellMar>
-        <w:tblLook w:val="04a0" w:noHBand="0" w:noVBand="1" w:firstColumn="1" w:lastRow="0" w:lastColumn="0" w:firstRow="1"/>
+        <w:tblLook w:val="04A0" w:firstRow="1" w:lastRow="0" w:firstColumn="1" w:lastColumn="0" w:noHBand="0" w:noVBand="1"/>
       </w:tblPr>
       <w:tblGrid>
         <w:gridCol w:w="9350"/>
       </w:tblGrid>
       <w:tr>
-        <w:trPr/>
         <w:tc>
           <w:tcPr>
             <w:tcW w:w="9350" w:type="dxa"/>
-            <w:tcBorders/>
-          </w:tcPr>
-          <w:p>
-            <w:pPr>
-              <w:pStyle w:val="Normal"/>
-              <w:widowControl/>
-              <w:spacing w:lineRule="auto" w:line="240" w:before="0" w:after="0"/>
-              <w:jc w:val="left"/>
+          </w:tcPr>
+          <w:p>
+            <w:pPr>
+              <w:spacing w:after="0" w:line="240" w:lineRule="auto"/>
               <w:rPr>
                 <w:rFonts w:cs="Arial"/>
                 <w:bCs/>
@@ -2822,10 +2015,6 @@
               <w:rPr>
                 <w:rFonts w:eastAsia="Aptos" w:cs="Arial"/>
                 <w:bCs/>
-                <w:kern w:val="2"/>
-                <w:sz w:val="22"/>
-                <w:szCs w:val="22"/>
-                <w:lang w:val="en-CA" w:eastAsia="en-US" w:bidi="ar-SA"/>
               </w:rPr>
               <w:t>If a member does not respond within 24 hours, a reminder will be sent.  If a member does not respond the next day, the issue will be documented in Discord and/or GitHub. If no response is received the day after, their work will be completed by someone else. If a member takes longer than 1 week to respond, the professor will be notified.</w:t>
             </w:r>
@@ -2835,22 +2024,14 @@
     </w:tbl>
     <w:p>
       <w:pPr>
-        <w:pStyle w:val="Normal"/>
         <w:rPr>
           <w:rFonts w:cs="Arial"/>
           <w:bCs/>
         </w:rPr>
       </w:pPr>
-      <w:r>
-        <w:rPr>
-          <w:rFonts w:cs="Arial"/>
-          <w:bCs/>
-        </w:rPr>
-      </w:r>
     </w:p>
     <w:p>
       <w:pPr>
-        <w:pStyle w:val="Normal"/>
         <w:rPr>
           <w:rFonts w:cs="Arial"/>
           <w:bCs/>
@@ -2861,6 +2042,7 @@
           <w:rFonts w:cs="Arial"/>
           <w:bCs/>
         </w:rPr>
+        <w:lastRenderedPageBreak/>
         <w:t>How frequently should group members communicate/check-in face-to-face?</w:t>
       </w:r>
     </w:p>
@@ -2868,33 +2050,20 @@
       <w:tblPr>
         <w:tblStyle w:val="TableGrid"/>
         <w:tblW w:w="9350" w:type="dxa"/>
-        <w:jc w:val="left"/>
-        <w:tblInd w:w="0" w:type="dxa"/>
         <w:tblLayout w:type="fixed"/>
-        <w:tblCellMar>
-          <w:top w:w="0" w:type="dxa"/>
-          <w:left w:w="108" w:type="dxa"/>
-          <w:bottom w:w="0" w:type="dxa"/>
-          <w:right w:w="108" w:type="dxa"/>
-        </w:tblCellMar>
-        <w:tblLook w:val="04a0" w:noHBand="0" w:noVBand="1" w:firstColumn="1" w:lastRow="0" w:lastColumn="0" w:firstRow="1"/>
+        <w:tblLook w:val="04A0" w:firstRow="1" w:lastRow="0" w:firstColumn="1" w:lastColumn="0" w:noHBand="0" w:noVBand="1"/>
       </w:tblPr>
       <w:tblGrid>
         <w:gridCol w:w="9350"/>
       </w:tblGrid>
       <w:tr>
-        <w:trPr/>
         <w:tc>
           <w:tcPr>
             <w:tcW w:w="9350" w:type="dxa"/>
-            <w:tcBorders/>
-          </w:tcPr>
-          <w:p>
-            <w:pPr>
-              <w:pStyle w:val="Normal"/>
-              <w:widowControl/>
-              <w:spacing w:lineRule="auto" w:line="240" w:before="0" w:after="0"/>
-              <w:jc w:val="left"/>
+          </w:tcPr>
+          <w:p>
+            <w:pPr>
+              <w:spacing w:after="0" w:line="240" w:lineRule="auto"/>
               <w:rPr>
                 <w:rFonts w:cs="Arial"/>
                 <w:bCs/>
@@ -2904,10 +2073,6 @@
               <w:rPr>
                 <w:rFonts w:eastAsia="Aptos" w:cs="Arial"/>
                 <w:bCs/>
-                <w:kern w:val="2"/>
-                <w:sz w:val="22"/>
-                <w:szCs w:val="22"/>
-                <w:lang w:val="en-CA" w:eastAsia="en-US" w:bidi="ar-SA"/>
               </w:rPr>
               <w:t>Group members should communicate at least three times a week. No face-to-face check-ins are required as most of the group is employed. If we require a face-to-face meeting, Discord video calls will be used as the substitute.</w:t>
             </w:r>
@@ -2917,22 +2082,14 @@
     </w:tbl>
     <w:p>
       <w:pPr>
-        <w:pStyle w:val="Normal"/>
         <w:rPr>
           <w:rFonts w:cs="Arial"/>
           <w:bCs/>
         </w:rPr>
       </w:pPr>
-      <w:r>
-        <w:rPr>
-          <w:rFonts w:cs="Arial"/>
-          <w:bCs/>
-        </w:rPr>
-      </w:r>
     </w:p>
     <w:p>
       <w:pPr>
-        <w:pStyle w:val="Normal"/>
         <w:rPr>
           <w:rFonts w:cs="Arial"/>
           <w:bCs/>
@@ -2950,33 +2107,20 @@
       <w:tblPr>
         <w:tblStyle w:val="TableGrid"/>
         <w:tblW w:w="9350" w:type="dxa"/>
-        <w:jc w:val="left"/>
-        <w:tblInd w:w="0" w:type="dxa"/>
         <w:tblLayout w:type="fixed"/>
-        <w:tblCellMar>
-          <w:top w:w="0" w:type="dxa"/>
-          <w:left w:w="108" w:type="dxa"/>
-          <w:bottom w:w="0" w:type="dxa"/>
-          <w:right w:w="108" w:type="dxa"/>
-        </w:tblCellMar>
-        <w:tblLook w:val="04a0" w:noHBand="0" w:noVBand="1" w:firstColumn="1" w:lastRow="0" w:lastColumn="0" w:firstRow="1"/>
+        <w:tblLook w:val="04A0" w:firstRow="1" w:lastRow="0" w:firstColumn="1" w:lastColumn="0" w:noHBand="0" w:noVBand="1"/>
       </w:tblPr>
       <w:tblGrid>
         <w:gridCol w:w="9350"/>
       </w:tblGrid>
       <w:tr>
-        <w:trPr/>
         <w:tc>
           <w:tcPr>
             <w:tcW w:w="9350" w:type="dxa"/>
-            <w:tcBorders/>
-          </w:tcPr>
-          <w:p>
-            <w:pPr>
-              <w:pStyle w:val="Normal"/>
-              <w:widowControl/>
-              <w:spacing w:lineRule="auto" w:line="240" w:before="0" w:after="0"/>
-              <w:jc w:val="left"/>
+          </w:tcPr>
+          <w:p>
+            <w:pPr>
+              <w:spacing w:after="0" w:line="240" w:lineRule="auto"/>
               <w:rPr>
                 <w:rFonts w:cs="Arial"/>
                 <w:bCs/>
@@ -2986,10 +2130,6 @@
               <w:rPr>
                 <w:rFonts w:eastAsia="Aptos" w:cs="Arial"/>
                 <w:bCs/>
-                <w:kern w:val="2"/>
-                <w:sz w:val="22"/>
-                <w:szCs w:val="22"/>
-                <w:lang w:val="en-CA" w:eastAsia="en-US" w:bidi="ar-SA"/>
               </w:rPr>
               <w:t>The group will communicate through Discord, there we will subdivide the workload. If a group member states they are not willing to do something, an alternative task will be offered. Participation will be regularly tracked through the GitHub repo and the Discord group chat.</w:t>
             </w:r>
@@ -2999,22 +2139,14 @@
     </w:tbl>
     <w:p>
       <w:pPr>
-        <w:pStyle w:val="Normal"/>
         <w:rPr>
           <w:rFonts w:cs="Arial"/>
           <w:bCs/>
         </w:rPr>
       </w:pPr>
-      <w:r>
-        <w:rPr>
-          <w:rFonts w:cs="Arial"/>
-          <w:bCs/>
-        </w:rPr>
-      </w:r>
     </w:p>
     <w:p>
       <w:pPr>
-        <w:pStyle w:val="Normal"/>
         <w:rPr>
           <w:rFonts w:cs="Arial"/>
           <w:bCs/>
@@ -3032,33 +2164,20 @@
       <w:tblPr>
         <w:tblStyle w:val="TableGrid"/>
         <w:tblW w:w="9350" w:type="dxa"/>
-        <w:jc w:val="left"/>
-        <w:tblInd w:w="0" w:type="dxa"/>
         <w:tblLayout w:type="fixed"/>
-        <w:tblCellMar>
-          <w:top w:w="0" w:type="dxa"/>
-          <w:left w:w="108" w:type="dxa"/>
-          <w:bottom w:w="0" w:type="dxa"/>
-          <w:right w:w="108" w:type="dxa"/>
-        </w:tblCellMar>
-        <w:tblLook w:val="04a0" w:noHBand="0" w:noVBand="1" w:firstColumn="1" w:lastRow="0" w:lastColumn="0" w:firstRow="1"/>
+        <w:tblLook w:val="04A0" w:firstRow="1" w:lastRow="0" w:firstColumn="1" w:lastColumn="0" w:noHBand="0" w:noVBand="1"/>
       </w:tblPr>
       <w:tblGrid>
         <w:gridCol w:w="9350"/>
       </w:tblGrid>
       <w:tr>
-        <w:trPr/>
         <w:tc>
           <w:tcPr>
             <w:tcW w:w="9350" w:type="dxa"/>
-            <w:tcBorders/>
-          </w:tcPr>
-          <w:p>
-            <w:pPr>
-              <w:pStyle w:val="Normal"/>
-              <w:widowControl/>
-              <w:spacing w:lineRule="auto" w:line="240" w:before="0" w:after="0"/>
-              <w:jc w:val="left"/>
+          </w:tcPr>
+          <w:p>
+            <w:pPr>
+              <w:spacing w:after="0" w:line="240" w:lineRule="auto"/>
               <w:rPr>
                 <w:rFonts w:cs="Arial"/>
                 <w:bCs/>
@@ -3068,35 +2187,18 @@
               <w:rPr>
                 <w:rFonts w:eastAsia="Aptos" w:cs="Arial"/>
                 <w:bCs/>
-                <w:kern w:val="2"/>
-                <w:sz w:val="22"/>
-                <w:szCs w:val="22"/>
-                <w:lang w:val="en-CA" w:eastAsia="en-US" w:bidi="ar-SA"/>
               </w:rPr>
               <w:t xml:space="preserve">All members that submit quality work will be thanked for their efforts. Everyone’s opinion will be valued and heard and considered. Nothing will go unnoticed. </w:t>
             </w:r>
           </w:p>
           <w:p>
             <w:pPr>
-              <w:pStyle w:val="Normal"/>
-              <w:widowControl/>
-              <w:spacing w:lineRule="auto" w:line="240" w:before="0" w:after="0"/>
-              <w:jc w:val="left"/>
+              <w:spacing w:after="0" w:line="240" w:lineRule="auto"/>
               <w:rPr>
                 <w:rFonts w:cs="Arial"/>
                 <w:bCs/>
               </w:rPr>
             </w:pPr>
-            <w:r>
-              <w:rPr>
-                <w:rFonts w:eastAsia="Aptos" w:cs="Arial"/>
-                <w:bCs/>
-                <w:kern w:val="2"/>
-                <w:sz w:val="22"/>
-                <w:szCs w:val="22"/>
-                <w:lang w:val="en-CA" w:eastAsia="en-US" w:bidi="ar-SA"/>
-              </w:rPr>
-            </w:r>
           </w:p>
         </w:tc>
       </w:tr>
@@ -3104,10 +2206,8 @@
     <w:p>
       <w:pPr>
         <w:pStyle w:val="Heading2"/>
-        <w:rPr/>
       </w:pPr>
       <w:r>
-        <w:rPr/>
         <w:t>Member Roles</w:t>
       </w:r>
     </w:p>
@@ -3115,52 +2215,36 @@
       <w:tblPr>
         <w:tblStyle w:val="TableGrid"/>
         <w:tblW w:w="9351" w:type="dxa"/>
-        <w:jc w:val="left"/>
-        <w:tblInd w:w="0" w:type="dxa"/>
         <w:tblLayout w:type="fixed"/>
-        <w:tblCellMar>
-          <w:top w:w="0" w:type="dxa"/>
-          <w:left w:w="108" w:type="dxa"/>
-          <w:bottom w:w="0" w:type="dxa"/>
-          <w:right w:w="108" w:type="dxa"/>
-        </w:tblCellMar>
-        <w:tblLook w:val="04a0" w:noHBand="0" w:noVBand="1" w:firstColumn="1" w:lastRow="0" w:lastColumn="0" w:firstRow="1"/>
+        <w:tblLook w:val="04A0" w:firstRow="1" w:lastRow="0" w:firstColumn="1" w:lastColumn="0" w:noHBand="0" w:noVBand="1"/>
       </w:tblPr>
       <w:tblGrid>
-        <w:gridCol w:w="5806"/>
+        <w:gridCol w:w="5807"/>
         <w:gridCol w:w="3544"/>
       </w:tblGrid>
       <w:tr>
         <w:trPr>
-          <w:trHeight w:val="572" w:hRule="atLeast"/>
+          <w:trHeight w:val="572"/>
         </w:trPr>
         <w:tc>
           <w:tcPr>
             <w:tcW w:w="5806" w:type="dxa"/>
-            <w:tcBorders/>
-            <w:shd w:color="auto" w:fill="BFBFBF" w:themeFill="background1" w:themeFillShade="bf" w:val="clear"/>
-            <w:vAlign w:val="center"/>
-          </w:tcPr>
-          <w:p>
-            <w:pPr>
-              <w:pStyle w:val="Normal"/>
-              <w:widowControl/>
-              <w:spacing w:lineRule="auto" w:line="240" w:before="0" w:after="0"/>
+            <w:shd w:val="clear" w:color="auto" w:fill="BFBFBF" w:themeFill="background1" w:themeFillShade="BF"/>
+            <w:vAlign w:val="center"/>
+          </w:tcPr>
+          <w:p>
+            <w:pPr>
+              <w:spacing w:after="0" w:line="240" w:lineRule="auto"/>
               <w:jc w:val="center"/>
               <w:rPr>
                 <w:rFonts w:cs="Arial"/>
                 <w:b/>
-                <w:b/>
               </w:rPr>
             </w:pPr>
             <w:r>
               <w:rPr>
                 <w:rFonts w:eastAsia="Aptos" w:cs="Arial"/>
                 <w:b/>
-                <w:kern w:val="2"/>
-                <w:sz w:val="22"/>
-                <w:szCs w:val="22"/>
-                <w:lang w:val="en-CA" w:eastAsia="en-US" w:bidi="ar-SA"/>
               </w:rPr>
               <w:t>Role</w:t>
             </w:r>
@@ -3169,30 +2253,22 @@
         <w:tc>
           <w:tcPr>
             <w:tcW w:w="3544" w:type="dxa"/>
-            <w:tcBorders/>
-            <w:shd w:color="auto" w:fill="BFBFBF" w:themeFill="background1" w:themeFillShade="bf" w:val="clear"/>
-            <w:vAlign w:val="center"/>
-          </w:tcPr>
-          <w:p>
-            <w:pPr>
-              <w:pStyle w:val="Normal"/>
-              <w:widowControl/>
-              <w:spacing w:lineRule="auto" w:line="240" w:before="0" w:after="0"/>
+            <w:shd w:val="clear" w:color="auto" w:fill="BFBFBF" w:themeFill="background1" w:themeFillShade="BF"/>
+            <w:vAlign w:val="center"/>
+          </w:tcPr>
+          <w:p>
+            <w:pPr>
+              <w:spacing w:after="0" w:line="240" w:lineRule="auto"/>
               <w:jc w:val="center"/>
               <w:rPr>
                 <w:rFonts w:cs="Arial"/>
                 <w:b/>
-                <w:b/>
               </w:rPr>
             </w:pPr>
             <w:r>
               <w:rPr>
                 <w:rFonts w:eastAsia="Aptos" w:cs="Arial"/>
                 <w:b/>
-                <w:kern w:val="2"/>
-                <w:sz w:val="22"/>
-                <w:szCs w:val="22"/>
-                <w:lang w:val="en-CA" w:eastAsia="en-US" w:bidi="ar-SA"/>
               </w:rPr>
               <w:t>Assigned Student(s)</w:t>
             </w:r>
@@ -3201,22 +2277,17 @@
       </w:tr>
       <w:tr>
         <w:trPr>
-          <w:trHeight w:val="1440" w:hRule="atLeast"/>
+          <w:trHeight w:val="1440"/>
         </w:trPr>
         <w:tc>
           <w:tcPr>
             <w:tcW w:w="5806" w:type="dxa"/>
-            <w:tcBorders/>
-          </w:tcPr>
-          <w:p>
-            <w:pPr>
-              <w:pStyle w:val="Normal"/>
-              <w:widowControl/>
-              <w:spacing w:lineRule="auto" w:line="240" w:before="0" w:after="0"/>
-              <w:jc w:val="left"/>
+          </w:tcPr>
+          <w:p>
+            <w:pPr>
+              <w:spacing w:after="0" w:line="240" w:lineRule="auto"/>
               <w:rPr>
                 <w:rFonts w:cs="Arial"/>
-                <w:b/>
                 <w:b/>
               </w:rPr>
             </w:pPr>
@@ -3225,20 +2296,12 @@
                 <w:rFonts w:eastAsia="Aptos" w:cs="Arial"/>
                 <w:b/>
                 <w:color w:val="196B24" w:themeColor="accent3"/>
-                <w:kern w:val="2"/>
-                <w:sz w:val="22"/>
-                <w:szCs w:val="22"/>
-                <w:lang w:val="en-CA" w:eastAsia="en-US" w:bidi="ar-SA"/>
               </w:rPr>
               <w:t xml:space="preserve">Project Manager: </w:t>
             </w:r>
             <w:r>
               <w:rPr>
                 <w:rFonts w:eastAsia="Aptos" w:cs="Arial"/>
-                <w:kern w:val="2"/>
-                <w:sz w:val="22"/>
-                <w:szCs w:val="22"/>
-                <w:lang w:val="en-CA" w:eastAsia="en-US" w:bidi="ar-SA"/>
               </w:rPr>
               <w:t>this person is responsible for updating GitHub projects with tasks discussed, reviewed, and changed during meetings.  This member is also responsible for following-up with members to ensure assigned tasks are completed in the agreed upon amount of time.</w:t>
             </w:r>
@@ -3247,14 +2310,10 @@
         <w:tc>
           <w:tcPr>
             <w:tcW w:w="3544" w:type="dxa"/>
-            <w:tcBorders/>
-          </w:tcPr>
-          <w:p>
-            <w:pPr>
-              <w:pStyle w:val="Normal"/>
-              <w:widowControl/>
-              <w:spacing w:lineRule="auto" w:line="240" w:before="0" w:after="0"/>
-              <w:jc w:val="left"/>
+          </w:tcPr>
+          <w:p>
+            <w:pPr>
+              <w:spacing w:after="0" w:line="240" w:lineRule="auto"/>
               <w:rPr>
                 <w:rFonts w:cs="Arial"/>
               </w:rPr>
@@ -3262,10 +2321,6 @@
             <w:r>
               <w:rPr>
                 <w:rFonts w:eastAsia="Aptos" w:cs="Arial"/>
-                <w:kern w:val="2"/>
-                <w:sz w:val="22"/>
-                <w:szCs w:val="22"/>
-                <w:lang w:val="en-CA" w:eastAsia="en-US" w:bidi="ar-SA"/>
               </w:rPr>
               <w:t>Rustam Zazai</w:t>
             </w:r>
@@ -3274,23 +2329,18 @@
       </w:tr>
       <w:tr>
         <w:trPr>
-          <w:trHeight w:val="1440" w:hRule="atLeast"/>
+          <w:trHeight w:val="1440"/>
         </w:trPr>
         <w:tc>
           <w:tcPr>
             <w:tcW w:w="5806" w:type="dxa"/>
-            <w:tcBorders/>
-            <w:vAlign w:val="center"/>
-          </w:tcPr>
-          <w:p>
-            <w:pPr>
-              <w:pStyle w:val="Normal"/>
-              <w:widowControl/>
-              <w:spacing w:lineRule="auto" w:line="240" w:before="0" w:after="0"/>
-              <w:jc w:val="left"/>
+            <w:vAlign w:val="center"/>
+          </w:tcPr>
+          <w:p>
+            <w:pPr>
+              <w:spacing w:after="0" w:line="240" w:lineRule="auto"/>
               <w:rPr>
                 <w:rFonts w:cs="Arial"/>
-                <w:b/>
                 <w:b/>
               </w:rPr>
             </w:pPr>
@@ -3299,10 +2349,6 @@
                 <w:rFonts w:eastAsia="Aptos" w:cs="Arial"/>
                 <w:b/>
                 <w:color w:val="196B24" w:themeColor="accent3"/>
-                <w:kern w:val="2"/>
-                <w:sz w:val="22"/>
-                <w:szCs w:val="22"/>
-                <w:lang w:val="en-CA" w:eastAsia="en-US" w:bidi="ar-SA"/>
               </w:rPr>
               <w:t>Facilitator</w:t>
             </w:r>
@@ -3310,22 +2356,19 @@
               <w:rPr>
                 <w:rFonts w:eastAsia="Aptos" w:cs="Arial"/>
                 <w:b/>
-                <w:kern w:val="2"/>
-                <w:sz w:val="22"/>
-                <w:szCs w:val="22"/>
-                <w:lang w:val="en-CA" w:eastAsia="en-US" w:bidi="ar-SA"/>
               </w:rPr>
               <w:t xml:space="preserve">: </w:t>
             </w:r>
             <w:r>
               <w:rPr>
                 <w:rFonts w:eastAsia="Aptos" w:cs="Arial"/>
-                <w:kern w:val="2"/>
-                <w:sz w:val="22"/>
-                <w:szCs w:val="22"/>
-                <w:lang w:val="en-CA" w:eastAsia="en-US" w:bidi="ar-SA"/>
               </w:rPr>
               <w:t>organizes and facilitates meetings. The facilitator sets the agenda and makes sure everyone’s voice is heard. They also manage the timing. Meetings should stay on track to be efficient and productive.</w:t>
+            </w:r>
+            <w:r>
+              <w:rPr>
+                <w:rFonts w:eastAsia="Aptos" w:cs="Arial"/>
+              </w:rPr>
               <w:br/>
               <w:t>This may be the same person as the Project Manager.</w:t>
             </w:r>
@@ -3334,14 +2377,10 @@
         <w:tc>
           <w:tcPr>
             <w:tcW w:w="3544" w:type="dxa"/>
-            <w:tcBorders/>
-          </w:tcPr>
-          <w:p>
-            <w:pPr>
-              <w:pStyle w:val="Normal"/>
-              <w:widowControl/>
-              <w:spacing w:lineRule="auto" w:line="240" w:before="0" w:after="0"/>
-              <w:jc w:val="left"/>
+          </w:tcPr>
+          <w:p>
+            <w:pPr>
+              <w:spacing w:after="0" w:line="240" w:lineRule="auto"/>
               <w:rPr>
                 <w:rFonts w:cs="Arial"/>
               </w:rPr>
@@ -3349,10 +2388,6 @@
             <w:r>
               <w:rPr>
                 <w:rFonts w:eastAsia="Aptos" w:cs="Arial"/>
-                <w:kern w:val="2"/>
-                <w:sz w:val="22"/>
-                <w:szCs w:val="22"/>
-                <w:lang w:val="en-CA" w:eastAsia="en-US" w:bidi="ar-SA"/>
               </w:rPr>
               <w:t>Rustam Zazai</w:t>
             </w:r>
@@ -3361,20 +2396,16 @@
       </w:tr>
       <w:tr>
         <w:trPr>
-          <w:trHeight w:val="1440" w:hRule="atLeast"/>
+          <w:trHeight w:val="1440"/>
         </w:trPr>
         <w:tc>
           <w:tcPr>
             <w:tcW w:w="5806" w:type="dxa"/>
-            <w:tcBorders/>
-            <w:vAlign w:val="center"/>
-          </w:tcPr>
-          <w:p>
-            <w:pPr>
-              <w:pStyle w:val="Normal"/>
-              <w:widowControl/>
-              <w:spacing w:lineRule="auto" w:line="240" w:before="0" w:after="0"/>
-              <w:jc w:val="left"/>
+            <w:vAlign w:val="center"/>
+          </w:tcPr>
+          <w:p>
+            <w:pPr>
+              <w:spacing w:after="0" w:line="240" w:lineRule="auto"/>
               <w:rPr>
                 <w:rFonts w:cs="Arial"/>
               </w:rPr>
@@ -3384,10 +2415,6 @@
                 <w:rFonts w:eastAsia="Aptos" w:cs="Arial"/>
                 <w:b/>
                 <w:color w:val="196B24" w:themeColor="accent3"/>
-                <w:kern w:val="2"/>
-                <w:sz w:val="22"/>
-                <w:szCs w:val="22"/>
-                <w:lang w:val="en-CA" w:eastAsia="en-US" w:bidi="ar-SA"/>
               </w:rPr>
               <w:t>Summarizer</w:t>
             </w:r>
@@ -3395,30 +2422,19 @@
               <w:rPr>
                 <w:rFonts w:eastAsia="Aptos" w:cs="Arial"/>
                 <w:b/>
-                <w:kern w:val="2"/>
-                <w:sz w:val="22"/>
-                <w:szCs w:val="22"/>
-                <w:lang w:val="en-CA" w:eastAsia="en-US" w:bidi="ar-SA"/>
               </w:rPr>
               <w:t xml:space="preserve">: </w:t>
             </w:r>
             <w:r>
               <w:rPr>
                 <w:rFonts w:eastAsia="Aptos" w:cs="Arial"/>
-                <w:kern w:val="2"/>
-                <w:sz w:val="22"/>
-                <w:szCs w:val="22"/>
-                <w:lang w:val="en-CA" w:eastAsia="en-US" w:bidi="ar-SA"/>
               </w:rPr>
               <w:t>summarizes what was discussed in each meetings among the students and with the professor. They also outline the next steps for the project after each meeting, including who’s responsible for what.  A report should be submitted to the MS Teams channel after each meeting so everyone can see it and agree to it.</w:t>
             </w:r>
           </w:p>
           <w:p>
             <w:pPr>
-              <w:pStyle w:val="Normal"/>
-              <w:widowControl/>
-              <w:spacing w:lineRule="auto" w:line="240" w:before="0" w:after="0"/>
-              <w:jc w:val="left"/>
+              <w:spacing w:after="0" w:line="240" w:lineRule="auto"/>
               <w:rPr>
                 <w:rFonts w:cs="Arial"/>
               </w:rPr>
@@ -3426,10 +2442,6 @@
             <w:r>
               <w:rPr>
                 <w:rFonts w:eastAsia="Aptos" w:cs="Arial"/>
-                <w:kern w:val="2"/>
-                <w:sz w:val="22"/>
-                <w:szCs w:val="22"/>
-                <w:lang w:val="en-CA" w:eastAsia="en-US" w:bidi="ar-SA"/>
               </w:rPr>
               <w:t>This may be the same person as the Project Manager.</w:t>
             </w:r>
@@ -3438,14 +2450,10 @@
         <w:tc>
           <w:tcPr>
             <w:tcW w:w="3544" w:type="dxa"/>
-            <w:tcBorders/>
-          </w:tcPr>
-          <w:p>
-            <w:pPr>
-              <w:pStyle w:val="Normal"/>
-              <w:widowControl/>
-              <w:spacing w:lineRule="auto" w:line="240" w:before="0" w:after="0"/>
-              <w:jc w:val="left"/>
+          </w:tcPr>
+          <w:p>
+            <w:pPr>
+              <w:spacing w:after="0" w:line="240" w:lineRule="auto"/>
               <w:rPr>
                 <w:rFonts w:cs="Arial"/>
               </w:rPr>
@@ -3453,10 +2461,6 @@
             <w:r>
               <w:rPr>
                 <w:rFonts w:eastAsia="Aptos" w:cs="Arial"/>
-                <w:kern w:val="2"/>
-                <w:sz w:val="22"/>
-                <w:szCs w:val="22"/>
-                <w:lang w:val="en-CA" w:eastAsia="en-US" w:bidi="ar-SA"/>
               </w:rPr>
               <w:t>Reggie Brown</w:t>
             </w:r>
@@ -3465,29 +2469,20 @@
       </w:tr>
       <w:tr>
         <w:trPr>
-          <w:trHeight w:val="1440" w:hRule="atLeast"/>
+          <w:trHeight w:val="1440"/>
         </w:trPr>
         <w:tc>
           <w:tcPr>
             <w:tcW w:w="5806" w:type="dxa"/>
-            <w:tcBorders/>
-            <w:vAlign w:val="center"/>
-          </w:tcPr>
-          <w:p>
-            <w:pPr>
-              <w:pStyle w:val="Normal"/>
-              <w:widowControl/>
-              <w:spacing w:lineRule="auto" w:line="240" w:before="0" w:after="0"/>
-              <w:jc w:val="left"/>
-              <w:rPr>
-                <w:rFonts w:ascii="Aptos" w:hAnsi="Aptos" w:eastAsia="Aptos" w:cs="Arial"/>
-                <w:b/>
+            <w:vAlign w:val="center"/>
+          </w:tcPr>
+          <w:p>
+            <w:pPr>
+              <w:spacing w:after="0" w:line="240" w:lineRule="auto"/>
+              <w:rPr>
+                <w:rFonts w:ascii="Aptos" w:eastAsia="Aptos" w:hAnsi="Aptos" w:cs="Arial"/>
                 <w:b/>
                 <w:color w:val="196B24" w:themeColor="accent3"/>
-                <w:kern w:val="2"/>
-                <w:sz w:val="22"/>
-                <w:szCs w:val="22"/>
-                <w:lang w:val="en-CA" w:eastAsia="en-US" w:bidi="ar-SA"/>
               </w:rPr>
             </w:pPr>
             <w:r>
@@ -3495,23 +2490,13 @@
                 <w:rFonts w:eastAsia="Aptos" w:cs="Arial"/>
                 <w:b/>
                 <w:color w:val="196B24" w:themeColor="accent3"/>
-                <w:kern w:val="2"/>
-                <w:sz w:val="22"/>
-                <w:szCs w:val="22"/>
-                <w:lang w:val="en-CA" w:eastAsia="en-US" w:bidi="ar-SA"/>
               </w:rPr>
               <w:t xml:space="preserve">Lead Developer: </w:t>
             </w:r>
             <w:r>
               <w:rPr>
                 <w:rFonts w:eastAsia="Aptos" w:cs="Arial"/>
-                <w:b w:val="false"/>
-                <w:bCs w:val="false"/>
                 <w:color w:val="000000"/>
-                <w:kern w:val="2"/>
-                <w:sz w:val="22"/>
-                <w:szCs w:val="22"/>
-                <w:lang w:val="en-CA" w:eastAsia="en-US" w:bidi="ar-SA"/>
               </w:rPr>
               <w:t>Responsible for defining the code architecture (back-end focus), enforcing coding standards, and reviewing Prs before they’re merged</w:t>
             </w:r>
@@ -3520,65 +2505,33 @@
         <w:tc>
           <w:tcPr>
             <w:tcW w:w="3544" w:type="dxa"/>
-            <w:tcBorders/>
-          </w:tcPr>
-          <w:p>
-            <w:pPr>
-              <w:pStyle w:val="Normal"/>
-              <w:widowControl/>
-              <w:spacing w:lineRule="auto" w:line="240" w:before="0" w:after="0"/>
-              <w:jc w:val="left"/>
+          </w:tcPr>
+          <w:p>
+            <w:pPr>
+              <w:spacing w:after="0" w:line="240" w:lineRule="auto"/>
               <w:rPr>
                 <w:rFonts w:cs="Arial"/>
               </w:rPr>
             </w:pPr>
+          </w:p>
+          <w:p>
+            <w:pPr>
+              <w:spacing w:after="0" w:line="240" w:lineRule="auto"/>
+              <w:rPr>
+                <w:rFonts w:cs="Arial"/>
+              </w:rPr>
+            </w:pPr>
+          </w:p>
+          <w:p>
+            <w:pPr>
+              <w:spacing w:after="0" w:line="240" w:lineRule="auto"/>
+              <w:rPr>
+                <w:rFonts w:cs="Arial"/>
+              </w:rPr>
+            </w:pPr>
             <w:r>
               <w:rPr>
                 <w:rFonts w:eastAsia="Aptos" w:cs="Arial"/>
-                <w:kern w:val="2"/>
-                <w:sz w:val="22"/>
-                <w:szCs w:val="22"/>
-                <w:lang w:val="en-CA" w:eastAsia="en-US" w:bidi="ar-SA"/>
-              </w:rPr>
-            </w:r>
-          </w:p>
-          <w:p>
-            <w:pPr>
-              <w:pStyle w:val="Normal"/>
-              <w:widowControl/>
-              <w:spacing w:lineRule="auto" w:line="240" w:before="0" w:after="0"/>
-              <w:jc w:val="left"/>
-              <w:rPr>
-                <w:rFonts w:cs="Arial"/>
-              </w:rPr>
-            </w:pPr>
-            <w:r>
-              <w:rPr>
-                <w:rFonts w:eastAsia="Aptos" w:cs="Arial"/>
-                <w:kern w:val="2"/>
-                <w:sz w:val="22"/>
-                <w:szCs w:val="22"/>
-                <w:lang w:val="en-CA" w:eastAsia="en-US" w:bidi="ar-SA"/>
-              </w:rPr>
-            </w:r>
-          </w:p>
-          <w:p>
-            <w:pPr>
-              <w:pStyle w:val="Normal"/>
-              <w:widowControl/>
-              <w:spacing w:lineRule="auto" w:line="240" w:before="0" w:after="0"/>
-              <w:jc w:val="left"/>
-              <w:rPr>
-                <w:rFonts w:cs="Arial"/>
-              </w:rPr>
-            </w:pPr>
-            <w:r>
-              <w:rPr>
-                <w:rFonts w:eastAsia="Aptos" w:cs="Arial"/>
-                <w:kern w:val="2"/>
-                <w:sz w:val="22"/>
-                <w:szCs w:val="22"/>
-                <w:lang w:val="en-CA" w:eastAsia="en-US" w:bidi="ar-SA"/>
               </w:rPr>
               <w:t>Reggie Brown</w:t>
             </w:r>
@@ -3587,23 +2540,18 @@
       </w:tr>
       <w:tr>
         <w:trPr>
-          <w:trHeight w:val="1440" w:hRule="atLeast"/>
+          <w:trHeight w:val="1440"/>
         </w:trPr>
         <w:tc>
           <w:tcPr>
             <w:tcW w:w="5806" w:type="dxa"/>
-            <w:tcBorders/>
-            <w:vAlign w:val="center"/>
-          </w:tcPr>
-          <w:p>
-            <w:pPr>
-              <w:pStyle w:val="Normal"/>
-              <w:widowControl/>
-              <w:spacing w:lineRule="auto" w:line="240" w:before="0" w:after="0"/>
-              <w:jc w:val="left"/>
+            <w:vAlign w:val="center"/>
+          </w:tcPr>
+          <w:p>
+            <w:pPr>
+              <w:spacing w:after="0" w:line="240" w:lineRule="auto"/>
               <w:rPr>
                 <w:rFonts w:cs="Arial"/>
-                <w:b/>
                 <w:b/>
                 <w:color w:val="196B24" w:themeColor="accent3"/>
               </w:rPr>
@@ -3613,20 +2561,13 @@
                 <w:rFonts w:eastAsia="Aptos" w:cs="Arial"/>
                 <w:b/>
                 <w:color w:val="196B24" w:themeColor="accent3"/>
-                <w:kern w:val="2"/>
-                <w:sz w:val="22"/>
-                <w:szCs w:val="22"/>
-                <w:lang w:val="en-CA" w:eastAsia="en-US" w:bidi="ar-SA"/>
-              </w:rPr>
+              </w:rPr>
+              <w:lastRenderedPageBreak/>
               <w:t>Rustam Zazai:</w:t>
             </w:r>
             <w:r>
               <w:rPr>
                 <w:rFonts w:eastAsia="Aptos" w:cs="Arial"/>
-                <w:kern w:val="2"/>
-                <w:sz w:val="22"/>
-                <w:szCs w:val="22"/>
-                <w:lang w:val="en-CA" w:eastAsia="en-US" w:bidi="ar-SA"/>
               </w:rPr>
               <w:t xml:space="preserve"> ensures all criteria is met and all work is completed. Responsible for securing the highest grades, with an aim for 100.</w:t>
             </w:r>
@@ -3635,14 +2576,10 @@
         <w:tc>
           <w:tcPr>
             <w:tcW w:w="3544" w:type="dxa"/>
-            <w:tcBorders/>
-          </w:tcPr>
-          <w:p>
-            <w:pPr>
-              <w:pStyle w:val="Normal"/>
-              <w:widowControl/>
-              <w:spacing w:lineRule="auto" w:line="240" w:before="0" w:after="0"/>
-              <w:jc w:val="left"/>
+          </w:tcPr>
+          <w:p>
+            <w:pPr>
+              <w:spacing w:after="0" w:line="240" w:lineRule="auto"/>
               <w:rPr>
                 <w:rFonts w:cs="Arial"/>
               </w:rPr>
@@ -3650,10 +2587,6 @@
             <w:r>
               <w:rPr>
                 <w:rFonts w:eastAsia="Aptos" w:cs="Arial"/>
-                <w:kern w:val="2"/>
-                <w:sz w:val="22"/>
-                <w:szCs w:val="22"/>
-                <w:lang w:val="en-CA" w:eastAsia="en-US" w:bidi="ar-SA"/>
               </w:rPr>
               <w:t>Rustam Zazai</w:t>
             </w:r>
@@ -3662,23 +2595,18 @@
       </w:tr>
       <w:tr>
         <w:trPr>
-          <w:trHeight w:val="1440" w:hRule="atLeast"/>
+          <w:trHeight w:val="1440"/>
         </w:trPr>
         <w:tc>
           <w:tcPr>
             <w:tcW w:w="5806" w:type="dxa"/>
-            <w:tcBorders/>
-            <w:vAlign w:val="center"/>
-          </w:tcPr>
-          <w:p>
-            <w:pPr>
-              <w:pStyle w:val="Normal"/>
-              <w:widowControl/>
-              <w:spacing w:lineRule="auto" w:line="240" w:before="0" w:after="0"/>
-              <w:jc w:val="left"/>
+            <w:vAlign w:val="center"/>
+          </w:tcPr>
+          <w:p>
+            <w:pPr>
+              <w:spacing w:after="0" w:line="240" w:lineRule="auto"/>
               <w:rPr>
                 <w:rFonts w:cs="Arial"/>
-                <w:b/>
                 <w:b/>
                 <w:color w:val="196B24" w:themeColor="accent3"/>
               </w:rPr>
@@ -3688,10 +2616,6 @@
                 <w:rFonts w:eastAsia="Aptos" w:cs="Arial"/>
                 <w:b/>
                 <w:color w:val="196B24" w:themeColor="accent3"/>
-                <w:kern w:val="2"/>
-                <w:sz w:val="22"/>
-                <w:szCs w:val="22"/>
-                <w:lang w:val="en-CA" w:eastAsia="en-US" w:bidi="ar-SA"/>
               </w:rPr>
               <w:t>Documentation lead</w:t>
             </w:r>
@@ -3699,20 +2623,12 @@
               <w:rPr>
                 <w:rFonts w:eastAsia="Aptos" w:cs="Arial"/>
                 <w:color w:val="196B24" w:themeColor="accent3"/>
-                <w:kern w:val="2"/>
-                <w:sz w:val="22"/>
-                <w:szCs w:val="22"/>
-                <w:lang w:val="en-CA" w:eastAsia="en-US" w:bidi="ar-SA"/>
               </w:rPr>
               <w:t xml:space="preserve"> :</w:t>
             </w:r>
             <w:r>
               <w:rPr>
                 <w:rFonts w:eastAsia="Aptos" w:cs="Arial"/>
-                <w:kern w:val="2"/>
-                <w:sz w:val="22"/>
-                <w:szCs w:val="22"/>
-                <w:lang w:val="en-CA" w:eastAsia="en-US" w:bidi="ar-SA"/>
               </w:rPr>
               <w:t xml:space="preserve"> Ensures all documentation required for this project is done in proper format and with proper grammar.</w:t>
             </w:r>
@@ -3721,14 +2637,10 @@
         <w:tc>
           <w:tcPr>
             <w:tcW w:w="3544" w:type="dxa"/>
-            <w:tcBorders/>
-          </w:tcPr>
-          <w:p>
-            <w:pPr>
-              <w:pStyle w:val="Normal"/>
-              <w:widowControl/>
-              <w:spacing w:lineRule="auto" w:line="240" w:before="0" w:after="0"/>
-              <w:jc w:val="left"/>
+          </w:tcPr>
+          <w:p>
+            <w:pPr>
+              <w:spacing w:after="0" w:line="240" w:lineRule="auto"/>
               <w:rPr>
                 <w:rFonts w:cs="Arial"/>
               </w:rPr>
@@ -3736,10 +2648,6 @@
             <w:r>
               <w:rPr>
                 <w:rFonts w:eastAsia="Aptos" w:cs="Arial"/>
-                <w:kern w:val="2"/>
-                <w:sz w:val="22"/>
-                <w:szCs w:val="22"/>
-                <w:lang w:val="en-CA" w:eastAsia="en-US" w:bidi="ar-SA"/>
               </w:rPr>
               <w:t>Rebecca Jones</w:t>
             </w:r>
@@ -3748,23 +2656,18 @@
       </w:tr>
       <w:tr>
         <w:trPr>
-          <w:trHeight w:val="1440" w:hRule="atLeast"/>
+          <w:trHeight w:val="1440"/>
         </w:trPr>
         <w:tc>
           <w:tcPr>
             <w:tcW w:w="5806" w:type="dxa"/>
-            <w:tcBorders/>
-            <w:vAlign w:val="center"/>
-          </w:tcPr>
-          <w:p>
-            <w:pPr>
-              <w:pStyle w:val="Normal"/>
-              <w:widowControl/>
-              <w:spacing w:lineRule="auto" w:line="240" w:before="0" w:after="0"/>
-              <w:jc w:val="left"/>
+            <w:vAlign w:val="center"/>
+          </w:tcPr>
+          <w:p>
+            <w:pPr>
+              <w:spacing w:after="0" w:line="240" w:lineRule="auto"/>
               <w:rPr>
                 <w:rFonts w:cs="Arial"/>
-                <w:b/>
                 <w:b/>
                 <w:bCs/>
               </w:rPr>
@@ -3775,10 +2678,6 @@
                 <w:b/>
                 <w:bCs/>
                 <w:color w:val="196B24" w:themeColor="accent3"/>
-                <w:kern w:val="2"/>
-                <w:sz w:val="22"/>
-                <w:szCs w:val="22"/>
-                <w:lang w:val="en-CA" w:eastAsia="en-US" w:bidi="ar-SA"/>
               </w:rPr>
               <w:t>Presentation lead :</w:t>
             </w:r>
@@ -3787,72 +2686,41 @@
                 <w:rFonts w:eastAsia="Aptos" w:cs="Arial"/>
                 <w:b/>
                 <w:bCs/>
-                <w:kern w:val="2"/>
-                <w:sz w:val="22"/>
-                <w:szCs w:val="22"/>
-                <w:lang w:val="en-CA" w:eastAsia="en-US" w:bidi="ar-SA"/>
               </w:rPr>
               <w:t xml:space="preserve">  </w:t>
             </w:r>
             <w:r>
               <w:rPr>
                 <w:rFonts w:eastAsia="Aptos" w:cs="Arial"/>
-                <w:kern w:val="2"/>
-                <w:sz w:val="22"/>
-                <w:szCs w:val="22"/>
-                <w:lang w:val="en-CA" w:eastAsia="en-US" w:bidi="ar-SA"/>
               </w:rPr>
               <w:t>Responsible for planning, organizing, and finalizing group presentation. Coordinated content flow, ensured key points were clearly communicated, and represented the team during the final presentation. Oversaw visual consistency and timing to ensure a polished and engaging delivery.</w:t>
             </w:r>
           </w:p>
           <w:p>
             <w:pPr>
-              <w:pStyle w:val="Normal"/>
-              <w:widowControl/>
-              <w:spacing w:lineRule="auto" w:line="240" w:before="0" w:after="0"/>
-              <w:jc w:val="left"/>
+              <w:spacing w:after="0" w:line="240" w:lineRule="auto"/>
               <w:rPr>
                 <w:rFonts w:cs="Arial"/>
                 <w:b/>
-                <w:b/>
                 <w:color w:val="196B24" w:themeColor="accent3"/>
               </w:rPr>
             </w:pPr>
+          </w:p>
+        </w:tc>
+        <w:tc>
+          <w:tcPr>
+            <w:tcW w:w="3544" w:type="dxa"/>
+          </w:tcPr>
+          <w:p>
+            <w:pPr>
+              <w:spacing w:after="0" w:line="240" w:lineRule="auto"/>
+              <w:rPr>
+                <w:rFonts w:cs="Arial"/>
+              </w:rPr>
+            </w:pPr>
             <w:r>
               <w:rPr>
                 <w:rFonts w:eastAsia="Aptos" w:cs="Arial"/>
-                <w:b/>
-                <w:color w:val="196B24" w:themeColor="accent3"/>
-                <w:kern w:val="2"/>
-                <w:sz w:val="22"/>
-                <w:szCs w:val="22"/>
-                <w:lang w:val="en-CA" w:eastAsia="en-US" w:bidi="ar-SA"/>
-              </w:rPr>
-            </w:r>
-          </w:p>
-        </w:tc>
-        <w:tc>
-          <w:tcPr>
-            <w:tcW w:w="3544" w:type="dxa"/>
-            <w:tcBorders/>
-          </w:tcPr>
-          <w:p>
-            <w:pPr>
-              <w:pStyle w:val="Normal"/>
-              <w:widowControl/>
-              <w:spacing w:lineRule="auto" w:line="240" w:before="0" w:after="0"/>
-              <w:jc w:val="left"/>
-              <w:rPr>
-                <w:rFonts w:cs="Arial"/>
-              </w:rPr>
-            </w:pPr>
-            <w:r>
-              <w:rPr>
-                <w:rFonts w:eastAsia="Aptos" w:cs="Arial"/>
-                <w:kern w:val="2"/>
-                <w:sz w:val="22"/>
-                <w:szCs w:val="22"/>
-                <w:lang w:val="en-CA" w:eastAsia="en-US" w:bidi="ar-SA"/>
               </w:rPr>
               <w:t>Rebecca Jones</w:t>
             </w:r>
@@ -3861,23 +2729,18 @@
       </w:tr>
       <w:tr>
         <w:trPr>
-          <w:trHeight w:val="1440" w:hRule="atLeast"/>
+          <w:trHeight w:val="1440"/>
         </w:trPr>
         <w:tc>
           <w:tcPr>
             <w:tcW w:w="5806" w:type="dxa"/>
-            <w:tcBorders/>
-            <w:vAlign w:val="center"/>
-          </w:tcPr>
-          <w:p>
-            <w:pPr>
-              <w:pStyle w:val="Normal"/>
-              <w:widowControl/>
-              <w:spacing w:lineRule="auto" w:line="240" w:before="0" w:after="0"/>
-              <w:jc w:val="left"/>
+            <w:vAlign w:val="center"/>
+          </w:tcPr>
+          <w:p>
+            <w:pPr>
+              <w:spacing w:after="0" w:line="240" w:lineRule="auto"/>
               <w:rPr>
                 <w:rFonts w:cs="Arial"/>
-                <w:b/>
                 <w:b/>
                 <w:color w:val="196B24" w:themeColor="accent3"/>
               </w:rPr>
@@ -3888,10 +2751,6 @@
                 <w:b/>
                 <w:bCs/>
                 <w:color w:val="196B24" w:themeColor="accent3"/>
-                <w:kern w:val="2"/>
-                <w:sz w:val="22"/>
-                <w:szCs w:val="22"/>
-                <w:lang w:val="en-CA" w:eastAsia="en-US" w:bidi="ar-SA"/>
               </w:rPr>
               <w:t xml:space="preserve">Research lead: </w:t>
             </w:r>
@@ -3899,10 +2758,6 @@
               <w:rPr>
                 <w:rFonts w:eastAsia="Aptos" w:cs="Arial"/>
                 <w:color w:val="000000" w:themeColor="text1"/>
-                <w:kern w:val="2"/>
-                <w:sz w:val="22"/>
-                <w:szCs w:val="22"/>
-                <w:lang w:val="en-CA" w:eastAsia="en-US" w:bidi="ar-SA"/>
               </w:rPr>
               <w:t>Led research related to game rules, mechanics, and technical implementation strategies for the card game. Evaluated algorithms, data structures, and design approaches to support efficient and accurate gameplay. Provided findings to guide development decisions and ensure consistency with project requirements.</w:t>
             </w:r>
@@ -3911,14 +2766,10 @@
         <w:tc>
           <w:tcPr>
             <w:tcW w:w="3544" w:type="dxa"/>
-            <w:tcBorders/>
-          </w:tcPr>
-          <w:p>
-            <w:pPr>
-              <w:pStyle w:val="Normal"/>
-              <w:widowControl/>
-              <w:spacing w:lineRule="auto" w:line="240" w:before="0" w:after="0"/>
-              <w:jc w:val="left"/>
+          </w:tcPr>
+          <w:p>
+            <w:pPr>
+              <w:spacing w:after="0" w:line="240" w:lineRule="auto"/>
               <w:rPr>
                 <w:rFonts w:cs="Arial"/>
               </w:rPr>
@@ -3926,10 +2777,6 @@
             <w:r>
               <w:rPr>
                 <w:rFonts w:eastAsia="Aptos" w:cs="Arial"/>
-                <w:kern w:val="2"/>
-                <w:sz w:val="22"/>
-                <w:szCs w:val="22"/>
-                <w:lang w:val="en-CA" w:eastAsia="en-US" w:bidi="ar-SA"/>
               </w:rPr>
               <w:t>Rebecca Jones</w:t>
             </w:r>
@@ -3939,62 +2786,42 @@
     </w:tbl>
     <w:p>
       <w:pPr>
-        <w:pStyle w:val="Normal"/>
         <w:rPr>
-          <w:rFonts w:ascii="Aptos Display" w:hAnsi="Aptos Display" w:eastAsia="" w:cs="" w:asciiTheme="majorHAnsi" w:cstheme="majorBidi" w:eastAsiaTheme="majorEastAsia" w:hAnsiTheme="majorHAnsi"/>
-          <w:color w:val="0F4761" w:themeColor="accent1" w:themeShade="bf"/>
+          <w:rFonts w:asciiTheme="majorHAnsi" w:eastAsiaTheme="majorEastAsia" w:hAnsiTheme="majorHAnsi" w:cstheme="majorBidi"/>
+          <w:color w:val="0F4761" w:themeColor="accent1" w:themeShade="BF"/>
           <w:sz w:val="40"/>
           <w:szCs w:val="40"/>
         </w:rPr>
       </w:pPr>
-      <w:r>
-        <w:rPr>
-          <w:rFonts w:eastAsia="" w:cs="" w:cstheme="majorBidi" w:eastAsiaTheme="majorEastAsia" w:ascii="Aptos Display" w:hAnsi="Aptos Display"/>
-          <w:color w:val="0F4761" w:themeColor="accent1" w:themeShade="bf"/>
-          <w:sz w:val="40"/>
-          <w:szCs w:val="40"/>
-        </w:rPr>
-      </w:r>
     </w:p>
     <w:p>
       <w:pPr>
         <w:pStyle w:val="Heading1"/>
-        <w:rPr/>
       </w:pPr>
       <w:r>
-        <w:rPr/>
         <w:t>Conflict Resolution</w:t>
       </w:r>
     </w:p>
     <w:p>
+      <w:r>
+        <w:t>What strategies will be in place for conflict resolution.  Conflicts may include, disagreement of features and/or processes, coding style, group participation and/or meeting attendance. Again, specific timelines should be noted.</w:t>
+      </w:r>
+    </w:p>
+    <w:p>
       <w:pPr>
-        <w:pStyle w:val="Normal"/>
-        <w:rPr/>
-      </w:pPr>
-      <w:r>
-        <w:rPr/>
-        <w:t>What strategies will be in place for conflict resolution.  Conflicts may include, disagreement of features and/or processes, coding style, group participation and/or meeting attendance. Again, specific timelines should be noted.</w:t>
-      </w:r>
-    </w:p>
-    <w:p>
-      <w:pPr>
-        <w:pStyle w:val="Normal"/>
         <w:pBdr>
           <w:top w:val="single" w:sz="4" w:space="1" w:color="000000"/>
           <w:left w:val="single" w:sz="4" w:space="4" w:color="000000"/>
           <w:bottom w:val="single" w:sz="4" w:space="1" w:color="000000"/>
           <w:right w:val="single" w:sz="4" w:space="4" w:color="000000"/>
         </w:pBdr>
-        <w:rPr/>
       </w:pPr>
       <w:r>
-        <w:rPr/>
         <w:t>Conflicts will be discussed during meetings or through the Discord group chat. All decisions will be made to ensure the highest marks. The professor’s coding style will be followed where possible. The entire group will be delegated a task for every deliverable. Attendance issues are expected since most of the group is employed, the strategy to remedy this will be with frequent communication. Our group is determined to show that attendance should not matter as much as knowledge and effort.</w:t>
       </w:r>
     </w:p>
     <w:p>
       <w:pPr>
-        <w:pStyle w:val="Normal"/>
         <w:rPr>
           <w:rFonts w:cs="Arial"/>
           <w:bCs/>
@@ -4026,19 +2853,16 @@
     <w:p>
       <w:pPr>
         <w:pStyle w:val="Heading2"/>
-        <w:rPr/>
       </w:pPr>
       <w:r>
-        <w:rPr/>
+        <w:lastRenderedPageBreak/>
         <w:t>Agreement</w:t>
       </w:r>
     </w:p>
     <w:p>
       <w:pPr>
-        <w:pStyle w:val="Normal"/>
         <w:rPr>
           <w:rFonts w:cs="Arial"/>
-          <w:b/>
           <w:b/>
         </w:rPr>
       </w:pPr>
@@ -4053,23 +2877,14 @@
     <w:tbl>
       <w:tblPr>
         <w:tblW w:w="9351" w:type="dxa"/>
-        <w:jc w:val="left"/>
-        <w:tblInd w:w="0" w:type="dxa"/>
         <w:tblLayout w:type="fixed"/>
-        <w:tblCellMar>
-          <w:top w:w="0" w:type="dxa"/>
-          <w:left w:w="108" w:type="dxa"/>
-          <w:bottom w:w="0" w:type="dxa"/>
-          <w:right w:w="108" w:type="dxa"/>
-        </w:tblCellMar>
-        <w:tblLook w:val="01e0" w:noHBand="0" w:noVBand="0" w:firstColumn="1" w:lastRow="1" w:lastColumn="1" w:firstRow="1"/>
+        <w:tblLook w:val="01E0" w:firstRow="1" w:lastRow="1" w:firstColumn="1" w:lastColumn="1" w:noHBand="0" w:noVBand="0"/>
       </w:tblPr>
       <w:tblGrid>
         <w:gridCol w:w="3822"/>
-        <w:gridCol w:w="5528"/>
+        <w:gridCol w:w="5529"/>
       </w:tblGrid>
       <w:tr>
-        <w:trPr/>
         <w:tc>
           <w:tcPr>
             <w:tcW w:w="3822" w:type="dxa"/>
@@ -4079,16 +2894,13 @@
               <w:bottom w:val="single" w:sz="4" w:space="0" w:color="000000"/>
               <w:right w:val="single" w:sz="4" w:space="0" w:color="000000"/>
             </w:tcBorders>
-            <w:shd w:color="auto" w:fill="E6E6E6" w:val="clear"/>
-          </w:tcPr>
-          <w:p>
-            <w:pPr>
-              <w:pStyle w:val="Normal"/>
-              <w:widowControl w:val="false"/>
-              <w:spacing w:before="0" w:after="160"/>
+            <w:shd w:val="clear" w:color="auto" w:fill="E6E6E6"/>
+          </w:tcPr>
+          <w:p>
+            <w:pPr>
+              <w:widowControl w:val="0"/>
               <w:rPr>
                 <w:rFonts w:cs="Arial"/>
-                <w:b/>
                 <w:b/>
               </w:rPr>
             </w:pPr>
@@ -4110,16 +2922,13 @@
               <w:bottom w:val="single" w:sz="4" w:space="0" w:color="000000"/>
               <w:right w:val="single" w:sz="4" w:space="0" w:color="000000"/>
             </w:tcBorders>
-            <w:shd w:color="auto" w:fill="E6E6E6" w:val="clear"/>
-          </w:tcPr>
-          <w:p>
-            <w:pPr>
-              <w:pStyle w:val="Normal"/>
-              <w:widowControl w:val="false"/>
-              <w:spacing w:before="0" w:after="160"/>
+            <w:shd w:val="clear" w:color="auto" w:fill="E6E6E6"/>
+          </w:tcPr>
+          <w:p>
+            <w:pPr>
+              <w:widowControl w:val="0"/>
               <w:rPr>
                 <w:rFonts w:cs="Arial"/>
-                <w:b/>
                 <w:b/>
               </w:rPr>
             </w:pPr>
@@ -4135,7 +2944,7 @@
       </w:tr>
       <w:tr>
         <w:trPr>
-          <w:trHeight w:val="1134" w:hRule="atLeast"/>
+          <w:trHeight w:val="1134"/>
         </w:trPr>
         <w:tc>
           <w:tcPr>
@@ -4150,9 +2959,7 @@
           </w:tcPr>
           <w:p>
             <w:pPr>
-              <w:pStyle w:val="Normal"/>
-              <w:widowControl w:val="false"/>
-              <w:spacing w:before="0" w:after="160"/>
+              <w:widowControl w:val="0"/>
               <w:rPr>
                 <w:rFonts w:cs="Arial"/>
                 <w:u w:val="single"/>
@@ -4180,14 +2987,13 @@
           </w:tcPr>
           <w:p>
             <w:pPr>
-              <w:pStyle w:val="Normal"/>
-              <w:widowControl w:val="false"/>
-              <w:spacing w:before="0" w:after="160"/>
+              <w:widowControl w:val="0"/>
               <w:rPr>
                 <w:rFonts w:cs="Arial"/>
                 <w:u w:val="single"/>
               </w:rPr>
             </w:pPr>
+            <w:proofErr w:type="spellStart"/>
             <w:r>
               <w:rPr>
                 <w:rFonts w:cs="Arial"/>
@@ -4195,12 +3001,13 @@
               </w:rPr>
               <w:t>rz</w:t>
             </w:r>
+            <w:proofErr w:type="spellEnd"/>
           </w:p>
         </w:tc>
       </w:tr>
       <w:tr>
         <w:trPr>
-          <w:trHeight w:val="1134" w:hRule="atLeast"/>
+          <w:trHeight w:val="1134"/>
         </w:trPr>
         <w:tc>
           <w:tcPr>
@@ -4215,9 +3022,7 @@
           </w:tcPr>
           <w:p>
             <w:pPr>
-              <w:pStyle w:val="Normal"/>
-              <w:widowControl w:val="false"/>
-              <w:spacing w:before="0" w:after="160"/>
+              <w:widowControl w:val="0"/>
               <w:rPr>
                 <w:rFonts w:cs="Arial"/>
                 <w:u w:val="single"/>
@@ -4245,14 +3050,13 @@
           </w:tcPr>
           <w:p>
             <w:pPr>
-              <w:pStyle w:val="Normal"/>
-              <w:widowControl w:val="false"/>
-              <w:spacing w:before="0" w:after="160"/>
+              <w:widowControl w:val="0"/>
               <w:rPr>
                 <w:rFonts w:cs="Arial"/>
                 <w:u w:val="single"/>
               </w:rPr>
             </w:pPr>
+            <w:proofErr w:type="spellStart"/>
             <w:r>
               <w:rPr>
                 <w:rFonts w:cs="Arial"/>
@@ -4260,12 +3064,13 @@
               </w:rPr>
               <w:t>Rjones</w:t>
             </w:r>
+            <w:proofErr w:type="spellEnd"/>
           </w:p>
         </w:tc>
       </w:tr>
       <w:tr>
         <w:trPr>
-          <w:trHeight w:val="1134" w:hRule="atLeast"/>
+          <w:trHeight w:val="1134"/>
         </w:trPr>
         <w:tc>
           <w:tcPr>
@@ -4280,9 +3085,7 @@
           </w:tcPr>
           <w:p>
             <w:pPr>
-              <w:pStyle w:val="Normal"/>
-              <w:widowControl w:val="false"/>
-              <w:spacing w:before="0" w:after="160"/>
+              <w:widowControl w:val="0"/>
               <w:rPr>
                 <w:rFonts w:cs="Arial"/>
                 <w:u w:val="single"/>
@@ -4310,14 +3113,13 @@
           </w:tcPr>
           <w:p>
             <w:pPr>
-              <w:pStyle w:val="Normal"/>
-              <w:widowControl w:val="false"/>
-              <w:spacing w:before="0" w:after="160"/>
+              <w:widowControl w:val="0"/>
               <w:rPr>
                 <w:rFonts w:cs="Arial"/>
                 <w:u w:val="single"/>
               </w:rPr>
             </w:pPr>
+            <w:proofErr w:type="spellStart"/>
             <w:r>
               <w:rPr>
                 <w:rFonts w:cs="Arial"/>
@@ -4325,12 +3127,13 @@
               </w:rPr>
               <w:t>rb</w:t>
             </w:r>
+            <w:proofErr w:type="spellEnd"/>
           </w:p>
         </w:tc>
       </w:tr>
       <w:tr>
         <w:trPr>
-          <w:trHeight w:val="1134" w:hRule="atLeast"/>
+          <w:trHeight w:val="1134"/>
         </w:trPr>
         <w:tc>
           <w:tcPr>
@@ -4345,20 +3148,12 @@
           </w:tcPr>
           <w:p>
             <w:pPr>
-              <w:pStyle w:val="Normal"/>
-              <w:widowControl w:val="false"/>
-              <w:spacing w:before="0" w:after="160"/>
+              <w:widowControl w:val="0"/>
               <w:rPr>
                 <w:rFonts w:cs="Arial"/>
                 <w:u w:val="single"/>
               </w:rPr>
             </w:pPr>
-            <w:r>
-              <w:rPr>
-                <w:rFonts w:cs="Arial"/>
-                <w:u w:val="single"/>
-              </w:rPr>
-            </w:r>
           </w:p>
         </w:tc>
         <w:tc>
@@ -4374,26 +3169,18 @@
           </w:tcPr>
           <w:p>
             <w:pPr>
-              <w:pStyle w:val="Normal"/>
-              <w:widowControl w:val="false"/>
-              <w:spacing w:before="0" w:after="160"/>
+              <w:widowControl w:val="0"/>
               <w:rPr>
                 <w:rFonts w:cs="Arial"/>
                 <w:u w:val="single"/>
               </w:rPr>
             </w:pPr>
-            <w:r>
-              <w:rPr>
-                <w:rFonts w:cs="Arial"/>
-                <w:u w:val="single"/>
-              </w:rPr>
-            </w:r>
           </w:p>
         </w:tc>
       </w:tr>
       <w:tr>
         <w:trPr>
-          <w:trHeight w:val="1134" w:hRule="atLeast"/>
+          <w:trHeight w:val="1134"/>
         </w:trPr>
         <w:tc>
           <w:tcPr>
@@ -4408,20 +3195,12 @@
           </w:tcPr>
           <w:p>
             <w:pPr>
-              <w:pStyle w:val="Normal"/>
-              <w:widowControl w:val="false"/>
-              <w:spacing w:before="0" w:after="160"/>
+              <w:widowControl w:val="0"/>
               <w:rPr>
                 <w:rFonts w:cs="Arial"/>
                 <w:u w:val="single"/>
               </w:rPr>
             </w:pPr>
-            <w:r>
-              <w:rPr>
-                <w:rFonts w:cs="Arial"/>
-                <w:u w:val="single"/>
-              </w:rPr>
-            </w:r>
           </w:p>
         </w:tc>
         <w:tc>
@@ -4437,172 +3216,165 @@
           </w:tcPr>
           <w:p>
             <w:pPr>
-              <w:pStyle w:val="Normal"/>
-              <w:widowControl w:val="false"/>
-              <w:spacing w:before="0" w:after="160"/>
+              <w:widowControl w:val="0"/>
               <w:rPr>
                 <w:rFonts w:cs="Arial"/>
                 <w:u w:val="single"/>
               </w:rPr>
             </w:pPr>
-            <w:r>
-              <w:rPr>
-                <w:rFonts w:cs="Arial"/>
-                <w:u w:val="single"/>
-              </w:rPr>
-            </w:r>
           </w:p>
         </w:tc>
       </w:tr>
     </w:tbl>
-    <w:p>
-      <w:pPr>
-        <w:pStyle w:val="Normal"/>
-        <w:rPr/>
-      </w:pPr>
-      <w:r>
-        <w:rPr/>
-      </w:r>
-    </w:p>
+    <w:p/>
     <w:p>
       <w:pPr>
         <w:pStyle w:val="Heading2"/>
-        <w:rPr/>
       </w:pPr>
       <w:r>
-        <w:rPr/>
         <w:t>Game Details</w:t>
       </w:r>
     </w:p>
     <w:p>
       <w:pPr>
         <w:pStyle w:val="Heading5"/>
-        <w:rPr/>
       </w:pPr>
       <w:r>
-        <w:rPr/>
         <w:t>Detailed Description</w:t>
       </w:r>
     </w:p>
     <w:p>
-      <w:pPr>
-        <w:pStyle w:val="Normal"/>
-        <w:rPr/>
-      </w:pPr>
-      <w:r>
-        <w:rPr/>
+      <w:r>
         <w:t>The game we have in mind is a Pokémon-style fighting game with several stages. The main window will be used to explore the different parts of the map. This will be achieved by splitting the window up into many rows and columns, and upon clicking certain tiles with images of arrow indicators, users will be able to explore the different areas. There will be collectible items throughout the map which you can gift to NPCs through interactions with them in a sub modal, and depending on your success, you may recruit the NPCs as an ally and they will allow you access to additional functions based on who the character is. When the user enters certain areas, they will be forced into a sub modal which cannot be exited, that sub modal will be used for combat. The game will include a feature which will auto-save the player’s game each time they make a move.</w:t>
       </w:r>
     </w:p>
     <w:p>
       <w:pPr>
         <w:pStyle w:val="Heading5"/>
-        <w:rPr/>
       </w:pPr>
       <w:r>
-        <w:rPr/>
+        <w:lastRenderedPageBreak/>
         <w:t>Initial System Requirements</w:t>
       </w:r>
     </w:p>
     <w:p>
-      <w:pPr>
-        <w:pStyle w:val="Normal"/>
-        <w:rPr/>
-      </w:pPr>
-      <w:r>
-        <w:rPr/>
+      <w:r>
         <w:t>The game must keep track of the player’s level, which will determine their health and damage. The game must also keep track of the player’s inventory, and the number of allies recruited. There must be turn-based combat logic. The game must allow interactions between NPCs. The system must manage the map and modify it accordingly. The game must be auto-saved frequently.</w:t>
       </w:r>
     </w:p>
     <w:p>
       <w:pPr>
         <w:pStyle w:val="Heading5"/>
-        <w:rPr/>
       </w:pPr>
       <w:r>
-        <w:rPr/>
         <w:t>Challenging Elements To Implement</w:t>
       </w:r>
     </w:p>
     <w:p>
-      <w:pPr>
-        <w:pStyle w:val="Normal"/>
-        <w:rPr/>
-      </w:pPr>
-      <w:r>
-        <w:rPr/>
+      <w:r>
         <w:t xml:space="preserve">The element that seems the most challenging about this project is the exploration main window. We know that in order to create an explorable map, we must be creative with what we have. We have determined that it would be possible to give the illusion of exploration by attaching events to tiles with arrow indicators that once clicked, change the properties of the tiles. We know that implementing the logic for loading the map will be our biggest challenge. </w:t>
       </w:r>
     </w:p>
     <w:p>
-      <w:pPr>
-        <w:pStyle w:val="Normal"/>
-        <w:rPr/>
-      </w:pPr>
-      <w:r>
-        <w:rPr/>
+      <w:r>
         <w:t>Another element we believe to be difficult to implement is a save feature. We want our game to create and use a JSON file to keep track of the player’s progress. We believe this will be challenging, but doable.</w:t>
       </w:r>
     </w:p>
     <w:p>
-      <w:pPr>
-        <w:pStyle w:val="Normal"/>
-        <w:rPr/>
-      </w:pPr>
-      <w:r>
-        <w:rPr/>
+      <w:r>
         <w:t>The last element which we believe will be challenging is the implementation of recruit-able NPCs. We want to create an inventory system specifically targeted towards hiring NPCs. Once you give an NPC an item they want, they will be available to help the player, whether that is by increasing the amount of experience points gained or increasing the player’s stats.</w:t>
       </w:r>
     </w:p>
     <w:p>
       <w:pPr>
         <w:pStyle w:val="Heading2"/>
-        <w:rPr/>
       </w:pPr>
-      <w:r>
-        <w:rPr/>
-      </w:r>
     </w:p>
     <w:p>
       <w:pPr>
         <w:pStyle w:val="Heading2"/>
-        <w:rPr/>
       </w:pPr>
       <w:r>
-        <w:rPr/>
         <w:t>GitHub</w:t>
       </w:r>
     </w:p>
     <w:p>
-      <w:pPr>
-        <w:pStyle w:val="Normal"/>
-        <w:widowControl/>
-        <w:bidi w:val="0"/>
-        <w:spacing w:lineRule="auto" w:line="259" w:before="0" w:after="160"/>
-        <w:jc w:val="left"/>
-        <w:rPr/>
-      </w:pPr>
-      <w:r>
-        <w:rPr/>
-        <w:t xml:space="preserve">We have created a private GitHub and invited all the appropriate parties. We have also implemented an advanced folder structure for the app. All source code is contained within the .src folder, the docs folder contains notes or documents about the game, the assets folder contains assets to be used and the versions folder may be used to store previous versions of the game. </w:t>
+      <w:r>
+        <w:t>We have created a private GitHub and invited all the appropriate parties. We have also implemented an advanced folder structure for the app. All source code is contained within the .</w:t>
+      </w:r>
+      <w:proofErr w:type="spellStart"/>
+      <w:r>
+        <w:t>src</w:t>
+      </w:r>
+      <w:proofErr w:type="spellEnd"/>
+      <w:r>
+        <w:t xml:space="preserve"> folder, the docs folder contains notes or documents about the game, the assets folder contains assets to be used and the versions folder may be used to store previous versions of the game. </w:t>
       </w:r>
     </w:p>
     <w:sectPr>
-      <w:headerReference w:type="default" r:id="rId2"/>
-      <w:type w:val="nextPage"/>
+      <w:headerReference w:type="default" r:id="rId9"/>
       <w:pgSz w:w="12240" w:h="15840"/>
-      <w:pgMar w:left="1440" w:right="1440" w:gutter="0" w:header="708" w:top="1440" w:footer="0" w:bottom="1440"/>
-      <w:pgNumType w:fmt="decimal"/>
-      <w:formProt w:val="false"/>
-      <w:textDirection w:val="lrTb"/>
-      <w:docGrid w:type="default" w:linePitch="360" w:charSpace="4096"/>
+      <w:pgMar w:top="1440" w:right="1440" w:bottom="1440" w:left="1440" w:header="708" w:footer="0" w:gutter="0"/>
+      <w:cols w:space="720"/>
+      <w:formProt w:val="0"/>
+      <w:docGrid w:linePitch="360" w:charSpace="4096"/>
     </w:sectPr>
   </w:body>
 </w:document>
 </file>
 
+<file path=word/endnotes.xml><?xml version="1.0" encoding="utf-8"?>
+<w:endnotes xmlns:wpc="http://schemas.microsoft.com/office/word/2010/wordprocessingCanvas" xmlns:cx="http://schemas.microsoft.com/office/drawing/2014/chartex" xmlns:cx1="http://schemas.microsoft.com/office/drawing/2015/9/8/chartex" xmlns:cx2="http://schemas.microsoft.com/office/drawing/2015/10/21/chartex" xmlns:cx3="http://schemas.microsoft.com/office/drawing/2016/5/9/chartex" xmlns:cx4="http://schemas.microsoft.com/office/drawing/2016/5/10/chartex" xmlns:cx5="http://schemas.microsoft.com/office/drawing/2016/5/11/chartex" xmlns:cx6="http://schemas.microsoft.com/office/drawing/2016/5/12/chartex" xmlns:cx7="http://schemas.microsoft.com/office/drawing/2016/5/13/chartex" xmlns:cx8="http://schemas.microsoft.com/office/drawing/2016/5/14/chartex" xmlns:mc="http://schemas.openxmlformats.org/markup-compatibility/2006" xmlns:aink="http://schemas.microsoft.com/office/drawing/2016/ink" xmlns:am3d="http://schemas.microsoft.com/office/drawing/2017/model3d" xmlns:o="urn:schemas-microsoft-com:office:office" xmlns:oel="http://schemas.microsoft.com/office/2019/extlst" xmlns:r="http://schemas.openxmlformats.org/officeDocument/2006/relationships" xmlns:m="http://schemas.openxmlformats.org/officeDocument/2006/math" xmlns:v="urn:schemas-microsoft-com:vml" xmlns:wp14="http://schemas.microsoft.com/office/word/2010/wordprocessingDrawing" xmlns:wp="http://schemas.openxmlformats.org/drawingml/2006/wordprocessingDrawing" xmlns:w10="urn:schemas-microsoft-com:office:word" xmlns:w="http://schemas.openxmlformats.org/wordprocessingml/2006/main" xmlns:w14="http://schemas.microsoft.com/office/word/2010/wordml" xmlns:w15="http://schemas.microsoft.com/office/word/2012/wordml" xmlns:w16cex="http://schemas.microsoft.com/office/word/2018/wordml/cex" xmlns:w16cid="http://schemas.microsoft.com/office/word/2016/wordml/cid" xmlns:w16="http://schemas.microsoft.com/office/word/2018/wordml" xmlns:w16du="http://schemas.microsoft.com/office/word/2023/wordml/word16du" xmlns:w16sdtdh="http://schemas.microsoft.com/office/word/2020/wordml/sdtdatahash" xmlns:w16sdtfl="http://schemas.microsoft.com/office/word/2024/wordml/sdtformatlock" xmlns:w16se="http://schemas.microsoft.com/office/word/2015/wordml/symex" xmlns:wpg="http://schemas.microsoft.com/office/word/2010/wordprocessingGroup" xmlns:wpi="http://schemas.microsoft.com/office/word/2010/wordprocessingInk" xmlns:wne="http://schemas.microsoft.com/office/word/2006/wordml" xmlns:wps="http://schemas.microsoft.com/office/word/2010/wordprocessingShape" mc:Ignorable="w14 w15 w16se w16cid w16 w16cex w16sdtdh w16sdtfl w16du wp14">
+  <w:endnote w:type="separator" w:id="-1">
+    <w:p>
+      <w:pPr>
+        <w:spacing w:after="0" w:line="240" w:lineRule="auto"/>
+      </w:pPr>
+      <w:r>
+        <w:separator/>
+      </w:r>
+    </w:p>
+  </w:endnote>
+  <w:endnote w:type="continuationSeparator" w:id="0">
+    <w:p>
+      <w:pPr>
+        <w:spacing w:after="0" w:line="240" w:lineRule="auto"/>
+      </w:pPr>
+      <w:r>
+        <w:continuationSeparator/>
+      </w:r>
+    </w:p>
+  </w:endnote>
+</w:endnotes>
+</file>
+
+<file path=word/footnotes.xml><?xml version="1.0" encoding="utf-8"?>
+<w:footnotes xmlns:wpc="http://schemas.microsoft.com/office/word/2010/wordprocessingCanvas" xmlns:cx="http://schemas.microsoft.com/office/drawing/2014/chartex" xmlns:cx1="http://schemas.microsoft.com/office/drawing/2015/9/8/chartex" xmlns:cx2="http://schemas.microsoft.com/office/drawing/2015/10/21/chartex" xmlns:cx3="http://schemas.microsoft.com/office/drawing/2016/5/9/chartex" xmlns:cx4="http://schemas.microsoft.com/office/drawing/2016/5/10/chartex" xmlns:cx5="http://schemas.microsoft.com/office/drawing/2016/5/11/chartex" xmlns:cx6="http://schemas.microsoft.com/office/drawing/2016/5/12/chartex" xmlns:cx7="http://schemas.microsoft.com/office/drawing/2016/5/13/chartex" xmlns:cx8="http://schemas.microsoft.com/office/drawing/2016/5/14/chartex" xmlns:mc="http://schemas.openxmlformats.org/markup-compatibility/2006" xmlns:aink="http://schemas.microsoft.com/office/drawing/2016/ink" xmlns:am3d="http://schemas.microsoft.com/office/drawing/2017/model3d" xmlns:o="urn:schemas-microsoft-com:office:office" xmlns:oel="http://schemas.microsoft.com/office/2019/extlst" xmlns:r="http://schemas.openxmlformats.org/officeDocument/2006/relationships" xmlns:m="http://schemas.openxmlformats.org/officeDocument/2006/math" xmlns:v="urn:schemas-microsoft-com:vml" xmlns:wp14="http://schemas.microsoft.com/office/word/2010/wordprocessingDrawing" xmlns:wp="http://schemas.openxmlformats.org/drawingml/2006/wordprocessingDrawing" xmlns:w10="urn:schemas-microsoft-com:office:word" xmlns:w="http://schemas.openxmlformats.org/wordprocessingml/2006/main" xmlns:w14="http://schemas.microsoft.com/office/word/2010/wordml" xmlns:w15="http://schemas.microsoft.com/office/word/2012/wordml" xmlns:w16cex="http://schemas.microsoft.com/office/word/2018/wordml/cex" xmlns:w16cid="http://schemas.microsoft.com/office/word/2016/wordml/cid" xmlns:w16="http://schemas.microsoft.com/office/word/2018/wordml" xmlns:w16du="http://schemas.microsoft.com/office/word/2023/wordml/word16du" xmlns:w16sdtdh="http://schemas.microsoft.com/office/word/2020/wordml/sdtdatahash" xmlns:w16sdtfl="http://schemas.microsoft.com/office/word/2024/wordml/sdtformatlock" xmlns:w16se="http://schemas.microsoft.com/office/word/2015/wordml/symex" xmlns:wpg="http://schemas.microsoft.com/office/word/2010/wordprocessingGroup" xmlns:wpi="http://schemas.microsoft.com/office/word/2010/wordprocessingInk" xmlns:wne="http://schemas.microsoft.com/office/word/2006/wordml" xmlns:wps="http://schemas.microsoft.com/office/word/2010/wordprocessingShape" mc:Ignorable="w14 w15 w16se w16cid w16 w16cex w16sdtdh w16sdtfl w16du wp14">
+  <w:footnote w:type="separator" w:id="-1">
+    <w:p>
+      <w:pPr>
+        <w:spacing w:after="0" w:line="240" w:lineRule="auto"/>
+      </w:pPr>
+      <w:r>
+        <w:separator/>
+      </w:r>
+    </w:p>
+  </w:footnote>
+  <w:footnote w:type="continuationSeparator" w:id="0">
+    <w:p>
+      <w:pPr>
+        <w:spacing w:after="0" w:line="240" w:lineRule="auto"/>
+      </w:pPr>
+      <w:r>
+        <w:continuationSeparator/>
+      </w:r>
+    </w:p>
+  </w:footnote>
+</w:footnotes>
+</file>
+
 <file path=word/header1.xml><?xml version="1.0" encoding="utf-8"?>
-<w:hdr xmlns:o="urn:schemas-microsoft-com:office:office" xmlns:r="http://schemas.openxmlformats.org/officeDocument/2006/relationships" xmlns:v="urn:schemas-microsoft-com:vml" xmlns:w="http://schemas.openxmlformats.org/wordprocessingml/2006/main" xmlns:w10="urn:schemas-microsoft-com:office:word" xmlns:wp="http://schemas.openxmlformats.org/drawingml/2006/wordprocessingDrawing" xmlns:wps="http://schemas.microsoft.com/office/word/2010/wordprocessingShape" xmlns:wpg="http://schemas.microsoft.com/office/word/2010/wordprocessingGroup" xmlns:mc="http://schemas.openxmlformats.org/markup-compatibility/2006" xmlns:wp14="http://schemas.microsoft.com/office/word/2010/wordprocessingDrawing" xmlns:w14="http://schemas.microsoft.com/office/word/2010/wordml" xmlns:w15="http://schemas.microsoft.com/office/word/2012/wordml" mc:Ignorable="w14 wp14 w15">
+<w:hdr xmlns:wpc="http://schemas.microsoft.com/office/word/2010/wordprocessingCanvas" xmlns:cx="http://schemas.microsoft.com/office/drawing/2014/chartex" xmlns:cx1="http://schemas.microsoft.com/office/drawing/2015/9/8/chartex" xmlns:cx2="http://schemas.microsoft.com/office/drawing/2015/10/21/chartex" xmlns:cx3="http://schemas.microsoft.com/office/drawing/2016/5/9/chartex" xmlns:cx4="http://schemas.microsoft.com/office/drawing/2016/5/10/chartex" xmlns:cx5="http://schemas.microsoft.com/office/drawing/2016/5/11/chartex" xmlns:cx6="http://schemas.microsoft.com/office/drawing/2016/5/12/chartex" xmlns:cx7="http://schemas.microsoft.com/office/drawing/2016/5/13/chartex" xmlns:cx8="http://schemas.microsoft.com/office/drawing/2016/5/14/chartex" xmlns:mc="http://schemas.openxmlformats.org/markup-compatibility/2006" xmlns:aink="http://schemas.microsoft.com/office/drawing/2016/ink" xmlns:am3d="http://schemas.microsoft.com/office/drawing/2017/model3d" xmlns:o="urn:schemas-microsoft-com:office:office" xmlns:oel="http://schemas.microsoft.com/office/2019/extlst" xmlns:r="http://schemas.openxmlformats.org/officeDocument/2006/relationships" xmlns:m="http://schemas.openxmlformats.org/officeDocument/2006/math" xmlns:v="urn:schemas-microsoft-com:vml" xmlns:wp14="http://schemas.microsoft.com/office/word/2010/wordprocessingDrawing" xmlns:wp="http://schemas.openxmlformats.org/drawingml/2006/wordprocessingDrawing" xmlns:w10="urn:schemas-microsoft-com:office:word" xmlns:w="http://schemas.openxmlformats.org/wordprocessingml/2006/main" xmlns:w14="http://schemas.microsoft.com/office/word/2010/wordml" xmlns:w15="http://schemas.microsoft.com/office/word/2012/wordml" xmlns:w16cex="http://schemas.microsoft.com/office/word/2018/wordml/cex" xmlns:w16cid="http://schemas.microsoft.com/office/word/2016/wordml/cid" xmlns:w16="http://schemas.microsoft.com/office/word/2018/wordml" xmlns:w16du="http://schemas.microsoft.com/office/word/2023/wordml/word16du" xmlns:w16sdtdh="http://schemas.microsoft.com/office/word/2020/wordml/sdtdatahash" xmlns:w16sdtfl="http://schemas.microsoft.com/office/word/2024/wordml/sdtformatlock" xmlns:w16se="http://schemas.microsoft.com/office/word/2015/wordml/symex" xmlns:wpg="http://schemas.microsoft.com/office/word/2010/wordprocessingGroup" xmlns:wpi="http://schemas.microsoft.com/office/word/2010/wordprocessingInk" xmlns:wne="http://schemas.microsoft.com/office/word/2006/wordml" xmlns:wps="http://schemas.microsoft.com/office/word/2010/wordprocessingShape" mc:Ignorable="w14 w15 w16se w16cid w16 w16cex w16sdtdh w16sdtfl w16du wp14">
   <w:p>
     <w:pPr>
       <w:pStyle w:val="Title"/>
@@ -4610,17 +3382,15 @@
         <w:bottom w:val="single" w:sz="4" w:space="1" w:color="000000"/>
       </w:pBdr>
       <w:tabs>
-        <w:tab w:val="clear" w:pos="720"/>
-        <w:tab w:val="right" w:pos="9360" w:leader="none"/>
+        <w:tab w:val="right" w:pos="9360"/>
       </w:tabs>
-      <w:spacing w:before="0" w:after="80"/>
-      <w:contextualSpacing/>
-      <w:rPr/>
     </w:pPr>
     <w:r>
-      <w:rPr/>
+      <w:rPr>
+        <w:noProof/>
+      </w:rPr>
       <w:drawing>
-        <wp:inline distT="0" distB="0" distL="0" distR="0">
+        <wp:inline distT="0" distB="0" distL="0" distR="0" wp14:anchorId="7CD1F116" wp14:editId="7CD1F117">
           <wp:extent cx="1569720" cy="612140"/>
           <wp:effectExtent l="0" t="0" r="0" b="0"/>
           <wp:docPr id="7" name="Picture 1" descr="A logo for a college&#10;&#10;Description automatically generated"/>
@@ -4638,7 +3408,7 @@
                 </pic:nvPicPr>
                 <pic:blipFill>
                   <a:blip r:embed="rId1"/>
-                  <a:srcRect l="0" t="31331" r="-1660" b="29023"/>
+                  <a:srcRect t="31331" r="-1660" b="29023"/>
                   <a:stretch>
                     <a:fillRect/>
                   </a:stretch>
@@ -4659,12 +3429,9 @@
       </w:drawing>
     </w:r>
     <w:r>
-      <w:rPr/>
-      <w:t xml:space="preserve"> </w:t>
+      <w:t xml:space="preserve"> COSC2200 – OOP 3 Group Project</w:t>
     </w:r>
     <w:r>
-      <w:rPr/>
-      <w:t>COSC2200 – OOP 3 Group Project</w:t>
       <w:tab/>
     </w:r>
   </w:p>
@@ -4672,11 +3439,11 @@
 </file>
 
 <file path=word/styles.xml><?xml version="1.0" encoding="utf-8"?>
-<w:styles xmlns:w="http://schemas.openxmlformats.org/wordprocessingml/2006/main" xmlns:w14="http://schemas.microsoft.com/office/word/2010/wordml" xmlns:mc="http://schemas.openxmlformats.org/markup-compatibility/2006" mc:Ignorable="w14">
+<w:styles xmlns:mc="http://schemas.openxmlformats.org/markup-compatibility/2006" xmlns:r="http://schemas.openxmlformats.org/officeDocument/2006/relationships" xmlns:w="http://schemas.openxmlformats.org/wordprocessingml/2006/main" xmlns:w14="http://schemas.microsoft.com/office/word/2010/wordml" xmlns:w15="http://schemas.microsoft.com/office/word/2012/wordml" xmlns:w16cex="http://schemas.microsoft.com/office/word/2018/wordml/cex" xmlns:w16cid="http://schemas.microsoft.com/office/word/2016/wordml/cid" xmlns:w16="http://schemas.microsoft.com/office/word/2018/wordml" xmlns:w16du="http://schemas.microsoft.com/office/word/2023/wordml/word16du" xmlns:w16sdtdh="http://schemas.microsoft.com/office/word/2020/wordml/sdtdatahash" xmlns:w16sdtfl="http://schemas.microsoft.com/office/word/2024/wordml/sdtformatlock" xmlns:w16se="http://schemas.microsoft.com/office/word/2015/wordml/symex" mc:Ignorable="w14 w15 w16se w16cid w16 w16cex w16sdtdh w16sdtfl w16du">
   <w:docDefaults>
     <w:rPrDefault>
       <w:rPr>
-        <w:rFonts w:ascii="Aptos" w:hAnsi="Aptos" w:eastAsia="Aptos" w:cs="" w:asciiTheme="minorHAnsi" w:cstheme="minorBidi" w:eastAsiaTheme="minorHAnsi" w:hAnsiTheme="minorHAnsi"/>
+        <w:rFonts w:asciiTheme="minorHAnsi" w:eastAsiaTheme="minorHAnsi" w:hAnsiTheme="minorHAnsi" w:cstheme="minorBidi"/>
         <w:kern w:val="2"/>
         <w:sz w:val="22"/>
         <w:szCs w:val="22"/>
@@ -4686,21 +3453,21 @@
     </w:rPrDefault>
     <w:pPrDefault>
       <w:pPr>
-        <w:suppressAutoHyphens w:val="true"/>
+        <w:suppressAutoHyphens/>
       </w:pPr>
     </w:pPrDefault>
   </w:docDefaults>
   <w:latentStyles w:defLockedState="0" w:defUIPriority="99" w:defSemiHidden="0" w:defUnhideWhenUsed="0" w:defQFormat="0" w:count="376">
     <w:lsdException w:name="Normal" w:uiPriority="0" w:qFormat="1"/>
     <w:lsdException w:name="heading 1" w:uiPriority="9" w:qFormat="1"/>
-    <w:lsdException w:name="heading 2" w:uiPriority="9" w:semiHidden="1" w:unhideWhenUsed="1" w:qFormat="1"/>
-    <w:lsdException w:name="heading 3" w:uiPriority="9" w:semiHidden="1" w:unhideWhenUsed="1" w:qFormat="1"/>
-    <w:lsdException w:name="heading 4" w:uiPriority="9" w:semiHidden="1" w:unhideWhenUsed="1" w:qFormat="1"/>
-    <w:lsdException w:name="heading 5" w:uiPriority="9" w:semiHidden="1" w:unhideWhenUsed="1" w:qFormat="1"/>
-    <w:lsdException w:name="heading 6" w:uiPriority="9" w:semiHidden="1" w:unhideWhenUsed="1" w:qFormat="1"/>
-    <w:lsdException w:name="heading 7" w:uiPriority="9" w:semiHidden="1" w:unhideWhenUsed="1" w:qFormat="1"/>
-    <w:lsdException w:name="heading 8" w:uiPriority="9" w:semiHidden="1" w:unhideWhenUsed="1" w:qFormat="1"/>
-    <w:lsdException w:name="heading 9" w:uiPriority="9" w:semiHidden="1" w:unhideWhenUsed="1" w:qFormat="1"/>
+    <w:lsdException w:name="heading 2" w:semiHidden="1" w:uiPriority="9" w:unhideWhenUsed="1" w:qFormat="1"/>
+    <w:lsdException w:name="heading 3" w:semiHidden="1" w:uiPriority="9" w:unhideWhenUsed="1" w:qFormat="1"/>
+    <w:lsdException w:name="heading 4" w:semiHidden="1" w:uiPriority="9" w:unhideWhenUsed="1" w:qFormat="1"/>
+    <w:lsdException w:name="heading 5" w:semiHidden="1" w:uiPriority="9" w:unhideWhenUsed="1" w:qFormat="1"/>
+    <w:lsdException w:name="heading 6" w:semiHidden="1" w:uiPriority="9" w:unhideWhenUsed="1" w:qFormat="1"/>
+    <w:lsdException w:name="heading 7" w:semiHidden="1" w:uiPriority="9" w:unhideWhenUsed="1" w:qFormat="1"/>
+    <w:lsdException w:name="heading 8" w:semiHidden="1" w:uiPriority="9" w:unhideWhenUsed="1" w:qFormat="1"/>
+    <w:lsdException w:name="heading 9" w:semiHidden="1" w:uiPriority="9" w:unhideWhenUsed="1" w:qFormat="1"/>
     <w:lsdException w:name="index 1" w:semiHidden="1" w:unhideWhenUsed="1"/>
     <w:lsdException w:name="index 2" w:semiHidden="1" w:unhideWhenUsed="1"/>
     <w:lsdException w:name="index 3" w:semiHidden="1" w:unhideWhenUsed="1"/>
@@ -4710,22 +3477,22 @@
     <w:lsdException w:name="index 7" w:semiHidden="1" w:unhideWhenUsed="1"/>
     <w:lsdException w:name="index 8" w:semiHidden="1" w:unhideWhenUsed="1"/>
     <w:lsdException w:name="index 9" w:semiHidden="1" w:unhideWhenUsed="1"/>
-    <w:lsdException w:name="toc 1" w:uiPriority="39" w:semiHidden="1" w:unhideWhenUsed="1"/>
-    <w:lsdException w:name="toc 2" w:uiPriority="39" w:semiHidden="1" w:unhideWhenUsed="1"/>
-    <w:lsdException w:name="toc 3" w:uiPriority="39" w:semiHidden="1" w:unhideWhenUsed="1"/>
-    <w:lsdException w:name="toc 4" w:uiPriority="39" w:semiHidden="1" w:unhideWhenUsed="1"/>
-    <w:lsdException w:name="toc 5" w:uiPriority="39" w:semiHidden="1" w:unhideWhenUsed="1"/>
-    <w:lsdException w:name="toc 6" w:uiPriority="39" w:semiHidden="1" w:unhideWhenUsed="1"/>
-    <w:lsdException w:name="toc 7" w:uiPriority="39" w:semiHidden="1" w:unhideWhenUsed="1"/>
-    <w:lsdException w:name="toc 8" w:uiPriority="39" w:semiHidden="1" w:unhideWhenUsed="1"/>
-    <w:lsdException w:name="toc 9" w:uiPriority="39" w:semiHidden="1" w:unhideWhenUsed="1"/>
+    <w:lsdException w:name="toc 1" w:semiHidden="1" w:uiPriority="39" w:unhideWhenUsed="1"/>
+    <w:lsdException w:name="toc 2" w:semiHidden="1" w:uiPriority="39" w:unhideWhenUsed="1"/>
+    <w:lsdException w:name="toc 3" w:semiHidden="1" w:uiPriority="39" w:unhideWhenUsed="1"/>
+    <w:lsdException w:name="toc 4" w:semiHidden="1" w:uiPriority="39" w:unhideWhenUsed="1"/>
+    <w:lsdException w:name="toc 5" w:semiHidden="1" w:uiPriority="39" w:unhideWhenUsed="1"/>
+    <w:lsdException w:name="toc 6" w:semiHidden="1" w:uiPriority="39" w:unhideWhenUsed="1"/>
+    <w:lsdException w:name="toc 7" w:semiHidden="1" w:uiPriority="39" w:unhideWhenUsed="1"/>
+    <w:lsdException w:name="toc 8" w:semiHidden="1" w:uiPriority="39" w:unhideWhenUsed="1"/>
+    <w:lsdException w:name="toc 9" w:semiHidden="1" w:uiPriority="39" w:unhideWhenUsed="1"/>
     <w:lsdException w:name="Normal Indent" w:semiHidden="1" w:unhideWhenUsed="1"/>
     <w:lsdException w:name="footnote text" w:semiHidden="1" w:unhideWhenUsed="1"/>
     <w:lsdException w:name="annotation text" w:semiHidden="1" w:unhideWhenUsed="1"/>
     <w:lsdException w:name="header" w:semiHidden="1" w:unhideWhenUsed="1"/>
     <w:lsdException w:name="footer" w:semiHidden="1" w:unhideWhenUsed="1"/>
     <w:lsdException w:name="index heading" w:semiHidden="1" w:unhideWhenUsed="1"/>
-    <w:lsdException w:name="caption" w:uiPriority="35" w:semiHidden="1" w:unhideWhenUsed="1" w:qFormat="1"/>
+    <w:lsdException w:name="caption" w:semiHidden="1" w:uiPriority="35" w:unhideWhenUsed="1" w:qFormat="1"/>
     <w:lsdException w:name="table of figures" w:semiHidden="1" w:unhideWhenUsed="1"/>
     <w:lsdException w:name="envelope address" w:semiHidden="1" w:unhideWhenUsed="1"/>
     <w:lsdException w:name="envelope return" w:semiHidden="1" w:unhideWhenUsed="1"/>
@@ -4756,7 +3523,7 @@
     <w:lsdException w:name="Title" w:uiPriority="10" w:qFormat="1"/>
     <w:lsdException w:name="Closing" w:semiHidden="1" w:unhideWhenUsed="1"/>
     <w:lsdException w:name="Signature" w:semiHidden="1" w:unhideWhenUsed="1"/>
-    <w:lsdException w:name="Default Paragraph Font" w:uiPriority="1" w:semiHidden="1" w:unhideWhenUsed="1"/>
+    <w:lsdException w:name="Default Paragraph Font" w:semiHidden="1" w:uiPriority="1" w:unhideWhenUsed="1"/>
     <w:lsdException w:name="Body Text" w:semiHidden="1" w:unhideWhenUsed="1"/>
     <w:lsdException w:name="Body Text Indent" w:semiHidden="1" w:unhideWhenUsed="1"/>
     <w:lsdException w:name="List Continue" w:semiHidden="1" w:unhideWhenUsed="1"/>
@@ -4956,8 +3723,8 @@
     <w:lsdException w:name="Subtle Reference" w:uiPriority="31" w:qFormat="1"/>
     <w:lsdException w:name="Intense Reference" w:uiPriority="32" w:qFormat="1"/>
     <w:lsdException w:name="Book Title" w:uiPriority="33" w:qFormat="1"/>
-    <w:lsdException w:name="Bibliography" w:uiPriority="37" w:semiHidden="1" w:unhideWhenUsed="1"/>
-    <w:lsdException w:name="TOC Heading" w:uiPriority="39" w:semiHidden="1" w:unhideWhenUsed="1" w:qFormat="1"/>
+    <w:lsdException w:name="Bibliography" w:semiHidden="1" w:uiPriority="37" w:unhideWhenUsed="1"/>
+    <w:lsdException w:name="TOC Heading" w:semiHidden="1" w:uiPriority="39" w:unhideWhenUsed="1" w:qFormat="1"/>
     <w:lsdException w:name="Plain Table 1" w:uiPriority="41"/>
     <w:lsdException w:name="Plain Table 2" w:uiPriority="42"/>
     <w:lsdException w:name="Plain Table 3" w:uiPriority="43"/>
@@ -5068,35 +3835,23 @@
     <w:lsdException w:name="Unresolved Mention" w:semiHidden="1" w:unhideWhenUsed="1"/>
     <w:lsdException w:name="Smart Link" w:semiHidden="1" w:unhideWhenUsed="1"/>
   </w:latentStyles>
-  <w:style w:type="paragraph" w:styleId="Normal" w:default="1">
+  <w:style w:type="paragraph" w:default="1" w:styleId="Normal">
     <w:name w:val="Normal"/>
     <w:qFormat/>
     <w:pPr>
-      <w:widowControl/>
-      <w:bidi w:val="0"/>
-      <w:spacing w:lineRule="auto" w:line="259" w:before="0" w:after="160"/>
-      <w:jc w:val="left"/>
+      <w:spacing w:after="160" w:line="259" w:lineRule="auto"/>
     </w:pPr>
-    <w:rPr>
-      <w:rFonts w:ascii="Aptos" w:hAnsi="Aptos" w:eastAsia="Aptos" w:cs="" w:asciiTheme="minorHAnsi" w:cstheme="minorBidi" w:eastAsiaTheme="minorHAnsi" w:hAnsiTheme="minorHAnsi"/>
-      <w:color w:val="auto"/>
-      <w:kern w:val="2"/>
-      <w:sz w:val="22"/>
-      <w:szCs w:val="22"/>
-      <w:lang w:val="en-CA" w:eastAsia="en-US" w:bidi="ar-SA"/>
-      <w14:ligatures w14:val="standardContextual"/>
-    </w:rPr>
   </w:style>
   <w:style w:type="paragraph" w:styleId="Heading1">
-    <w:name w:val="Heading 1"/>
+    <w:name w:val="heading 1"/>
     <w:basedOn w:val="Normal"/>
     <w:next w:val="Normal"/>
     <w:link w:val="Heading1Char"/>
     <w:uiPriority w:val="9"/>
     <w:qFormat/>
-    <w:rsid w:val="00c14c2d"/>
+    <w:rsid w:val="00C14C2D"/>
     <w:pPr>
-      <w:keepNext w:val="true"/>
+      <w:keepNext/>
       <w:keepLines/>
       <w:pBdr>
         <w:top w:val="single" w:sz="4" w:space="1" w:color="000000"/>
@@ -5105,101 +3860,101 @@
       <w:outlineLvl w:val="0"/>
     </w:pPr>
     <w:rPr>
-      <w:rFonts w:ascii="Aptos Display" w:hAnsi="Aptos Display" w:eastAsia="" w:cs="" w:asciiTheme="majorHAnsi" w:cstheme="majorBidi" w:eastAsiaTheme="majorEastAsia" w:hAnsiTheme="majorHAnsi"/>
-      <w:color w:val="0F4761" w:themeColor="accent1" w:themeShade="bf"/>
+      <w:rFonts w:asciiTheme="majorHAnsi" w:eastAsiaTheme="majorEastAsia" w:hAnsiTheme="majorHAnsi" w:cstheme="majorBidi"/>
+      <w:color w:val="0F4761" w:themeColor="accent1" w:themeShade="BF"/>
       <w:sz w:val="40"/>
       <w:szCs w:val="40"/>
     </w:rPr>
   </w:style>
   <w:style w:type="paragraph" w:styleId="Heading2">
-    <w:name w:val="Heading 2"/>
+    <w:name w:val="heading 2"/>
     <w:basedOn w:val="Normal"/>
     <w:next w:val="Normal"/>
     <w:link w:val="Heading2Char"/>
     <w:uiPriority w:val="9"/>
     <w:unhideWhenUsed/>
     <w:qFormat/>
-    <w:rsid w:val="003d4275"/>
+    <w:rsid w:val="003D4275"/>
     <w:pPr>
-      <w:keepNext w:val="true"/>
+      <w:keepNext/>
       <w:keepLines/>
       <w:spacing w:before="160" w:after="80"/>
       <w:outlineLvl w:val="1"/>
     </w:pPr>
     <w:rPr>
-      <w:rFonts w:ascii="Aptos Display" w:hAnsi="Aptos Display" w:eastAsia="" w:cs="" w:asciiTheme="majorHAnsi" w:cstheme="majorBidi" w:eastAsiaTheme="majorEastAsia" w:hAnsiTheme="majorHAnsi"/>
-      <w:color w:val="0F4761" w:themeColor="accent1" w:themeShade="bf"/>
+      <w:rFonts w:asciiTheme="majorHAnsi" w:eastAsiaTheme="majorEastAsia" w:hAnsiTheme="majorHAnsi" w:cstheme="majorBidi"/>
+      <w:color w:val="0F4761" w:themeColor="accent1" w:themeShade="BF"/>
       <w:sz w:val="32"/>
       <w:szCs w:val="32"/>
     </w:rPr>
   </w:style>
   <w:style w:type="paragraph" w:styleId="Heading3">
-    <w:name w:val="Heading 3"/>
+    <w:name w:val="heading 3"/>
     <w:basedOn w:val="Normal"/>
     <w:next w:val="Normal"/>
     <w:link w:val="Heading3Char"/>
     <w:uiPriority w:val="9"/>
     <w:unhideWhenUsed/>
     <w:qFormat/>
-    <w:rsid w:val="008c5640"/>
+    <w:rsid w:val="008C5640"/>
     <w:pPr>
-      <w:keepNext w:val="true"/>
+      <w:keepNext/>
       <w:keepLines/>
       <w:spacing w:before="160" w:after="80"/>
       <w:outlineLvl w:val="2"/>
     </w:pPr>
     <w:rPr>
-      <w:rFonts w:eastAsia="" w:cs="" w:cstheme="majorBidi" w:eastAsiaTheme="majorEastAsia"/>
-      <w:color w:val="0F4761" w:themeColor="accent1" w:themeShade="bf"/>
+      <w:rFonts w:eastAsiaTheme="majorEastAsia" w:cstheme="majorBidi"/>
+      <w:color w:val="0F4761" w:themeColor="accent1" w:themeShade="BF"/>
       <w:sz w:val="28"/>
       <w:szCs w:val="28"/>
     </w:rPr>
   </w:style>
   <w:style w:type="paragraph" w:styleId="Heading4">
-    <w:name w:val="Heading 4"/>
+    <w:name w:val="heading 4"/>
     <w:basedOn w:val="Normal"/>
     <w:next w:val="Normal"/>
     <w:link w:val="Heading4Char"/>
     <w:uiPriority w:val="9"/>
     <w:unhideWhenUsed/>
     <w:qFormat/>
-    <w:rsid w:val="00bc092a"/>
+    <w:rsid w:val="00BC092A"/>
     <w:pPr>
-      <w:keepNext w:val="true"/>
+      <w:keepNext/>
       <w:keepLines/>
       <w:spacing w:before="80" w:after="40"/>
-      <w:ind w:left="720" w:hanging="0"/>
+      <w:ind w:left="720"/>
       <w:outlineLvl w:val="3"/>
     </w:pPr>
     <w:rPr>
-      <w:rFonts w:eastAsia="" w:cs="" w:cstheme="majorBidi" w:eastAsiaTheme="majorEastAsia"/>
+      <w:rFonts w:eastAsiaTheme="majorEastAsia" w:cstheme="majorBidi"/>
       <w:i/>
       <w:iCs/>
-      <w:color w:val="0F4761" w:themeColor="accent1" w:themeShade="bf"/>
+      <w:color w:val="0F4761" w:themeColor="accent1" w:themeShade="BF"/>
     </w:rPr>
   </w:style>
   <w:style w:type="paragraph" w:styleId="Heading5">
-    <w:name w:val="Heading 5"/>
+    <w:name w:val="heading 5"/>
     <w:basedOn w:val="Normal"/>
     <w:next w:val="Normal"/>
     <w:link w:val="Heading5Char"/>
     <w:uiPriority w:val="9"/>
     <w:unhideWhenUsed/>
     <w:qFormat/>
-    <w:rsid w:val="003d4275"/>
+    <w:rsid w:val="003D4275"/>
     <w:pPr>
-      <w:keepNext w:val="true"/>
+      <w:keepNext/>
       <w:keepLines/>
       <w:spacing w:before="80" w:after="40"/>
       <w:outlineLvl w:val="4"/>
     </w:pPr>
     <w:rPr>
-      <w:rFonts w:eastAsia="" w:cs="" w:cstheme="majorBidi" w:eastAsiaTheme="majorEastAsia"/>
-      <w:color w:val="0F4761" w:themeColor="accent1" w:themeShade="bf"/>
+      <w:rFonts w:eastAsiaTheme="majorEastAsia" w:cstheme="majorBidi"/>
+      <w:color w:val="0F4761" w:themeColor="accent1" w:themeShade="BF"/>
     </w:rPr>
   </w:style>
   <w:style w:type="paragraph" w:styleId="Heading6">
-    <w:name w:val="Heading 6"/>
+    <w:name w:val="heading 6"/>
     <w:basedOn w:val="Normal"/>
     <w:next w:val="Normal"/>
     <w:link w:val="Heading6Char"/>
@@ -5207,22 +3962,22 @@
     <w:semiHidden/>
     <w:unhideWhenUsed/>
     <w:qFormat/>
-    <w:rsid w:val="003d4275"/>
+    <w:rsid w:val="003D4275"/>
     <w:pPr>
-      <w:keepNext w:val="true"/>
+      <w:keepNext/>
       <w:keepLines/>
       <w:spacing w:before="40" w:after="0"/>
       <w:outlineLvl w:val="5"/>
     </w:pPr>
     <w:rPr>
-      <w:rFonts w:eastAsia="" w:cs="" w:cstheme="majorBidi" w:eastAsiaTheme="majorEastAsia"/>
+      <w:rFonts w:eastAsiaTheme="majorEastAsia" w:cstheme="majorBidi"/>
       <w:i/>
       <w:iCs/>
-      <w:color w:val="595959" w:themeColor="text1" w:themeTint="a6"/>
+      <w:color w:val="595959" w:themeColor="text1" w:themeTint="A6"/>
     </w:rPr>
   </w:style>
   <w:style w:type="paragraph" w:styleId="Heading7">
-    <w:name w:val="Heading 7"/>
+    <w:name w:val="heading 7"/>
     <w:basedOn w:val="Normal"/>
     <w:next w:val="Normal"/>
     <w:link w:val="Heading7Char"/>
@@ -5230,20 +3985,20 @@
     <w:semiHidden/>
     <w:unhideWhenUsed/>
     <w:qFormat/>
-    <w:rsid w:val="003d4275"/>
+    <w:rsid w:val="003D4275"/>
     <w:pPr>
-      <w:keepNext w:val="true"/>
+      <w:keepNext/>
       <w:keepLines/>
       <w:spacing w:before="40" w:after="0"/>
       <w:outlineLvl w:val="6"/>
     </w:pPr>
     <w:rPr>
-      <w:rFonts w:eastAsia="" w:cs="" w:cstheme="majorBidi" w:eastAsiaTheme="majorEastAsia"/>
-      <w:color w:val="595959" w:themeColor="text1" w:themeTint="a6"/>
+      <w:rFonts w:eastAsiaTheme="majorEastAsia" w:cstheme="majorBidi"/>
+      <w:color w:val="595959" w:themeColor="text1" w:themeTint="A6"/>
     </w:rPr>
   </w:style>
   <w:style w:type="paragraph" w:styleId="Heading8">
-    <w:name w:val="Heading 8"/>
+    <w:name w:val="heading 8"/>
     <w:basedOn w:val="Normal"/>
     <w:next w:val="Normal"/>
     <w:link w:val="Heading8Char"/>
@@ -5251,22 +4006,22 @@
     <w:semiHidden/>
     <w:unhideWhenUsed/>
     <w:qFormat/>
-    <w:rsid w:val="003d4275"/>
+    <w:rsid w:val="003D4275"/>
     <w:pPr>
-      <w:keepNext w:val="true"/>
+      <w:keepNext/>
       <w:keepLines/>
-      <w:spacing w:before="0" w:after="0"/>
+      <w:spacing w:after="0"/>
       <w:outlineLvl w:val="7"/>
     </w:pPr>
     <w:rPr>
-      <w:rFonts w:eastAsia="" w:cs="" w:cstheme="majorBidi" w:eastAsiaTheme="majorEastAsia"/>
+      <w:rFonts w:eastAsiaTheme="majorEastAsia" w:cstheme="majorBidi"/>
       <w:i/>
       <w:iCs/>
-      <w:color w:val="272727" w:themeColor="text1" w:themeTint="d8"/>
+      <w:color w:val="272727" w:themeColor="text1" w:themeTint="D8"/>
     </w:rPr>
   </w:style>
   <w:style w:type="paragraph" w:styleId="Heading9">
-    <w:name w:val="Heading 9"/>
+    <w:name w:val="heading 9"/>
     <w:basedOn w:val="Normal"/>
     <w:next w:val="Normal"/>
     <w:link w:val="Heading9Char"/>
@@ -5274,191 +4029,210 @@
     <w:semiHidden/>
     <w:unhideWhenUsed/>
     <w:qFormat/>
-    <w:rsid w:val="003d4275"/>
+    <w:rsid w:val="003D4275"/>
     <w:pPr>
-      <w:keepNext w:val="true"/>
+      <w:keepNext/>
       <w:keepLines/>
-      <w:spacing w:before="0" w:after="0"/>
+      <w:spacing w:after="0"/>
       <w:outlineLvl w:val="8"/>
     </w:pPr>
     <w:rPr>
-      <w:rFonts w:eastAsia="" w:cs="" w:cstheme="majorBidi" w:eastAsiaTheme="majorEastAsia"/>
-      <w:color w:val="272727" w:themeColor="text1" w:themeTint="d8"/>
+      <w:rFonts w:eastAsiaTheme="majorEastAsia" w:cstheme="majorBidi"/>
+      <w:color w:val="272727" w:themeColor="text1" w:themeTint="D8"/>
     </w:rPr>
   </w:style>
-  <w:style w:type="character" w:styleId="DefaultParagraphFont" w:default="1">
+  <w:style w:type="character" w:default="1" w:styleId="DefaultParagraphFont">
     <w:name w:val="Default Paragraph Font"/>
     <w:uiPriority w:val="1"/>
     <w:semiHidden/>
     <w:unhideWhenUsed/>
-    <w:qFormat/>
-    <w:rPr/>
   </w:style>
-  <w:style w:type="character" w:styleId="Heading1Char" w:customStyle="1">
+  <w:style w:type="table" w:default="1" w:styleId="TableNormal">
+    <w:name w:val="Normal Table"/>
+    <w:uiPriority w:val="99"/>
+    <w:semiHidden/>
+    <w:unhideWhenUsed/>
+    <w:tblPr>
+      <w:tblInd w:w="0" w:type="dxa"/>
+      <w:tblCellMar>
+        <w:top w:w="0" w:type="dxa"/>
+        <w:left w:w="108" w:type="dxa"/>
+        <w:bottom w:w="0" w:type="dxa"/>
+        <w:right w:w="108" w:type="dxa"/>
+      </w:tblCellMar>
+    </w:tblPr>
+  </w:style>
+  <w:style w:type="numbering" w:default="1" w:styleId="NoList">
+    <w:name w:val="No List"/>
+    <w:uiPriority w:val="99"/>
+    <w:semiHidden/>
+    <w:unhideWhenUsed/>
+  </w:style>
+  <w:style w:type="character" w:customStyle="1" w:styleId="Heading1Char">
     <w:name w:val="Heading 1 Char"/>
     <w:basedOn w:val="DefaultParagraphFont"/>
     <w:link w:val="Heading1"/>
     <w:uiPriority w:val="9"/>
     <w:qFormat/>
-    <w:rsid w:val="00c14c2d"/>
+    <w:rsid w:val="00C14C2D"/>
     <w:rPr>
-      <w:rFonts w:ascii="Aptos Display" w:hAnsi="Aptos Display" w:eastAsia="" w:cs="" w:asciiTheme="majorHAnsi" w:cstheme="majorBidi" w:eastAsiaTheme="majorEastAsia" w:hAnsiTheme="majorHAnsi"/>
-      <w:color w:val="0F4761" w:themeColor="accent1" w:themeShade="bf"/>
+      <w:rFonts w:asciiTheme="majorHAnsi" w:eastAsiaTheme="majorEastAsia" w:hAnsiTheme="majorHAnsi" w:cstheme="majorBidi"/>
+      <w:color w:val="0F4761" w:themeColor="accent1" w:themeShade="BF"/>
       <w:sz w:val="40"/>
       <w:szCs w:val="40"/>
     </w:rPr>
   </w:style>
-  <w:style w:type="character" w:styleId="Heading2Char" w:customStyle="1">
+  <w:style w:type="character" w:customStyle="1" w:styleId="Heading2Char">
     <w:name w:val="Heading 2 Char"/>
     <w:basedOn w:val="DefaultParagraphFont"/>
     <w:link w:val="Heading2"/>
     <w:uiPriority w:val="9"/>
     <w:qFormat/>
-    <w:rsid w:val="003d4275"/>
+    <w:rsid w:val="003D4275"/>
     <w:rPr>
-      <w:rFonts w:ascii="Aptos Display" w:hAnsi="Aptos Display" w:eastAsia="" w:cs="" w:asciiTheme="majorHAnsi" w:cstheme="majorBidi" w:eastAsiaTheme="majorEastAsia" w:hAnsiTheme="majorHAnsi"/>
-      <w:color w:val="0F4761" w:themeColor="accent1" w:themeShade="bf"/>
+      <w:rFonts w:asciiTheme="majorHAnsi" w:eastAsiaTheme="majorEastAsia" w:hAnsiTheme="majorHAnsi" w:cstheme="majorBidi"/>
+      <w:color w:val="0F4761" w:themeColor="accent1" w:themeShade="BF"/>
       <w:sz w:val="32"/>
       <w:szCs w:val="32"/>
     </w:rPr>
   </w:style>
-  <w:style w:type="character" w:styleId="Heading3Char" w:customStyle="1">
+  <w:style w:type="character" w:customStyle="1" w:styleId="Heading3Char">
     <w:name w:val="Heading 3 Char"/>
     <w:basedOn w:val="DefaultParagraphFont"/>
     <w:link w:val="Heading3"/>
     <w:uiPriority w:val="9"/>
     <w:qFormat/>
-    <w:rsid w:val="008c5640"/>
+    <w:rsid w:val="008C5640"/>
     <w:rPr>
-      <w:rFonts w:eastAsia="" w:cs="" w:cstheme="majorBidi" w:eastAsiaTheme="majorEastAsia"/>
-      <w:color w:val="0F4761" w:themeColor="accent1" w:themeShade="bf"/>
+      <w:rFonts w:eastAsiaTheme="majorEastAsia" w:cstheme="majorBidi"/>
+      <w:color w:val="0F4761" w:themeColor="accent1" w:themeShade="BF"/>
       <w:sz w:val="28"/>
       <w:szCs w:val="28"/>
     </w:rPr>
   </w:style>
-  <w:style w:type="character" w:styleId="Heading4Char" w:customStyle="1">
+  <w:style w:type="character" w:customStyle="1" w:styleId="Heading4Char">
     <w:name w:val="Heading 4 Char"/>
     <w:basedOn w:val="DefaultParagraphFont"/>
     <w:link w:val="Heading4"/>
     <w:uiPriority w:val="9"/>
     <w:qFormat/>
-    <w:rsid w:val="00bc092a"/>
+    <w:rsid w:val="00BC092A"/>
     <w:rPr>
-      <w:rFonts w:eastAsia="" w:cs="" w:cstheme="majorBidi" w:eastAsiaTheme="majorEastAsia"/>
+      <w:rFonts w:eastAsiaTheme="majorEastAsia" w:cstheme="majorBidi"/>
       <w:i/>
       <w:iCs/>
-      <w:color w:val="0F4761" w:themeColor="accent1" w:themeShade="bf"/>
+      <w:color w:val="0F4761" w:themeColor="accent1" w:themeShade="BF"/>
     </w:rPr>
   </w:style>
-  <w:style w:type="character" w:styleId="Heading5Char" w:customStyle="1">
+  <w:style w:type="character" w:customStyle="1" w:styleId="Heading5Char">
     <w:name w:val="Heading 5 Char"/>
     <w:basedOn w:val="DefaultParagraphFont"/>
     <w:link w:val="Heading5"/>
     <w:uiPriority w:val="9"/>
     <w:qFormat/>
-    <w:rsid w:val="003d4275"/>
+    <w:rsid w:val="003D4275"/>
     <w:rPr>
-      <w:rFonts w:eastAsia="" w:cs="" w:cstheme="majorBidi" w:eastAsiaTheme="majorEastAsia"/>
-      <w:color w:val="0F4761" w:themeColor="accent1" w:themeShade="bf"/>
+      <w:rFonts w:eastAsiaTheme="majorEastAsia" w:cstheme="majorBidi"/>
+      <w:color w:val="0F4761" w:themeColor="accent1" w:themeShade="BF"/>
     </w:rPr>
   </w:style>
-  <w:style w:type="character" w:styleId="Heading6Char" w:customStyle="1">
+  <w:style w:type="character" w:customStyle="1" w:styleId="Heading6Char">
     <w:name w:val="Heading 6 Char"/>
     <w:basedOn w:val="DefaultParagraphFont"/>
     <w:link w:val="Heading6"/>
     <w:uiPriority w:val="9"/>
     <w:semiHidden/>
     <w:qFormat/>
-    <w:rsid w:val="003d4275"/>
+    <w:rsid w:val="003D4275"/>
     <w:rPr>
-      <w:rFonts w:eastAsia="" w:cs="" w:cstheme="majorBidi" w:eastAsiaTheme="majorEastAsia"/>
+      <w:rFonts w:eastAsiaTheme="majorEastAsia" w:cstheme="majorBidi"/>
       <w:i/>
       <w:iCs/>
-      <w:color w:val="595959" w:themeColor="text1" w:themeTint="a6"/>
+      <w:color w:val="595959" w:themeColor="text1" w:themeTint="A6"/>
     </w:rPr>
   </w:style>
-  <w:style w:type="character" w:styleId="Heading7Char" w:customStyle="1">
+  <w:style w:type="character" w:customStyle="1" w:styleId="Heading7Char">
     <w:name w:val="Heading 7 Char"/>
     <w:basedOn w:val="DefaultParagraphFont"/>
     <w:link w:val="Heading7"/>
     <w:uiPriority w:val="9"/>
     <w:semiHidden/>
     <w:qFormat/>
-    <w:rsid w:val="003d4275"/>
+    <w:rsid w:val="003D4275"/>
     <w:rPr>
-      <w:rFonts w:eastAsia="" w:cs="" w:cstheme="majorBidi" w:eastAsiaTheme="majorEastAsia"/>
-      <w:color w:val="595959" w:themeColor="text1" w:themeTint="a6"/>
+      <w:rFonts w:eastAsiaTheme="majorEastAsia" w:cstheme="majorBidi"/>
+      <w:color w:val="595959" w:themeColor="text1" w:themeTint="A6"/>
     </w:rPr>
   </w:style>
-  <w:style w:type="character" w:styleId="Heading8Char" w:customStyle="1">
+  <w:style w:type="character" w:customStyle="1" w:styleId="Heading8Char">
     <w:name w:val="Heading 8 Char"/>
     <w:basedOn w:val="DefaultParagraphFont"/>
     <w:link w:val="Heading8"/>
     <w:uiPriority w:val="9"/>
     <w:semiHidden/>
     <w:qFormat/>
-    <w:rsid w:val="003d4275"/>
+    <w:rsid w:val="003D4275"/>
     <w:rPr>
-      <w:rFonts w:eastAsia="" w:cs="" w:cstheme="majorBidi" w:eastAsiaTheme="majorEastAsia"/>
+      <w:rFonts w:eastAsiaTheme="majorEastAsia" w:cstheme="majorBidi"/>
       <w:i/>
       <w:iCs/>
-      <w:color w:val="272727" w:themeColor="text1" w:themeTint="d8"/>
+      <w:color w:val="272727" w:themeColor="text1" w:themeTint="D8"/>
     </w:rPr>
   </w:style>
-  <w:style w:type="character" w:styleId="Heading9Char" w:customStyle="1">
+  <w:style w:type="character" w:customStyle="1" w:styleId="Heading9Char">
     <w:name w:val="Heading 9 Char"/>
     <w:basedOn w:val="DefaultParagraphFont"/>
     <w:link w:val="Heading9"/>
     <w:uiPriority w:val="9"/>
     <w:semiHidden/>
     <w:qFormat/>
-    <w:rsid w:val="003d4275"/>
+    <w:rsid w:val="003D4275"/>
     <w:rPr>
-      <w:rFonts w:eastAsia="" w:cs="" w:cstheme="majorBidi" w:eastAsiaTheme="majorEastAsia"/>
-      <w:color w:val="272727" w:themeColor="text1" w:themeTint="d8"/>
+      <w:rFonts w:eastAsiaTheme="majorEastAsia" w:cstheme="majorBidi"/>
+      <w:color w:val="272727" w:themeColor="text1" w:themeTint="D8"/>
     </w:rPr>
   </w:style>
-  <w:style w:type="character" w:styleId="TitleChar" w:customStyle="1">
+  <w:style w:type="character" w:customStyle="1" w:styleId="TitleChar">
     <w:name w:val="Title Char"/>
     <w:basedOn w:val="DefaultParagraphFont"/>
     <w:link w:val="Title"/>
     <w:uiPriority w:val="10"/>
     <w:qFormat/>
-    <w:rsid w:val="003d4275"/>
+    <w:rsid w:val="003D4275"/>
     <w:rPr>
-      <w:rFonts w:ascii="Aptos Display" w:hAnsi="Aptos Display" w:eastAsia="" w:cs="" w:asciiTheme="majorHAnsi" w:cstheme="majorBidi" w:eastAsiaTheme="majorEastAsia" w:hAnsiTheme="majorHAnsi"/>
+      <w:rFonts w:asciiTheme="majorHAnsi" w:eastAsiaTheme="majorEastAsia" w:hAnsiTheme="majorHAnsi" w:cstheme="majorBidi"/>
       <w:spacing w:val="-10"/>
       <w:kern w:val="2"/>
       <w:sz w:val="48"/>
       <w:szCs w:val="48"/>
     </w:rPr>
   </w:style>
-  <w:style w:type="character" w:styleId="SubtitleChar" w:customStyle="1">
+  <w:style w:type="character" w:customStyle="1" w:styleId="SubtitleChar">
     <w:name w:val="Subtitle Char"/>
     <w:basedOn w:val="DefaultParagraphFont"/>
     <w:link w:val="Subtitle"/>
     <w:uiPriority w:val="11"/>
     <w:qFormat/>
-    <w:rsid w:val="003d4275"/>
+    <w:rsid w:val="003D4275"/>
     <w:rPr>
-      <w:rFonts w:eastAsia="" w:cs="" w:cstheme="majorBidi" w:eastAsiaTheme="majorEastAsia"/>
-      <w:color w:val="595959" w:themeColor="text1" w:themeTint="a6"/>
+      <w:rFonts w:eastAsiaTheme="majorEastAsia" w:cstheme="majorBidi"/>
+      <w:color w:val="595959" w:themeColor="text1" w:themeTint="A6"/>
       <w:spacing w:val="15"/>
       <w:sz w:val="28"/>
       <w:szCs w:val="28"/>
     </w:rPr>
   </w:style>
-  <w:style w:type="character" w:styleId="QuoteChar" w:customStyle="1">
+  <w:style w:type="character" w:customStyle="1" w:styleId="QuoteChar">
     <w:name w:val="Quote Char"/>
     <w:basedOn w:val="DefaultParagraphFont"/>
     <w:link w:val="Quote"/>
     <w:uiPriority w:val="29"/>
     <w:qFormat/>
-    <w:rsid w:val="003d4275"/>
+    <w:rsid w:val="003D4275"/>
     <w:rPr>
       <w:i/>
       <w:iCs/>
-      <w:color w:val="404040" w:themeColor="text1" w:themeTint="bf"/>
+      <w:color w:val="404040" w:themeColor="text1" w:themeTint="BF"/>
     </w:rPr>
   </w:style>
   <w:style w:type="character" w:styleId="IntenseEmphasis">
@@ -5466,24 +4240,24 @@
     <w:basedOn w:val="DefaultParagraphFont"/>
     <w:uiPriority w:val="21"/>
     <w:qFormat/>
-    <w:rsid w:val="003d4275"/>
+    <w:rsid w:val="003D4275"/>
     <w:rPr>
       <w:i/>
       <w:iCs/>
-      <w:color w:val="0F4761" w:themeColor="accent1" w:themeShade="bf"/>
+      <w:color w:val="0F4761" w:themeColor="accent1" w:themeShade="BF"/>
     </w:rPr>
   </w:style>
-  <w:style w:type="character" w:styleId="IntenseQuoteChar" w:customStyle="1">
+  <w:style w:type="character" w:customStyle="1" w:styleId="IntenseQuoteChar">
     <w:name w:val="Intense Quote Char"/>
     <w:basedOn w:val="DefaultParagraphFont"/>
     <w:link w:val="IntenseQuote"/>
     <w:uiPriority w:val="30"/>
     <w:qFormat/>
-    <w:rsid w:val="003d4275"/>
+    <w:rsid w:val="003D4275"/>
     <w:rPr>
       <w:i/>
       <w:iCs/>
-      <w:color w:val="0F4761" w:themeColor="accent1" w:themeShade="bf"/>
+      <w:color w:val="0F4761" w:themeColor="accent1" w:themeShade="BF"/>
     </w:rPr>
   </w:style>
   <w:style w:type="character" w:styleId="IntenseReference">
@@ -5491,58 +4265,55 @@
     <w:basedOn w:val="DefaultParagraphFont"/>
     <w:uiPriority w:val="32"/>
     <w:qFormat/>
-    <w:rsid w:val="003d4275"/>
+    <w:rsid w:val="003D4275"/>
     <w:rPr>
       <w:b/>
       <w:bCs/>
       <w:smallCaps/>
-      <w:color w:val="0F4761" w:themeColor="accent1" w:themeShade="bf"/>
+      <w:color w:val="0F4761" w:themeColor="accent1" w:themeShade="BF"/>
       <w:spacing w:val="5"/>
     </w:rPr>
   </w:style>
-  <w:style w:type="character" w:styleId="HeaderChar" w:customStyle="1">
+  <w:style w:type="character" w:customStyle="1" w:styleId="HeaderChar">
     <w:name w:val="Header Char"/>
     <w:basedOn w:val="DefaultParagraphFont"/>
     <w:link w:val="Header"/>
     <w:uiPriority w:val="99"/>
     <w:qFormat/>
-    <w:rsid w:val="003d4275"/>
-    <w:rPr/>
+    <w:rsid w:val="003D4275"/>
   </w:style>
-  <w:style w:type="character" w:styleId="FooterChar" w:customStyle="1">
+  <w:style w:type="character" w:customStyle="1" w:styleId="FooterChar">
     <w:name w:val="Footer Char"/>
     <w:basedOn w:val="DefaultParagraphFont"/>
     <w:link w:val="Footer"/>
     <w:uiPriority w:val="99"/>
     <w:qFormat/>
-    <w:rsid w:val="003d4275"/>
-    <w:rPr/>
+    <w:rsid w:val="003D4275"/>
   </w:style>
-  <w:style w:type="character" w:styleId="NormalIndentedChar" w:customStyle="1">
+  <w:style w:type="character" w:customStyle="1" w:styleId="NormalIndentedChar">
     <w:name w:val="Normal Indented Char"/>
     <w:basedOn w:val="DefaultParagraphFont"/>
     <w:link w:val="NormalIndented"/>
     <w:qFormat/>
-    <w:rsid w:val="00c86642"/>
-    <w:rPr/>
+    <w:rsid w:val="00C86642"/>
   </w:style>
   <w:style w:type="character" w:styleId="Emphasis">
     <w:name w:val="Emphasis"/>
     <w:basedOn w:val="DefaultParagraphFont"/>
     <w:uiPriority w:val="20"/>
     <w:qFormat/>
-    <w:rsid w:val="00bc092a"/>
+    <w:rsid w:val="00BC092A"/>
     <w:rPr>
       <w:i/>
       <w:iCs/>
     </w:rPr>
   </w:style>
-  <w:style w:type="character" w:styleId="InternetLink">
+  <w:style w:type="character" w:styleId="Hyperlink">
     <w:name w:val="Hyperlink"/>
     <w:basedOn w:val="DefaultParagraphFont"/>
     <w:uiPriority w:val="99"/>
     <w:unhideWhenUsed/>
-    <w:rsid w:val="008a0a16"/>
+    <w:rsid w:val="008A0A16"/>
     <w:rPr>
       <w:color w:val="467886" w:themeColor="hyperlink"/>
       <w:u w:val="single"/>
@@ -5555,45 +4326,43 @@
     <w:semiHidden/>
     <w:unhideWhenUsed/>
     <w:qFormat/>
-    <w:rsid w:val="008a0a16"/>
+    <w:rsid w:val="008A0A16"/>
     <w:rPr>
       <w:color w:val="605E5C"/>
-      <w:shd w:fill="E1DFDD" w:val="clear"/>
+      <w:shd w:val="clear" w:color="auto" w:fill="E1DFDD"/>
     </w:rPr>
   </w:style>
-  <w:style w:type="paragraph" w:styleId="Heading">
+  <w:style w:type="paragraph" w:customStyle="1" w:styleId="Heading">
     <w:name w:val="Heading"/>
     <w:basedOn w:val="Normal"/>
-    <w:next w:val="TextBody"/>
+    <w:next w:val="BodyText"/>
     <w:qFormat/>
     <w:pPr>
-      <w:keepNext w:val="true"/>
+      <w:keepNext/>
       <w:spacing w:before="240" w:after="120"/>
     </w:pPr>
     <w:rPr>
-      <w:rFonts w:ascii="Liberation Sans" w:hAnsi="Liberation Sans" w:eastAsia="Noto Sans CJK SC" w:cs="Lohit Devanagari"/>
+      <w:rFonts w:ascii="Liberation Sans" w:eastAsia="Noto Sans CJK SC" w:hAnsi="Liberation Sans" w:cs="Lohit Devanagari"/>
       <w:sz w:val="28"/>
       <w:szCs w:val="28"/>
     </w:rPr>
   </w:style>
-  <w:style w:type="paragraph" w:styleId="TextBody">
+  <w:style w:type="paragraph" w:styleId="BodyText">
     <w:name w:val="Body Text"/>
     <w:basedOn w:val="Normal"/>
     <w:pPr>
-      <w:spacing w:lineRule="auto" w:line="276" w:before="0" w:after="140"/>
+      <w:spacing w:after="140" w:line="276" w:lineRule="auto"/>
     </w:pPr>
-    <w:rPr/>
   </w:style>
   <w:style w:type="paragraph" w:styleId="List">
     <w:name w:val="List"/>
-    <w:basedOn w:val="TextBody"/>
-    <w:pPr/>
+    <w:basedOn w:val="BodyText"/>
     <w:rPr>
       <w:rFonts w:cs="Lohit Devanagari"/>
     </w:rPr>
   </w:style>
   <w:style w:type="paragraph" w:styleId="Caption">
-    <w:name w:val="Caption"/>
+    <w:name w:val="caption"/>
     <w:basedOn w:val="Normal"/>
     <w:qFormat/>
     <w:pPr>
@@ -5608,7 +4377,7 @@
       <w:szCs w:val="24"/>
     </w:rPr>
   </w:style>
-  <w:style w:type="paragraph" w:styleId="Index">
+  <w:style w:type="paragraph" w:customStyle="1" w:styleId="Index">
     <w:name w:val="Index"/>
     <w:basedOn w:val="Normal"/>
     <w:qFormat/>
@@ -5626,15 +4395,14 @@
     <w:link w:val="TitleChar"/>
     <w:uiPriority w:val="10"/>
     <w:qFormat/>
-    <w:rsid w:val="003d4275"/>
+    <w:rsid w:val="003D4275"/>
     <w:pPr>
-      <w:spacing w:lineRule="auto" w:line="240" w:before="0" w:after="80"/>
+      <w:spacing w:after="80" w:line="240" w:lineRule="auto"/>
       <w:contextualSpacing/>
     </w:pPr>
     <w:rPr>
-      <w:rFonts w:ascii="Aptos Display" w:hAnsi="Aptos Display" w:eastAsia="" w:cs="" w:asciiTheme="majorHAnsi" w:cstheme="majorBidi" w:eastAsiaTheme="majorEastAsia" w:hAnsiTheme="majorHAnsi"/>
+      <w:rFonts w:asciiTheme="majorHAnsi" w:eastAsiaTheme="majorEastAsia" w:hAnsiTheme="majorHAnsi" w:cstheme="majorBidi"/>
       <w:spacing w:val="-10"/>
-      <w:kern w:val="2"/>
       <w:sz w:val="48"/>
       <w:szCs w:val="48"/>
     </w:rPr>
@@ -5646,11 +4414,10 @@
     <w:link w:val="SubtitleChar"/>
     <w:uiPriority w:val="11"/>
     <w:qFormat/>
-    <w:rsid w:val="003d4275"/>
-    <w:pPr/>
+    <w:rsid w:val="003D4275"/>
     <w:rPr>
-      <w:rFonts w:eastAsia="" w:cs="" w:cstheme="majorBidi" w:eastAsiaTheme="majorEastAsia"/>
-      <w:color w:val="595959" w:themeColor="text1" w:themeTint="a6"/>
+      <w:rFonts w:eastAsiaTheme="majorEastAsia" w:cstheme="majorBidi"/>
+      <w:color w:val="595959" w:themeColor="text1" w:themeTint="A6"/>
       <w:spacing w:val="15"/>
       <w:sz w:val="28"/>
       <w:szCs w:val="28"/>
@@ -5663,15 +4430,15 @@
     <w:link w:val="QuoteChar"/>
     <w:uiPriority w:val="29"/>
     <w:qFormat/>
-    <w:rsid w:val="003d4275"/>
+    <w:rsid w:val="003D4275"/>
     <w:pPr>
-      <w:spacing w:before="160" w:after="160"/>
+      <w:spacing w:before="160"/>
       <w:jc w:val="center"/>
     </w:pPr>
     <w:rPr>
       <w:i/>
       <w:iCs/>
-      <w:color w:val="404040" w:themeColor="text1" w:themeTint="bf"/>
+      <w:color w:val="404040" w:themeColor="text1" w:themeTint="BF"/>
     </w:rPr>
   </w:style>
   <w:style w:type="paragraph" w:styleId="ListParagraph">
@@ -5679,13 +4446,11 @@
     <w:basedOn w:val="Normal"/>
     <w:uiPriority w:val="34"/>
     <w:qFormat/>
-    <w:rsid w:val="003d4275"/>
+    <w:rsid w:val="003D4275"/>
     <w:pPr>
-      <w:spacing w:before="0" w:after="160"/>
-      <w:ind w:left="720" w:hanging="0"/>
+      <w:ind w:left="720"/>
       <w:contextualSpacing/>
     </w:pPr>
-    <w:rPr/>
   </w:style>
   <w:style w:type="paragraph" w:styleId="IntenseQuote">
     <w:name w:val="Intense Quote"/>
@@ -5694,138 +4459,90 @@
     <w:link w:val="IntenseQuoteChar"/>
     <w:uiPriority w:val="30"/>
     <w:qFormat/>
-    <w:rsid w:val="003d4275"/>
+    <w:rsid w:val="003D4275"/>
     <w:pPr>
       <w:pBdr>
         <w:top w:val="single" w:sz="4" w:space="10" w:color="0F4761"/>
         <w:bottom w:val="single" w:sz="4" w:space="10" w:color="0F4761"/>
       </w:pBdr>
       <w:spacing w:before="360" w:after="360"/>
-      <w:ind w:left="864" w:right="864" w:hanging="0"/>
+      <w:ind w:left="864" w:right="864"/>
       <w:jc w:val="center"/>
     </w:pPr>
     <w:rPr>
       <w:i/>
       <w:iCs/>
-      <w:color w:val="0F4761" w:themeColor="accent1" w:themeShade="bf"/>
+      <w:color w:val="0F4761" w:themeColor="accent1" w:themeShade="BF"/>
     </w:rPr>
   </w:style>
-  <w:style w:type="paragraph" w:styleId="HeaderandFooter">
+  <w:style w:type="paragraph" w:customStyle="1" w:styleId="HeaderandFooter">
     <w:name w:val="Header and Footer"/>
     <w:basedOn w:val="Normal"/>
     <w:qFormat/>
-    <w:pPr/>
-    <w:rPr/>
   </w:style>
   <w:style w:type="paragraph" w:styleId="Header">
-    <w:name w:val="Header"/>
+    <w:name w:val="header"/>
     <w:basedOn w:val="Normal"/>
     <w:link w:val="HeaderChar"/>
     <w:uiPriority w:val="99"/>
     <w:unhideWhenUsed/>
-    <w:rsid w:val="003d4275"/>
+    <w:rsid w:val="003D4275"/>
     <w:pPr>
       <w:tabs>
-        <w:tab w:val="clear" w:pos="720"/>
-        <w:tab w:val="center" w:pos="4680" w:leader="none"/>
-        <w:tab w:val="right" w:pos="9360" w:leader="none"/>
+        <w:tab w:val="center" w:pos="4680"/>
+        <w:tab w:val="right" w:pos="9360"/>
       </w:tabs>
-      <w:spacing w:lineRule="auto" w:line="240" w:before="0" w:after="0"/>
+      <w:spacing w:after="0" w:line="240" w:lineRule="auto"/>
     </w:pPr>
-    <w:rPr/>
   </w:style>
   <w:style w:type="paragraph" w:styleId="Footer">
-    <w:name w:val="Footer"/>
+    <w:name w:val="footer"/>
     <w:basedOn w:val="Normal"/>
     <w:link w:val="FooterChar"/>
     <w:uiPriority w:val="99"/>
     <w:unhideWhenUsed/>
-    <w:rsid w:val="003d4275"/>
+    <w:rsid w:val="003D4275"/>
     <w:pPr>
       <w:tabs>
-        <w:tab w:val="clear" w:pos="720"/>
-        <w:tab w:val="center" w:pos="4680" w:leader="none"/>
-        <w:tab w:val="right" w:pos="9360" w:leader="none"/>
+        <w:tab w:val="center" w:pos="4680"/>
+        <w:tab w:val="right" w:pos="9360"/>
       </w:tabs>
-      <w:spacing w:lineRule="auto" w:line="240" w:before="0" w:after="0"/>
+      <w:spacing w:after="0" w:line="240" w:lineRule="auto"/>
     </w:pPr>
-    <w:rPr/>
   </w:style>
-  <w:style w:type="paragraph" w:styleId="NormalIndented" w:customStyle="1">
+  <w:style w:type="paragraph" w:customStyle="1" w:styleId="NormalIndented">
     <w:name w:val="Normal Indented"/>
     <w:basedOn w:val="Normal"/>
     <w:link w:val="NormalIndentedChar"/>
     <w:qFormat/>
-    <w:rsid w:val="00c86642"/>
+    <w:rsid w:val="00C86642"/>
     <w:pPr>
-      <w:ind w:left="720" w:hanging="0"/>
+      <w:ind w:left="720"/>
     </w:pPr>
-    <w:rPr/>
   </w:style>
   <w:style w:type="paragraph" w:styleId="NoSpacing">
     <w:name w:val="No Spacing"/>
     <w:uiPriority w:val="1"/>
     <w:qFormat/>
-    <w:rsid w:val="00d56b61"/>
-    <w:pPr>
-      <w:widowControl/>
-      <w:bidi w:val="0"/>
-      <w:spacing w:lineRule="auto" w:line="240" w:before="0" w:after="0"/>
-      <w:jc w:val="left"/>
-    </w:pPr>
-    <w:rPr>
-      <w:rFonts w:ascii="Aptos" w:hAnsi="Aptos" w:eastAsia="Aptos" w:cs="" w:asciiTheme="minorHAnsi" w:cstheme="minorBidi" w:eastAsiaTheme="minorHAnsi" w:hAnsiTheme="minorHAnsi"/>
-      <w:color w:val="auto"/>
-      <w:kern w:val="2"/>
-      <w:sz w:val="22"/>
-      <w:szCs w:val="22"/>
-      <w:lang w:val="en-CA" w:eastAsia="en-US" w:bidi="ar-SA"/>
-      <w14:ligatures w14:val="standardContextual"/>
-    </w:rPr>
+    <w:rsid w:val="00D56B61"/>
   </w:style>
-  <w:style w:type="paragraph" w:styleId="FrameContents">
+  <w:style w:type="paragraph" w:customStyle="1" w:styleId="FrameContents">
     <w:name w:val="Frame Contents"/>
     <w:basedOn w:val="Normal"/>
     <w:qFormat/>
-    <w:pPr/>
-    <w:rPr/>
-  </w:style>
-  <w:style w:type="numbering" w:styleId="NoList" w:default="1">
-    <w:name w:val="No List"/>
-    <w:uiPriority w:val="99"/>
-    <w:semiHidden/>
-    <w:unhideWhenUsed/>
-    <w:qFormat/>
-  </w:style>
-  <w:style w:type="table" w:default="1" w:styleId="TableNormal">
-    <w:name w:val="Normal Table"/>
-    <w:uiPriority w:val="99"/>
-    <w:semiHidden/>
-    <w:unhideWhenUsed/>
-    <w:tblPr>
-      <w:tblCellMar>
-        <w:top w:w="0" w:type="dxa"/>
-        <w:left w:w="108" w:type="dxa"/>
-        <w:bottom w:w="0" w:type="dxa"/>
-        <w:right w:w="108" w:type="dxa"/>
-      </w:tblCellMar>
-    </w:tblPr>
   </w:style>
   <w:style w:type="table" w:styleId="TableGrid">
     <w:name w:val="Table Grid"/>
     <w:basedOn w:val="TableNormal"/>
-    <w:rsid w:val="0056543b"/>
-    <w:pPr>
-      <w:spacing w:after="0" w:line="240" w:lineRule="auto"/>
-    </w:pPr>
+    <w:rsid w:val="0056543B"/>
     <w:tblPr>
       <w:tblBorders>
-        <w:top w:val="single" w:color="auto" w:sz="4" w:space="0"/>
-        <w:left w:val="single" w:color="auto" w:sz="4" w:space="0"/>
-        <w:bottom w:val="single" w:color="auto" w:sz="4" w:space="0"/>
-        <w:right w:val="single" w:color="auto" w:sz="4" w:space="0"/>
-        <w:insideH w:val="single" w:color="auto" w:sz="4" w:space="0"/>
-        <w:insideV w:val="single" w:color="auto" w:sz="4" w:space="0"/>
+        <w:top w:val="single" w:sz="4" w:space="0" w:color="auto"/>
+        <w:left w:val="single" w:sz="4" w:space="0" w:color="auto"/>
+        <w:bottom w:val="single" w:sz="4" w:space="0" w:color="auto"/>
+        <w:right w:val="single" w:sz="4" w:space="0" w:color="auto"/>
+        <w:insideH w:val="single" w:sz="4" w:space="0" w:color="auto"/>
+        <w:insideV w:val="single" w:sz="4" w:space="0" w:color="auto"/>
       </w:tblBorders>
     </w:tblPr>
   </w:style>
@@ -6128,23 +4845,6 @@
 </file>
 
 <file path=customXml/item1.xml><?xml version="1.0" encoding="utf-8"?>
-<?mso-contentType ?>
-<FormTemplates xmlns="http://schemas.microsoft.com/sharepoint/v3/contenttype/forms">
-  <Display>DocumentLibraryForm</Display>
-  <Edit>DocumentLibraryForm</Edit>
-  <New>DocumentLibraryForm</New>
-</FormTemplates>
-</file>
-
-<file path=customXml/item2.xml><?xml version="1.0" encoding="utf-8"?>
-<p:properties xmlns:p="http://schemas.microsoft.com/office/2006/metadata/properties" xmlns:xsi="http://www.w3.org/2001/XMLSchema-instance" xmlns:pc="http://schemas.microsoft.com/office/infopath/2007/PartnerControls">
-  <documentManagement>
-    <_activity xmlns="28d626ec-c606-4f2e-a384-cfae2f281ff3" xsi:nil="true"/>
-  </documentManagement>
-</p:properties>
-</file>
-
-<file path=customXml/item3.xml><?xml version="1.0" encoding="utf-8"?>
 <ct:contentTypeSchema xmlns:ct="http://schemas.microsoft.com/office/2006/metadata/contentType" xmlns:ma="http://schemas.microsoft.com/office/2006/metadata/properties/metaAttributes" ct:_="" ma:_="" ma:contentTypeName="Document" ma:contentTypeID="0x0101005BF90F0E8698834BBBF2E95D5E742A0D" ma:contentTypeVersion="13" ma:contentTypeDescription="Create a new document." ma:contentTypeScope="" ma:versionID="346758a58a29402b22f0e3a066d1ebdc">
   <xsd:schema xmlns:xsd="http://www.w3.org/2001/XMLSchema" xmlns:xs="http://www.w3.org/2001/XMLSchema" xmlns:p="http://schemas.microsoft.com/office/2006/metadata/properties" xmlns:ns3="28d626ec-c606-4f2e-a384-cfae2f281ff3" xmlns:ns4="e05786cd-93e9-4284-bdd9-87d723d35c28" targetNamespace="http://schemas.microsoft.com/office/2006/metadata/properties" ma:root="true" ma:fieldsID="d48234221106938ee2734881bcfc3d7b" ns3:_="" ns4:_="">
     <xsd:import namespace="28d626ec-c606-4f2e-a384-cfae2f281ff3"/>
@@ -6365,25 +5065,24 @@
 </ct:contentTypeSchema>
 </file>
 
-<file path=customXml/itemProps1.xml><?xml version="1.0" encoding="utf-8"?>
-<ds:datastoreItem xmlns:ds="http://schemas.openxmlformats.org/officeDocument/2006/customXml" ds:itemID="{1FDB6A48-8C6A-41F7-AC8F-9F70FB3D8230}">
-  <ds:schemaRefs>
-    <ds:schemaRef ds:uri="http://schemas.microsoft.com/sharepoint/v3/contenttype/forms"/>
-  </ds:schemaRefs>
-</ds:datastoreItem>
+<file path=customXml/item2.xml><?xml version="1.0" encoding="utf-8"?>
+<p:properties xmlns:p="http://schemas.microsoft.com/office/2006/metadata/properties" xmlns:xsi="http://www.w3.org/2001/XMLSchema-instance" xmlns:pc="http://schemas.microsoft.com/office/infopath/2007/PartnerControls">
+  <documentManagement>
+    <_activity xmlns="28d626ec-c606-4f2e-a384-cfae2f281ff3" xsi:nil="true"/>
+  </documentManagement>
+</p:properties>
 </file>
 
-<file path=customXml/itemProps2.xml><?xml version="1.0" encoding="utf-8"?>
-<ds:datastoreItem xmlns:ds="http://schemas.openxmlformats.org/officeDocument/2006/customXml" ds:itemID="{0C8F2556-A5DA-4472-9B92-AEACE13CCBE7}">
-  <ds:schemaRefs>
-    <ds:schemaRef ds:uri="http://schemas.microsoft.com/office/2006/metadata/properties"/>
-    <ds:schemaRef ds:uri="http://schemas.microsoft.com/office/infopath/2007/PartnerControls"/>
-    <ds:schemaRef ds:uri="28d626ec-c606-4f2e-a384-cfae2f281ff3"/>
-  </ds:schemaRefs>
-</ds:datastoreItem>
+<file path=customXml/item3.xml><?xml version="1.0" encoding="utf-8"?>
+<?mso-contentType ?>
+<FormTemplates xmlns="http://schemas.microsoft.com/sharepoint/v3/contenttype/forms">
+  <Display>DocumentLibraryForm</Display>
+  <Edit>DocumentLibraryForm</Edit>
+  <New>DocumentLibraryForm</New>
+</FormTemplates>
 </file>
 
-<file path=customXml/itemProps3.xml><?xml version="1.0" encoding="utf-8"?>
+<file path=customXml/itemProps1.xml><?xml version="1.0" encoding="utf-8"?>
 <ds:datastoreItem xmlns:ds="http://schemas.openxmlformats.org/officeDocument/2006/customXml" ds:itemID="{9093DB4A-C989-4C51-BC11-CDD1E4A279C8}">
   <ds:schemaRefs>
     <ds:schemaRef ds:uri="http://schemas.microsoft.com/office/2006/metadata/contentType"/>
@@ -6400,4 +5099,22 @@
     <ds:schemaRef ds:uri="http://schemas.microsoft.com/internal/obd"/>
   </ds:schemaRefs>
 </ds:datastoreItem>
+</file>
+
+<file path=customXml/itemProps2.xml><?xml version="1.0" encoding="utf-8"?>
+<ds:datastoreItem xmlns:ds="http://schemas.openxmlformats.org/officeDocument/2006/customXml" ds:itemID="{0C8F2556-A5DA-4472-9B92-AEACE13CCBE7}">
+  <ds:schemaRefs>
+    <ds:schemaRef ds:uri="http://schemas.microsoft.com/office/2006/metadata/properties"/>
+    <ds:schemaRef ds:uri="http://schemas.microsoft.com/office/infopath/2007/PartnerControls"/>
+    <ds:schemaRef ds:uri="28d626ec-c606-4f2e-a384-cfae2f281ff3"/>
+  </ds:schemaRefs>
+</ds:datastoreItem>
+</file>
+
+<file path=customXml/itemProps3.xml><?xml version="1.0" encoding="utf-8"?>
+<ds:datastoreItem xmlns:ds="http://schemas.openxmlformats.org/officeDocument/2006/customXml" ds:itemID="{1FDB6A48-8C6A-41F7-AC8F-9F70FB3D8230}">
+  <ds:schemaRefs>
+    <ds:schemaRef ds:uri="http://schemas.microsoft.com/sharepoint/v3/contenttype/forms"/>
+  </ds:schemaRefs>
+</ds:datastoreItem>
 </file>